--- a/template-docx-report.docx
+++ b/template-docx-report.docx
@@ -80,7 +80,7 @@
                     </pic:cNvPicPr>
                   </pic:nvPicPr>
                   <pic:blipFill>
-                    <a:blip>
+                    <a:blip r:embed="rId1597277549">
                       <a:extLst>
                         <a:ext uri="{28A0092B-C50C-407E-A947-70E740481C1C}">
                           <a14:useLocalDpi xmlns:a14="http://schemas.microsoft.com/office/drawing/2010/main" val="0"/>
@@ -148,7 +148,7 @@
         <w:t xml:space="preserve">AAGI Program Report</w:t>
       </w:r>
     </w:p>
-    <w:bookmarkStart w:id="1597277550" w:name="my-report-title"/>
+    <w:bookmarkStart w:id="1597277551" w:name="my-report-title"/>
     <w:p>
       <w:pPr>
         <w:pStyle w:val="Heading1"/>
@@ -157,7 +157,7 @@
         <w:t xml:space="preserve">My Report Title</w:t>
       </w:r>
     </w:p>
-    <w:bookmarkStart w:id="1597277549" w:name="technical-report"/>
+    <w:bookmarkStart w:id="1597277550" w:name="technical-report"/>
     <w:p>
       <w:pPr>
         <w:pStyle w:val="Heading2"/>
@@ -270,8 +270,8 @@
         <w:t xml:space="preserve">April 2026</w:t>
       </w:r>
     </w:p>
-    <w:bookmarkEnd w:id="1597277549"/>
     <w:bookmarkEnd w:id="1597277550"/>
+    <w:bookmarkEnd w:id="1597277551"/>
     <w:p>
       <w:pPr>
         <w:pStyle w:val="BodyText"/>
@@ -282,7 +282,7 @@
         <w:br w:type="page"/>
       </w:r>
     </w:p>
-    <w:bookmarkStart w:id="1597277551" w:name="executive-summary"/>
+    <w:bookmarkStart w:id="1597277552" w:name="executive-summary"/>
     <w:p>
       <w:pPr>
         <w:pStyle w:val="Heading1"/>
@@ -299,8 +299,8 @@
         <w:t xml:space="preserve">Concise summary of the work provided by AAGI and the primary findings.</w:t>
       </w:r>
     </w:p>
-    <w:bookmarkEnd w:id="1597277551"/>
-    <w:bookmarkStart w:id="1597277552" w:name="introduction"/>
+    <w:bookmarkEnd w:id="1597277552"/>
+    <w:bookmarkStart w:id="1597277553" w:name="introduction"/>
     <w:p>
       <w:pPr>
         <w:pStyle w:val="Heading1"/>
@@ -333,8 +333,8 @@
         <w:t xml:space="preserve">Background, context and rationale.</w:t>
       </w:r>
     </w:p>
-    <w:bookmarkEnd w:id="1597277552"/>
-    <w:bookmarkStart w:id="1597277553" w:name="experimental-trial-design"/>
+    <w:bookmarkEnd w:id="1597277553"/>
+    <w:bookmarkStart w:id="1597277554" w:name="experimental-trial-design"/>
     <w:p>
       <w:pPr>
         <w:pStyle w:val="Heading1"/>
@@ -379,8 +379,8 @@
         <w:t xml:space="preserve">Special considerations (small plots, glasshouse, genetics, breeding, OFE, bioinformatics).</w:t>
       </w:r>
     </w:p>
-    <w:bookmarkEnd w:id="1597277553"/>
-    <w:bookmarkStart w:id="1597277554" w:name="exploratory-data-analysis-visualisation"/>
+    <w:bookmarkEnd w:id="1597277554"/>
+    <w:bookmarkStart w:id="1597277555" w:name="exploratory-data-analysis-visualisation"/>
     <w:p>
       <w:pPr>
         <w:pStyle w:val="Heading1"/>
@@ -413,8 +413,8 @@
         <w:t xml:space="preserve">Rationale for visualization choices.</w:t>
       </w:r>
     </w:p>
-    <w:bookmarkEnd w:id="1597277554"/>
-    <w:bookmarkStart w:id="1597277555" w:name="methods"/>
+    <w:bookmarkEnd w:id="1597277555"/>
+    <w:bookmarkStart w:id="1597277556" w:name="methods"/>
     <w:p>
       <w:pPr>
         <w:pStyle w:val="Heading1"/>
@@ -447,8 +447,8 @@
         <w:t xml:space="preserve">Input/output descriptions and pre-processing steps.</w:t>
       </w:r>
     </w:p>
-    <w:bookmarkEnd w:id="1597277555"/>
-    <w:bookmarkStart w:id="1597277556" w:name="analysis"/>
+    <w:bookmarkEnd w:id="1597277556"/>
+    <w:bookmarkStart w:id="1597277557" w:name="analysis"/>
     <w:p>
       <w:pPr>
         <w:pStyle w:val="Heading1"/>
@@ -481,8 +481,8 @@
         <w:t xml:space="preserve">Model specifications and diagnostics.</w:t>
       </w:r>
     </w:p>
-    <w:bookmarkEnd w:id="1597277556"/>
-    <w:bookmarkStart w:id="1597277557" w:name="results-and-discussion"/>
+    <w:bookmarkEnd w:id="1597277557"/>
+    <w:bookmarkStart w:id="1597277558" w:name="results-and-discussion"/>
     <w:p>
       <w:pPr>
         <w:pStyle w:val="Heading1"/>
@@ -503,8 +503,8 @@
         <w:t xml:space="preserve">Main findings and implications.</w:t>
       </w:r>
     </w:p>
-    <w:bookmarkEnd w:id="1597277557"/>
-    <w:bookmarkStart w:id="1597277562" w:name="figure-example"/>
+    <w:bookmarkEnd w:id="1597277558"/>
+    <w:bookmarkStart w:id="1597277563" w:name="figure-example"/>
     <w:p>
       <w:pPr>
         <w:pStyle w:val="Heading1"/>
@@ -526,7 +526,7 @@
       <w:tr>
         <w:tc>
           <w:tcPr/>
-          <w:bookmarkStart w:id="1597277561" w:name="fig-example"/>
+          <w:bookmarkStart w:id="1597277562" w:name="fig-example"/>
           <w:p>
             <w:pPr>
               <w:pStyle w:val="Compact"/>
@@ -537,18 +537,18 @@
                 <wp:inline>
                   <wp:extent cx="5727700" cy="4091214"/>
                   <wp:effectExtent b="0" l="0" r="0" t="0"/>
-                  <wp:docPr descr="" title="" id="1597277559" name="Picture"/>
+                  <wp:docPr descr="" title="" id="1597277560" name="Picture"/>
                   <a:graphic>
                     <a:graphicData uri="http://schemas.openxmlformats.org/drawingml/2006/picture">
                       <pic:pic>
                         <pic:nvPicPr>
-                          <pic:cNvPr descr="figures/fig-example-1.png" id="1597277560" name="Picture"/>
+                          <pic:cNvPr descr="figures/fig-example-1.png" id="1597277561" name="Picture"/>
                           <pic:cNvPicPr>
                             <a:picLocks noChangeArrowheads="1" noChangeAspect="1"/>
                           </pic:cNvPicPr>
                         </pic:nvPicPr>
                         <pic:blipFill>
-                          <a:blip r:embed="rId1597277558"/>
+                          <a:blip r:embed="rId1597277559"/>
                           <a:stretch>
                             <a:fillRect/>
                           </a:stretch>
@@ -588,12 +588,12 @@
               <w:t xml:space="preserve">Figure 1: An example figure using {ggplot2}.</w:t>
             </w:r>
           </w:p>
-          <w:bookmarkEnd w:id="1597277561"/>
+          <w:bookmarkEnd w:id="1597277562"/>
         </w:tc>
       </w:tr>
     </w:tbl>
-    <w:bookmarkEnd w:id="1597277562"/>
-    <w:bookmarkStart w:id="1597277564" w:name="table-example"/>
+    <w:bookmarkEnd w:id="1597277563"/>
+    <w:bookmarkStart w:id="1597277565" w:name="table-example"/>
     <w:p>
       <w:pPr>
         <w:pStyle w:val="Heading1"/>
@@ -615,7 +615,7 @@
       <w:tr>
         <w:tc>
           <w:tcPr/>
-          <w:bookmarkStart w:id="1597277563" w:name="tbl-example"/>
+          <w:bookmarkStart w:id="1597277564" w:name="tbl-example"/>
           <w:p>
             <w:pPr>
               <w:jc w:val="center"/>
@@ -2948,12 +2948,12 @@
               </w:tc>
             </w:tr>
           </w:tbl>
-          <w:bookmarkEnd w:id="1597277563"/>
+          <w:bookmarkEnd w:id="1597277564"/>
         </w:tc>
       </w:tr>
     </w:tbl>
-    <w:bookmarkEnd w:id="1597277564"/>
-    <w:bookmarkStart w:id="1597277565" w:name="metadata-datasets-optional"/>
+    <w:bookmarkEnd w:id="1597277565"/>
+    <w:bookmarkStart w:id="1597277566" w:name="metadata-datasets-optional"/>
     <w:p>
       <w:pPr>
         <w:pStyle w:val="Heading1"/>
@@ -2998,8 +2998,8 @@
         <w:t xml:space="preserve">Output locations (FAIR Data) and DOIs.</w:t>
       </w:r>
     </w:p>
-    <w:bookmarkEnd w:id="1597277565"/>
-    <w:bookmarkStart w:id="1597277566" w:name="map-optional"/>
+    <w:bookmarkEnd w:id="1597277566"/>
+    <w:bookmarkStart w:id="1597277567" w:name="map-optional"/>
     <w:p>
       <w:pPr>
         <w:pStyle w:val="Heading1"/>
@@ -3016,8 +3016,8 @@
         <w:t xml:space="preserve">Include maps or geospatial outputs if relevant.</w:t>
       </w:r>
     </w:p>
-    <w:bookmarkEnd w:id="1597277566"/>
-    <w:bookmarkStart w:id="1597277568" w:name="references"/>
+    <w:bookmarkEnd w:id="1597277567"/>
+    <w:bookmarkStart w:id="1597277569" w:name="references"/>
     <w:p>
       <w:pPr>
         <w:pStyle w:val="Heading1"/>
@@ -3026,10 +3026,10 @@
         <w:t xml:space="preserve">References</w:t>
       </w:r>
     </w:p>
-    <w:bookmarkStart w:id="1597277567" w:name="refs"/>
-    <w:bookmarkEnd w:id="1597277567"/>
+    <w:bookmarkStart w:id="1597277568" w:name="refs"/>
     <w:bookmarkEnd w:id="1597277568"/>
-    <w:bookmarkStart w:id="1597277569" w:name="appendix-optional"/>
+    <w:bookmarkEnd w:id="1597277569"/>
+    <w:bookmarkStart w:id="1597277570" w:name="appendix-optional"/>
     <w:p>
       <w:pPr>
         <w:pStyle w:val="Heading1"/>
@@ -3046,7 +3046,7 @@
         <w:t xml:space="preserve">Supplementary information, extended tables, code snippets.</w:t>
       </w:r>
     </w:p>
-    <w:bookmarkEnd w:id="1597277569"/>
+    <w:bookmarkEnd w:id="1597277570"/>
     <w:sectPr>
       <w:footerReference r:id="rId5" w:type="even"/>
       <w:footerReference r:id="rId6" w:type="default"/>

--- a/template-docx-report.docx
+++ b/template-docx-report.docx
@@ -31,7 +31,7 @@
         <w:pStyle w:val="Date"/>
       </w:pPr>
       <w:r>
-        <w:t xml:space="preserve">April 9, 2026</w:t>
+        <w:t xml:space="preserve">April 10, 2026</w:t>
       </w:r>
     </w:p>
     <w:sdt>

--- a/template-docx-report.docx
+++ b/template-docx-report.docx
@@ -2,30 +2,6 @@
 <file path=word/document.xml><?xml version="1.0" encoding="utf-8"?>
 <w:document xmlns:w="http://schemas.openxmlformats.org/wordprocessingml/2006/main" xmlns:m="http://schemas.openxmlformats.org/officeDocument/2006/math" xmlns:r="http://schemas.openxmlformats.org/officeDocument/2006/relationships" xmlns:o="urn:schemas-microsoft-com:office:office" xmlns:v="urn:schemas-microsoft-com:vml" xmlns:w10="urn:schemas-microsoft-com:office:word" xmlns:a="http://schemas.openxmlformats.org/drawingml/2006/main" xmlns:pic="http://schemas.openxmlformats.org/drawingml/2006/picture" xmlns:wp="http://schemas.openxmlformats.org/drawingml/2006/wordprocessingDrawing">
   <w:body>
-    <w:p>
-      <w:pPr>
-        <w:pStyle w:val="Subtitle"/>
-      </w:pPr>
-      <w:r>
-        <w:t xml:space="preserve">My Report Title Report for ABC2026-001ABC</w:t>
-      </w:r>
-    </w:p>
-    <w:p>
-      <w:pPr>
-        <w:pStyle w:val="Author"/>
-      </w:pPr>
-      <w:r>
-        <w:t xml:space="preserve">Prepared for: collab_partner_org (partner@example.com)</w:t>
-      </w:r>
-    </w:p>
-    <w:p>
-      <w:pPr>
-        <w:pStyle w:val="Author"/>
-      </w:pPr>
-      <w:r>
-        <w:t xml:space="preserve">Prepared by: your_name</w:t>
-      </w:r>
-    </w:p>
     <w:p>
       <w:pPr>
         <w:pStyle w:val="Date"/>
@@ -276,13 +252,64 @@
       <w:pPr>
         <w:pStyle w:val="BodyText"/>
       </w:pPr>
+      <w:r>
+        <w:drawing>
+          <wp:inline>
+            <wp:extent cx="5727700" cy="679557"/>
+            <wp:effectExtent b="0" l="0" r="0" t="0"/>
+            <wp:docPr descr="" title="" id="1597277553" name="Picture"/>
+            <a:graphic>
+              <a:graphicData uri="http://schemas.openxmlformats.org/drawingml/2006/picture">
+                <pic:pic>
+                  <pic:nvPicPr>
+                    <pic:cNvPr descr="_extensions/AAGI-AUS/aagi/assets/AAGI_SP_Logo_Block-Portrait.svg" id="1597277554" name="Picture"/>
+                    <pic:cNvPicPr>
+                      <a:picLocks noChangeArrowheads="1" noChangeAspect="1"/>
+                    </pic:cNvPicPr>
+                  </pic:nvPicPr>
+                  <pic:blipFill>
+                    <a:blip r:embed="rId1597277555">
+                      <a:extLst>
+                        <a:ext uri="{28A0092B-C50C-407E-A947-70E740481C1C}">
+                          <a14:useLocalDpi xmlns:a14="http://schemas.microsoft.com/office/drawing/2010/main" val="0"/>
+                        </a:ext>
+                        <a:ext uri="{96DAC541-7B7A-43D3-8B79-37D633B846F1}">
+                          <asvg:svgBlip xmlns:asvg="http://schemas.microsoft.com/office/drawing/2016/SVG/main" r:embed="rId1597277552"/>
+                        </a:ext>
+                      </a:extLst>
+                    </a:blip>
+                    <a:stretch>
+                      <a:fillRect/>
+                    </a:stretch>
+                  </pic:blipFill>
+                  <pic:spPr bwMode="auto">
+                    <a:xfrm>
+                      <a:off x="0" y="0"/>
+                      <a:ext cx="5727700" cy="679557"/>
+                    </a:xfrm>
+                    <a:prstGeom prst="rect">
+                      <a:avLst/>
+                    </a:prstGeom>
+                    <a:noFill/>
+                    <a:ln w="9525">
+                      <a:noFill/>
+                      <a:headEnd/>
+                      <a:tailEnd/>
+                    </a:ln>
+                  </pic:spPr>
+                </pic:pic>
+              </a:graphicData>
+            </a:graphic>
+          </wp:inline>
+        </w:drawing>
+      </w:r>
     </w:p>
     <w:p>
       <w:r>
         <w:br w:type="page"/>
       </w:r>
     </w:p>
-    <w:bookmarkStart w:id="1597277552" w:name="executive-summary"/>
+    <w:bookmarkStart w:id="1597277556" w:name="executive-summary"/>
     <w:p>
       <w:pPr>
         <w:pStyle w:val="Heading1"/>
@@ -299,8 +326,8 @@
         <w:t xml:space="preserve">Concise summary of the work provided by AAGI and the primary findings.</w:t>
       </w:r>
     </w:p>
-    <w:bookmarkEnd w:id="1597277552"/>
-    <w:bookmarkStart w:id="1597277553" w:name="introduction"/>
+    <w:bookmarkEnd w:id="1597277556"/>
+    <w:bookmarkStart w:id="1597277557" w:name="introduction"/>
     <w:p>
       <w:pPr>
         <w:pStyle w:val="Heading1"/>
@@ -333,8 +360,8 @@
         <w:t xml:space="preserve">Background, context and rationale.</w:t>
       </w:r>
     </w:p>
-    <w:bookmarkEnd w:id="1597277553"/>
-    <w:bookmarkStart w:id="1597277554" w:name="experimental-trial-design"/>
+    <w:bookmarkEnd w:id="1597277557"/>
+    <w:bookmarkStart w:id="1597277558" w:name="experimental-trial-design"/>
     <w:p>
       <w:pPr>
         <w:pStyle w:val="Heading1"/>
@@ -379,8 +406,8 @@
         <w:t xml:space="preserve">Special considerations (small plots, glasshouse, genetics, breeding, OFE, bioinformatics).</w:t>
       </w:r>
     </w:p>
-    <w:bookmarkEnd w:id="1597277554"/>
-    <w:bookmarkStart w:id="1597277555" w:name="exploratory-data-analysis-visualisation"/>
+    <w:bookmarkEnd w:id="1597277558"/>
+    <w:bookmarkStart w:id="1597277559" w:name="exploratory-data-analysis-visualisation"/>
     <w:p>
       <w:pPr>
         <w:pStyle w:val="Heading1"/>
@@ -413,8 +440,8 @@
         <w:t xml:space="preserve">Rationale for visualization choices.</w:t>
       </w:r>
     </w:p>
-    <w:bookmarkEnd w:id="1597277555"/>
-    <w:bookmarkStart w:id="1597277556" w:name="methods"/>
+    <w:bookmarkEnd w:id="1597277559"/>
+    <w:bookmarkStart w:id="1597277560" w:name="methods"/>
     <w:p>
       <w:pPr>
         <w:pStyle w:val="Heading1"/>
@@ -447,8 +474,8 @@
         <w:t xml:space="preserve">Input/output descriptions and pre-processing steps.</w:t>
       </w:r>
     </w:p>
-    <w:bookmarkEnd w:id="1597277556"/>
-    <w:bookmarkStart w:id="1597277557" w:name="analysis"/>
+    <w:bookmarkEnd w:id="1597277560"/>
+    <w:bookmarkStart w:id="1597277561" w:name="analysis"/>
     <w:p>
       <w:pPr>
         <w:pStyle w:val="Heading1"/>
@@ -481,8 +508,8 @@
         <w:t xml:space="preserve">Model specifications and diagnostics.</w:t>
       </w:r>
     </w:p>
-    <w:bookmarkEnd w:id="1597277557"/>
-    <w:bookmarkStart w:id="1597277558" w:name="results-and-discussion"/>
+    <w:bookmarkEnd w:id="1597277561"/>
+    <w:bookmarkStart w:id="1597277562" w:name="results-and-discussion"/>
     <w:p>
       <w:pPr>
         <w:pStyle w:val="Heading1"/>
@@ -503,8 +530,8 @@
         <w:t xml:space="preserve">Main findings and implications.</w:t>
       </w:r>
     </w:p>
-    <w:bookmarkEnd w:id="1597277558"/>
-    <w:bookmarkStart w:id="1597277563" w:name="figure-example"/>
+    <w:bookmarkEnd w:id="1597277562"/>
+    <w:bookmarkStart w:id="1597277567" w:name="figure-example"/>
     <w:p>
       <w:pPr>
         <w:pStyle w:val="Heading1"/>
@@ -526,7 +553,7 @@
       <w:tr>
         <w:tc>
           <w:tcPr/>
-          <w:bookmarkStart w:id="1597277562" w:name="fig-example"/>
+          <w:bookmarkStart w:id="1597277566" w:name="fig-example"/>
           <w:p>
             <w:pPr>
               <w:pStyle w:val="Compact"/>
@@ -537,18 +564,18 @@
                 <wp:inline>
                   <wp:extent cx="5727700" cy="4091214"/>
                   <wp:effectExtent b="0" l="0" r="0" t="0"/>
-                  <wp:docPr descr="" title="" id="1597277560" name="Picture"/>
+                  <wp:docPr descr="" title="" id="1597277564" name="Picture"/>
                   <a:graphic>
                     <a:graphicData uri="http://schemas.openxmlformats.org/drawingml/2006/picture">
                       <pic:pic>
                         <pic:nvPicPr>
-                          <pic:cNvPr descr="figures/fig-example-1.png" id="1597277561" name="Picture"/>
+                          <pic:cNvPr descr="figures/fig-example-1.png" id="1597277565" name="Picture"/>
                           <pic:cNvPicPr>
                             <a:picLocks noChangeArrowheads="1" noChangeAspect="1"/>
                           </pic:cNvPicPr>
                         </pic:nvPicPr>
                         <pic:blipFill>
-                          <a:blip r:embed="rId1597277559"/>
+                          <a:blip r:embed="rId1597277563"/>
                           <a:stretch>
                             <a:fillRect/>
                           </a:stretch>
@@ -588,12 +615,12 @@
               <w:t xml:space="preserve">Figure 1: An example figure using {ggplot2}.</w:t>
             </w:r>
           </w:p>
-          <w:bookmarkEnd w:id="1597277562"/>
+          <w:bookmarkEnd w:id="1597277566"/>
         </w:tc>
       </w:tr>
     </w:tbl>
-    <w:bookmarkEnd w:id="1597277563"/>
-    <w:bookmarkStart w:id="1597277565" w:name="table-example"/>
+    <w:bookmarkEnd w:id="1597277567"/>
+    <w:bookmarkStart w:id="1597277569" w:name="table-example"/>
     <w:p>
       <w:pPr>
         <w:pStyle w:val="Heading1"/>
@@ -615,7 +642,7 @@
       <w:tr>
         <w:tc>
           <w:tcPr/>
-          <w:bookmarkStart w:id="1597277564" w:name="tbl-example"/>
+          <w:bookmarkStart w:id="1597277568" w:name="tbl-example"/>
           <w:p>
             <w:pPr>
               <w:jc w:val="center"/>
@@ -2948,12 +2975,12 @@
               </w:tc>
             </w:tr>
           </w:tbl>
-          <w:bookmarkEnd w:id="1597277564"/>
+          <w:bookmarkEnd w:id="1597277568"/>
         </w:tc>
       </w:tr>
     </w:tbl>
-    <w:bookmarkEnd w:id="1597277565"/>
-    <w:bookmarkStart w:id="1597277566" w:name="metadata-datasets-optional"/>
+    <w:bookmarkEnd w:id="1597277569"/>
+    <w:bookmarkStart w:id="1597277570" w:name="metadata-datasets-optional"/>
     <w:p>
       <w:pPr>
         <w:pStyle w:val="Heading1"/>
@@ -2998,8 +3025,8 @@
         <w:t xml:space="preserve">Output locations (FAIR Data) and DOIs.</w:t>
       </w:r>
     </w:p>
-    <w:bookmarkEnd w:id="1597277566"/>
-    <w:bookmarkStart w:id="1597277567" w:name="map-optional"/>
+    <w:bookmarkEnd w:id="1597277570"/>
+    <w:bookmarkStart w:id="1597277571" w:name="map-optional"/>
     <w:p>
       <w:pPr>
         <w:pStyle w:val="Heading1"/>
@@ -3016,8 +3043,8 @@
         <w:t xml:space="preserve">Include maps or geospatial outputs if relevant.</w:t>
       </w:r>
     </w:p>
-    <w:bookmarkEnd w:id="1597277567"/>
-    <w:bookmarkStart w:id="1597277569" w:name="references"/>
+    <w:bookmarkEnd w:id="1597277571"/>
+    <w:bookmarkStart w:id="1597277573" w:name="references"/>
     <w:p>
       <w:pPr>
         <w:pStyle w:val="Heading1"/>
@@ -3026,10 +3053,10 @@
         <w:t xml:space="preserve">References</w:t>
       </w:r>
     </w:p>
-    <w:bookmarkStart w:id="1597277568" w:name="refs"/>
-    <w:bookmarkEnd w:id="1597277568"/>
-    <w:bookmarkEnd w:id="1597277569"/>
-    <w:bookmarkStart w:id="1597277570" w:name="appendix-optional"/>
+    <w:bookmarkStart w:id="1597277572" w:name="refs"/>
+    <w:bookmarkEnd w:id="1597277572"/>
+    <w:bookmarkEnd w:id="1597277573"/>
+    <w:bookmarkStart w:id="1597277574" w:name="appendix-optional"/>
     <w:p>
       <w:pPr>
         <w:pStyle w:val="Heading1"/>
@@ -3046,7 +3073,7 @@
         <w:t xml:space="preserve">Supplementary information, extended tables, code snippets.</w:t>
       </w:r>
     </w:p>
-    <w:bookmarkEnd w:id="1597277570"/>
+    <w:bookmarkEnd w:id="1597277574"/>
     <w:sectPr>
       <w:footerReference r:id="rId5" w:type="even"/>
       <w:footerReference r:id="rId6" w:type="default"/>

--- a/template-docx-report.docx
+++ b/template-docx-report.docx
@@ -2,6 +2,30 @@
 <file path=word/document.xml><?xml version="1.0" encoding="utf-8"?>
 <w:document xmlns:w="http://schemas.openxmlformats.org/wordprocessingml/2006/main" xmlns:m="http://schemas.openxmlformats.org/officeDocument/2006/math" xmlns:r="http://schemas.openxmlformats.org/officeDocument/2006/relationships" xmlns:o="urn:schemas-microsoft-com:office:office" xmlns:v="urn:schemas-microsoft-com:vml" xmlns:w10="urn:schemas-microsoft-com:office:word" xmlns:a="http://schemas.openxmlformats.org/drawingml/2006/main" xmlns:pic="http://schemas.openxmlformats.org/drawingml/2006/picture" xmlns:wp="http://schemas.openxmlformats.org/drawingml/2006/wordprocessingDrawing">
   <w:body>
+    <w:p>
+      <w:pPr>
+        <w:pStyle w:val="Subtitle"/>
+      </w:pPr>
+      <w:r>
+        <w:t xml:space="preserve">My Report Title Report for ABC2026-001ABC</w:t>
+      </w:r>
+    </w:p>
+    <w:p>
+      <w:pPr>
+        <w:pStyle w:val="Author"/>
+      </w:pPr>
+      <w:r>
+        <w:t xml:space="preserve">Prepared for: collab_partner_org (partner@example.com)</w:t>
+      </w:r>
+    </w:p>
+    <w:p>
+      <w:pPr>
+        <w:pStyle w:val="Author"/>
+      </w:pPr>
+      <w:r>
+        <w:t xml:space="preserve">Prepared by: your_name</w:t>
+      </w:r>
+    </w:p>
     <w:p>
       <w:pPr>
         <w:pStyle w:val="Date"/>
@@ -252,64 +276,13 @@
       <w:pPr>
         <w:pStyle w:val="BodyText"/>
       </w:pPr>
-      <w:r>
-        <w:drawing>
-          <wp:inline>
-            <wp:extent cx="5727700" cy="679557"/>
-            <wp:effectExtent b="0" l="0" r="0" t="0"/>
-            <wp:docPr descr="" title="" id="1597277553" name="Picture"/>
-            <a:graphic>
-              <a:graphicData uri="http://schemas.openxmlformats.org/drawingml/2006/picture">
-                <pic:pic>
-                  <pic:nvPicPr>
-                    <pic:cNvPr descr="_extensions/AAGI-AUS/aagi/assets/AAGI_SP_Logo_Block-Portrait.svg" id="1597277554" name="Picture"/>
-                    <pic:cNvPicPr>
-                      <a:picLocks noChangeArrowheads="1" noChangeAspect="1"/>
-                    </pic:cNvPicPr>
-                  </pic:nvPicPr>
-                  <pic:blipFill>
-                    <a:blip r:embed="rId1597277555">
-                      <a:extLst>
-                        <a:ext uri="{28A0092B-C50C-407E-A947-70E740481C1C}">
-                          <a14:useLocalDpi xmlns:a14="http://schemas.microsoft.com/office/drawing/2010/main" val="0"/>
-                        </a:ext>
-                        <a:ext uri="{96DAC541-7B7A-43D3-8B79-37D633B846F1}">
-                          <asvg:svgBlip xmlns:asvg="http://schemas.microsoft.com/office/drawing/2016/SVG/main" r:embed="rId1597277552"/>
-                        </a:ext>
-                      </a:extLst>
-                    </a:blip>
-                    <a:stretch>
-                      <a:fillRect/>
-                    </a:stretch>
-                  </pic:blipFill>
-                  <pic:spPr bwMode="auto">
-                    <a:xfrm>
-                      <a:off x="0" y="0"/>
-                      <a:ext cx="5727700" cy="679557"/>
-                    </a:xfrm>
-                    <a:prstGeom prst="rect">
-                      <a:avLst/>
-                    </a:prstGeom>
-                    <a:noFill/>
-                    <a:ln w="9525">
-                      <a:noFill/>
-                      <a:headEnd/>
-                      <a:tailEnd/>
-                    </a:ln>
-                  </pic:spPr>
-                </pic:pic>
-              </a:graphicData>
-            </a:graphic>
-          </wp:inline>
-        </w:drawing>
-      </w:r>
     </w:p>
     <w:p>
       <w:r>
         <w:br w:type="page"/>
       </w:r>
     </w:p>
-    <w:bookmarkStart w:id="1597277556" w:name="executive-summary"/>
+    <w:bookmarkStart w:id="1597277552" w:name="executive-summary"/>
     <w:p>
       <w:pPr>
         <w:pStyle w:val="Heading1"/>
@@ -326,8 +299,8 @@
         <w:t xml:space="preserve">Concise summary of the work provided by AAGI and the primary findings.</w:t>
       </w:r>
     </w:p>
-    <w:bookmarkEnd w:id="1597277556"/>
-    <w:bookmarkStart w:id="1597277557" w:name="introduction"/>
+    <w:bookmarkEnd w:id="1597277552"/>
+    <w:bookmarkStart w:id="1597277553" w:name="introduction"/>
     <w:p>
       <w:pPr>
         <w:pStyle w:val="Heading1"/>
@@ -360,8 +333,8 @@
         <w:t xml:space="preserve">Background, context and rationale.</w:t>
       </w:r>
     </w:p>
-    <w:bookmarkEnd w:id="1597277557"/>
-    <w:bookmarkStart w:id="1597277558" w:name="experimental-trial-design"/>
+    <w:bookmarkEnd w:id="1597277553"/>
+    <w:bookmarkStart w:id="1597277554" w:name="experimental-trial-design"/>
     <w:p>
       <w:pPr>
         <w:pStyle w:val="Heading1"/>
@@ -406,8 +379,8 @@
         <w:t xml:space="preserve">Special considerations (small plots, glasshouse, genetics, breeding, OFE, bioinformatics).</w:t>
       </w:r>
     </w:p>
-    <w:bookmarkEnd w:id="1597277558"/>
-    <w:bookmarkStart w:id="1597277559" w:name="exploratory-data-analysis-visualisation"/>
+    <w:bookmarkEnd w:id="1597277554"/>
+    <w:bookmarkStart w:id="1597277555" w:name="exploratory-data-analysis-visualisation"/>
     <w:p>
       <w:pPr>
         <w:pStyle w:val="Heading1"/>
@@ -440,8 +413,8 @@
         <w:t xml:space="preserve">Rationale for visualization choices.</w:t>
       </w:r>
     </w:p>
-    <w:bookmarkEnd w:id="1597277559"/>
-    <w:bookmarkStart w:id="1597277560" w:name="methods"/>
+    <w:bookmarkEnd w:id="1597277555"/>
+    <w:bookmarkStart w:id="1597277556" w:name="methods"/>
     <w:p>
       <w:pPr>
         <w:pStyle w:val="Heading1"/>
@@ -474,8 +447,8 @@
         <w:t xml:space="preserve">Input/output descriptions and pre-processing steps.</w:t>
       </w:r>
     </w:p>
-    <w:bookmarkEnd w:id="1597277560"/>
-    <w:bookmarkStart w:id="1597277561" w:name="analysis"/>
+    <w:bookmarkEnd w:id="1597277556"/>
+    <w:bookmarkStart w:id="1597277557" w:name="analysis"/>
     <w:p>
       <w:pPr>
         <w:pStyle w:val="Heading1"/>
@@ -508,8 +481,8 @@
         <w:t xml:space="preserve">Model specifications and diagnostics.</w:t>
       </w:r>
     </w:p>
-    <w:bookmarkEnd w:id="1597277561"/>
-    <w:bookmarkStart w:id="1597277562" w:name="results-and-discussion"/>
+    <w:bookmarkEnd w:id="1597277557"/>
+    <w:bookmarkStart w:id="1597277558" w:name="results-and-discussion"/>
     <w:p>
       <w:pPr>
         <w:pStyle w:val="Heading1"/>
@@ -530,8 +503,8 @@
         <w:t xml:space="preserve">Main findings and implications.</w:t>
       </w:r>
     </w:p>
-    <w:bookmarkEnd w:id="1597277562"/>
-    <w:bookmarkStart w:id="1597277567" w:name="figure-example"/>
+    <w:bookmarkEnd w:id="1597277558"/>
+    <w:bookmarkStart w:id="1597277563" w:name="figure-example"/>
     <w:p>
       <w:pPr>
         <w:pStyle w:val="Heading1"/>
@@ -553,7 +526,7 @@
       <w:tr>
         <w:tc>
           <w:tcPr/>
-          <w:bookmarkStart w:id="1597277566" w:name="fig-example"/>
+          <w:bookmarkStart w:id="1597277562" w:name="fig-example"/>
           <w:p>
             <w:pPr>
               <w:pStyle w:val="Compact"/>
@@ -564,18 +537,18 @@
                 <wp:inline>
                   <wp:extent cx="5727700" cy="4091214"/>
                   <wp:effectExtent b="0" l="0" r="0" t="0"/>
-                  <wp:docPr descr="" title="" id="1597277564" name="Picture"/>
+                  <wp:docPr descr="" title="" id="1597277560" name="Picture"/>
                   <a:graphic>
                     <a:graphicData uri="http://schemas.openxmlformats.org/drawingml/2006/picture">
                       <pic:pic>
                         <pic:nvPicPr>
-                          <pic:cNvPr descr="figures/fig-example-1.png" id="1597277565" name="Picture"/>
+                          <pic:cNvPr descr="figures/fig-example-1.png" id="1597277561" name="Picture"/>
                           <pic:cNvPicPr>
                             <a:picLocks noChangeArrowheads="1" noChangeAspect="1"/>
                           </pic:cNvPicPr>
                         </pic:nvPicPr>
                         <pic:blipFill>
-                          <a:blip r:embed="rId1597277563"/>
+                          <a:blip r:embed="rId1597277559"/>
                           <a:stretch>
                             <a:fillRect/>
                           </a:stretch>
@@ -615,12 +588,12 @@
               <w:t xml:space="preserve">Figure 1: An example figure using {ggplot2}.</w:t>
             </w:r>
           </w:p>
-          <w:bookmarkEnd w:id="1597277566"/>
+          <w:bookmarkEnd w:id="1597277562"/>
         </w:tc>
       </w:tr>
     </w:tbl>
-    <w:bookmarkEnd w:id="1597277567"/>
-    <w:bookmarkStart w:id="1597277569" w:name="table-example"/>
+    <w:bookmarkEnd w:id="1597277563"/>
+    <w:bookmarkStart w:id="1597277565" w:name="table-example"/>
     <w:p>
       <w:pPr>
         <w:pStyle w:val="Heading1"/>
@@ -642,7 +615,7 @@
       <w:tr>
         <w:tc>
           <w:tcPr/>
-          <w:bookmarkStart w:id="1597277568" w:name="tbl-example"/>
+          <w:bookmarkStart w:id="1597277564" w:name="tbl-example"/>
           <w:p>
             <w:pPr>
               <w:jc w:val="center"/>
@@ -2975,12 +2948,12 @@
               </w:tc>
             </w:tr>
           </w:tbl>
-          <w:bookmarkEnd w:id="1597277568"/>
+          <w:bookmarkEnd w:id="1597277564"/>
         </w:tc>
       </w:tr>
     </w:tbl>
-    <w:bookmarkEnd w:id="1597277569"/>
-    <w:bookmarkStart w:id="1597277570" w:name="metadata-datasets-optional"/>
+    <w:bookmarkEnd w:id="1597277565"/>
+    <w:bookmarkStart w:id="1597277566" w:name="metadata-datasets-optional"/>
     <w:p>
       <w:pPr>
         <w:pStyle w:val="Heading1"/>
@@ -3025,8 +2998,8 @@
         <w:t xml:space="preserve">Output locations (FAIR Data) and DOIs.</w:t>
       </w:r>
     </w:p>
-    <w:bookmarkEnd w:id="1597277570"/>
-    <w:bookmarkStart w:id="1597277571" w:name="map-optional"/>
+    <w:bookmarkEnd w:id="1597277566"/>
+    <w:bookmarkStart w:id="1597277567" w:name="map-optional"/>
     <w:p>
       <w:pPr>
         <w:pStyle w:val="Heading1"/>
@@ -3043,8 +3016,8 @@
         <w:t xml:space="preserve">Include maps or geospatial outputs if relevant.</w:t>
       </w:r>
     </w:p>
-    <w:bookmarkEnd w:id="1597277571"/>
-    <w:bookmarkStart w:id="1597277573" w:name="references"/>
+    <w:bookmarkEnd w:id="1597277567"/>
+    <w:bookmarkStart w:id="1597277569" w:name="references"/>
     <w:p>
       <w:pPr>
         <w:pStyle w:val="Heading1"/>
@@ -3053,10 +3026,10 @@
         <w:t xml:space="preserve">References</w:t>
       </w:r>
     </w:p>
-    <w:bookmarkStart w:id="1597277572" w:name="refs"/>
-    <w:bookmarkEnd w:id="1597277572"/>
-    <w:bookmarkEnd w:id="1597277573"/>
-    <w:bookmarkStart w:id="1597277574" w:name="appendix-optional"/>
+    <w:bookmarkStart w:id="1597277568" w:name="refs"/>
+    <w:bookmarkEnd w:id="1597277568"/>
+    <w:bookmarkEnd w:id="1597277569"/>
+    <w:bookmarkStart w:id="1597277570" w:name="appendix-optional"/>
     <w:p>
       <w:pPr>
         <w:pStyle w:val="Heading1"/>
@@ -3073,7 +3046,7 @@
         <w:t xml:space="preserve">Supplementary information, extended tables, code snippets.</w:t>
       </w:r>
     </w:p>
-    <w:bookmarkEnd w:id="1597277574"/>
+    <w:bookmarkEnd w:id="1597277570"/>
     <w:sectPr>
       <w:footerReference r:id="rId5" w:type="even"/>
       <w:footerReference r:id="rId6" w:type="default"/>

--- a/template-docx-report.docx
+++ b/template-docx-report.docx
@@ -31,7 +31,7 @@
         <w:pStyle w:val="Date"/>
       </w:pPr>
       <w:r>
-        <w:t xml:space="preserve">April 10, 2026</w:t>
+        <w:t xml:space="preserve">May 4, 2026</w:t>
       </w:r>
     </w:p>
     <w:sdt>
@@ -267,7 +267,7 @@
         <w:t xml:space="preserve"> </w:t>
       </w:r>
       <w:r>
-        <w:t xml:space="preserve">April 2026</w:t>
+        <w:t xml:space="preserve">May 2026</w:t>
       </w:r>
     </w:p>
     <w:bookmarkEnd w:id="1597277550"/>

--- a/template-docx-report.docx
+++ b/template-docx-report.docx
@@ -69,24 +69,24 @@
           <wp:inline>
             <wp:extent cx="1714500" cy="819150"/>
             <wp:effectExtent b="0" l="0" r="0" t="0"/>
-            <wp:docPr descr="" title="" id="1597277547" name="Picture"/>
+            <wp:docPr descr="" title="" id="40" name="Picture"/>
             <a:graphic>
               <a:graphicData uri="http://schemas.openxmlformats.org/drawingml/2006/picture">
                 <pic:pic>
                   <pic:nvPicPr>
-                    <pic:cNvPr descr="_extensions/AAGI-AUS/aagi/assets/AAGI_logo.svg" id="1597277548" name="Picture"/>
+                    <pic:cNvPr descr="_extensions/AAGI-AUS/aagi/assets/AAGI_logo.svg" id="41" name="Picture"/>
                     <pic:cNvPicPr>
                       <a:picLocks noChangeArrowheads="1" noChangeAspect="1"/>
                     </pic:cNvPicPr>
                   </pic:nvPicPr>
                   <pic:blipFill>
-                    <a:blip r:embed="rId1597277549">
+                    <a:blip r:embed="rId42">
                       <a:extLst>
                         <a:ext uri="{28A0092B-C50C-407E-A947-70E740481C1C}">
                           <a14:useLocalDpi xmlns:a14="http://schemas.microsoft.com/office/drawing/2010/main" val="0"/>
                         </a:ext>
                         <a:ext uri="{96DAC541-7B7A-43D3-8B79-37D633B846F1}">
-                          <asvg:svgBlip xmlns:asvg="http://schemas.microsoft.com/office/drawing/2016/SVG/main" r:embed="rId1597277546"/>
+                          <asvg:svgBlip xmlns:asvg="http://schemas.microsoft.com/office/drawing/2016/SVG/main" r:embed="rId39"/>
                         </a:ext>
                       </a:extLst>
                     </a:blip>
@@ -148,7 +148,7 @@
         <w:t xml:space="preserve">AAGI Program Report</w:t>
       </w:r>
     </w:p>
-    <w:bookmarkStart w:id="1597277551" w:name="my-report-title"/>
+    <w:bookmarkStart w:id="44" w:name="my-report-title"/>
     <w:p>
       <w:pPr>
         <w:pStyle w:val="Heading1"/>
@@ -157,7 +157,7 @@
         <w:t xml:space="preserve">My Report Title</w:t>
       </w:r>
     </w:p>
-    <w:bookmarkStart w:id="1597277550" w:name="technical-report"/>
+    <w:bookmarkStart w:id="43" w:name="technical-report"/>
     <w:p>
       <w:pPr>
         <w:pStyle w:val="Heading2"/>
@@ -270,8 +270,8 @@
         <w:t xml:space="preserve">May 2026</w:t>
       </w:r>
     </w:p>
-    <w:bookmarkEnd w:id="1597277550"/>
-    <w:bookmarkEnd w:id="1597277551"/>
+    <w:bookmarkEnd w:id="43"/>
+    <w:bookmarkEnd w:id="44"/>
     <w:p>
       <w:pPr>
         <w:pStyle w:val="BodyText"/>
@@ -282,7 +282,7 @@
         <w:br w:type="page"/>
       </w:r>
     </w:p>
-    <w:bookmarkStart w:id="1597277552" w:name="executive-summary"/>
+    <w:bookmarkStart w:id="45" w:name="executive-summary"/>
     <w:p>
       <w:pPr>
         <w:pStyle w:val="Heading1"/>
@@ -299,8 +299,8 @@
         <w:t xml:space="preserve">Concise summary of the work provided by AAGI and the primary findings.</w:t>
       </w:r>
     </w:p>
-    <w:bookmarkEnd w:id="1597277552"/>
-    <w:bookmarkStart w:id="1597277553" w:name="introduction"/>
+    <w:bookmarkEnd w:id="45"/>
+    <w:bookmarkStart w:id="46" w:name="introduction"/>
     <w:p>
       <w:pPr>
         <w:pStyle w:val="Heading1"/>
@@ -333,8 +333,8 @@
         <w:t xml:space="preserve">Background, context and rationale.</w:t>
       </w:r>
     </w:p>
-    <w:bookmarkEnd w:id="1597277553"/>
-    <w:bookmarkStart w:id="1597277554" w:name="experimental-trial-design"/>
+    <w:bookmarkEnd w:id="46"/>
+    <w:bookmarkStart w:id="47" w:name="experimental-trial-design"/>
     <w:p>
       <w:pPr>
         <w:pStyle w:val="Heading1"/>
@@ -379,8 +379,8 @@
         <w:t xml:space="preserve">Special considerations (small plots, glasshouse, genetics, breeding, OFE, bioinformatics).</w:t>
       </w:r>
     </w:p>
-    <w:bookmarkEnd w:id="1597277554"/>
-    <w:bookmarkStart w:id="1597277555" w:name="exploratory-data-analysis-visualisation"/>
+    <w:bookmarkEnd w:id="47"/>
+    <w:bookmarkStart w:id="48" w:name="exploratory-data-analysis-visualisation"/>
     <w:p>
       <w:pPr>
         <w:pStyle w:val="Heading1"/>
@@ -413,8 +413,8 @@
         <w:t xml:space="preserve">Rationale for visualization choices.</w:t>
       </w:r>
     </w:p>
-    <w:bookmarkEnd w:id="1597277555"/>
-    <w:bookmarkStart w:id="1597277556" w:name="methods"/>
+    <w:bookmarkEnd w:id="48"/>
+    <w:bookmarkStart w:id="49" w:name="methods"/>
     <w:p>
       <w:pPr>
         <w:pStyle w:val="Heading1"/>
@@ -447,8 +447,8 @@
         <w:t xml:space="preserve">Input/output descriptions and pre-processing steps.</w:t>
       </w:r>
     </w:p>
-    <w:bookmarkEnd w:id="1597277556"/>
-    <w:bookmarkStart w:id="1597277557" w:name="analysis"/>
+    <w:bookmarkEnd w:id="49"/>
+    <w:bookmarkStart w:id="50" w:name="analysis"/>
     <w:p>
       <w:pPr>
         <w:pStyle w:val="Heading1"/>
@@ -481,8 +481,8 @@
         <w:t xml:space="preserve">Model specifications and diagnostics.</w:t>
       </w:r>
     </w:p>
-    <w:bookmarkEnd w:id="1597277557"/>
-    <w:bookmarkStart w:id="1597277558" w:name="results-and-discussion"/>
+    <w:bookmarkEnd w:id="50"/>
+    <w:bookmarkStart w:id="51" w:name="results-and-discussion"/>
     <w:p>
       <w:pPr>
         <w:pStyle w:val="Heading1"/>
@@ -503,8 +503,8 @@
         <w:t xml:space="preserve">Main findings and implications.</w:t>
       </w:r>
     </w:p>
-    <w:bookmarkEnd w:id="1597277558"/>
-    <w:bookmarkStart w:id="1597277563" w:name="figure-example"/>
+    <w:bookmarkEnd w:id="51"/>
+    <w:bookmarkStart w:id="56" w:name="figure-example"/>
     <w:p>
       <w:pPr>
         <w:pStyle w:val="Heading1"/>
@@ -526,7 +526,7 @@
       <w:tr>
         <w:tc>
           <w:tcPr/>
-          <w:bookmarkStart w:id="1597277562" w:name="fig-example"/>
+          <w:bookmarkStart w:id="55" w:name="fig-example"/>
           <w:p>
             <w:pPr>
               <w:pStyle w:val="Compact"/>
@@ -537,18 +537,18 @@
                 <wp:inline>
                   <wp:extent cx="5727700" cy="4091214"/>
                   <wp:effectExtent b="0" l="0" r="0" t="0"/>
-                  <wp:docPr descr="" title="" id="1597277560" name="Picture"/>
+                  <wp:docPr descr="" title="" id="53" name="Picture"/>
                   <a:graphic>
                     <a:graphicData uri="http://schemas.openxmlformats.org/drawingml/2006/picture">
                       <pic:pic>
                         <pic:nvPicPr>
-                          <pic:cNvPr descr="figures/fig-example-1.png" id="1597277561" name="Picture"/>
+                          <pic:cNvPr descr="figures/fig-example-1.png" id="54" name="Picture"/>
                           <pic:cNvPicPr>
                             <a:picLocks noChangeArrowheads="1" noChangeAspect="1"/>
                           </pic:cNvPicPr>
                         </pic:nvPicPr>
                         <pic:blipFill>
-                          <a:blip r:embed="rId1597277559"/>
+                          <a:blip r:embed="rId52"/>
                           <a:stretch>
                             <a:fillRect/>
                           </a:stretch>
@@ -588,12 +588,12 @@
               <w:t xml:space="preserve">Figure 1: An example figure using {ggplot2}.</w:t>
             </w:r>
           </w:p>
-          <w:bookmarkEnd w:id="1597277562"/>
+          <w:bookmarkEnd w:id="55"/>
         </w:tc>
       </w:tr>
     </w:tbl>
-    <w:bookmarkEnd w:id="1597277563"/>
-    <w:bookmarkStart w:id="1597277565" w:name="table-example"/>
+    <w:bookmarkEnd w:id="56"/>
+    <w:bookmarkStart w:id="58" w:name="table-example"/>
     <w:p>
       <w:pPr>
         <w:pStyle w:val="Heading1"/>
@@ -615,7 +615,7 @@
       <w:tr>
         <w:tc>
           <w:tcPr/>
-          <w:bookmarkStart w:id="1597277564" w:name="tbl-example"/>
+          <w:bookmarkStart w:id="57" w:name="tbl-example"/>
           <w:p>
             <w:pPr>
               <w:jc w:val="center"/>
@@ -2948,12 +2948,12 @@
               </w:tc>
             </w:tr>
           </w:tbl>
-          <w:bookmarkEnd w:id="1597277564"/>
+          <w:bookmarkEnd w:id="57"/>
         </w:tc>
       </w:tr>
     </w:tbl>
-    <w:bookmarkEnd w:id="1597277565"/>
-    <w:bookmarkStart w:id="1597277566" w:name="metadata-datasets-optional"/>
+    <w:bookmarkEnd w:id="58"/>
+    <w:bookmarkStart w:id="59" w:name="metadata-datasets-optional"/>
     <w:p>
       <w:pPr>
         <w:pStyle w:val="Heading1"/>
@@ -2998,8 +2998,8 @@
         <w:t xml:space="preserve">Output locations (FAIR Data) and DOIs.</w:t>
       </w:r>
     </w:p>
-    <w:bookmarkEnd w:id="1597277566"/>
-    <w:bookmarkStart w:id="1597277567" w:name="map-optional"/>
+    <w:bookmarkEnd w:id="59"/>
+    <w:bookmarkStart w:id="60" w:name="map-optional"/>
     <w:p>
       <w:pPr>
         <w:pStyle w:val="Heading1"/>
@@ -3016,8 +3016,8 @@
         <w:t xml:space="preserve">Include maps or geospatial outputs if relevant.</w:t>
       </w:r>
     </w:p>
-    <w:bookmarkEnd w:id="1597277567"/>
-    <w:bookmarkStart w:id="1597277569" w:name="references"/>
+    <w:bookmarkEnd w:id="60"/>
+    <w:bookmarkStart w:id="62" w:name="references"/>
     <w:p>
       <w:pPr>
         <w:pStyle w:val="Heading1"/>
@@ -3026,10 +3026,10 @@
         <w:t xml:space="preserve">References</w:t>
       </w:r>
     </w:p>
-    <w:bookmarkStart w:id="1597277568" w:name="refs"/>
-    <w:bookmarkEnd w:id="1597277568"/>
-    <w:bookmarkEnd w:id="1597277569"/>
-    <w:bookmarkStart w:id="1597277570" w:name="appendix-optional"/>
+    <w:bookmarkStart w:id="61" w:name="refs"/>
+    <w:bookmarkEnd w:id="61"/>
+    <w:bookmarkEnd w:id="62"/>
+    <w:bookmarkStart w:id="63" w:name="appendix-optional"/>
     <w:p>
       <w:pPr>
         <w:pStyle w:val="Heading1"/>
@@ -3046,19 +3046,16 @@
         <w:t xml:space="preserve">Supplementary information, extended tables, code snippets.</w:t>
       </w:r>
     </w:p>
-    <w:bookmarkEnd w:id="1597277570"/>
+    <w:bookmarkEnd w:id="63"/>
     <w:sectPr>
-      <w:footerReference r:id="rId5" w:type="even"/>
-      <w:footerReference r:id="rId6" w:type="default"/>
-      <w:footerReference r:id="rId7" w:type="first"/>
-      <w:type w:val="nextPage"/>
-      <w:pgSz w:h="16838" w:orient="portrait" w:w="11906"/>
+      <w:footerReference r:id="rId10" w:type="even"/>
+      <w:footerReference r:id="rId11" w:type="default"/>
+      <w:footerReference r:id="rId12" w:type="first"/>
+      <w:pgSz w:h="16838" w:w="11906"/>
       <w:pgMar w:bottom="1440" w:footer="708" w:gutter="0" w:header="0" w:left="1440" w:right="1440" w:top="1440"/>
-      <w:pgNumType w:fmt="decimal"/>
-      <w:formProt w:val="false"/>
-      <w:textDirection w:val="lrTb"/>
-      <w:docGrid w:charSpace="0" w:linePitch="360" w:type="default"/>
-      <w:cols w:num="1"/>
+      <w:cols w:space="720"/>
+      <w:formProt w:val="0"/>
+      <w:docGrid w:linePitch="360"/>
     </w:sectPr>
   </w:body>
 </w:document>
@@ -3069,45 +3066,35 @@
 </file>
 
 <file path=word/footer1.xml><?xml version="1.0" encoding="utf-8"?>
-<w:ftr xmlns:o="urn:schemas-microsoft-com:office:office" xmlns:r="http://schemas.openxmlformats.org/officeDocument/2006/relationships" xmlns:v="urn:schemas-microsoft-com:vml" xmlns:w="http://schemas.openxmlformats.org/wordprocessingml/2006/main" xmlns:w10="urn:schemas-microsoft-com:office:word" xmlns:wp="http://schemas.openxmlformats.org/drawingml/2006/wordprocessingDrawing" xmlns:pic="http://schemas.openxmlformats.org/drawingml/2006/picture" xmlns:wps="http://schemas.microsoft.com/office/word/2010/wordprocessingShape" xmlns:wpg="http://schemas.microsoft.com/office/word/2010/wordprocessingGroup" xmlns:mc="http://schemas.openxmlformats.org/markup-compatibility/2006" xmlns:wp14="http://schemas.microsoft.com/office/word/2010/wordprocessingDrawing" xmlns:w14="http://schemas.microsoft.com/office/word/2010/wordml" xmlns:w15="http://schemas.microsoft.com/office/word/2012/wordml" mc:Ignorable="w14 wp14 w15">
-  <w:p xmlns:wp14="http://schemas.microsoft.com/office/word/2010/wordml" wp14:textId="77777777">
+<w:ftr xmlns:wpc="http://schemas.microsoft.com/office/word/2010/wordprocessingCanvas" xmlns:cx="http://schemas.microsoft.com/office/drawing/2014/chartex" xmlns:cx1="http://schemas.microsoft.com/office/drawing/2015/9/8/chartex" xmlns:cx2="http://schemas.microsoft.com/office/drawing/2015/10/21/chartex" xmlns:cx3="http://schemas.microsoft.com/office/drawing/2016/5/9/chartex" xmlns:cx4="http://schemas.microsoft.com/office/drawing/2016/5/10/chartex" xmlns:cx5="http://schemas.microsoft.com/office/drawing/2016/5/11/chartex" xmlns:cx6="http://schemas.microsoft.com/office/drawing/2016/5/12/chartex" xmlns:cx7="http://schemas.microsoft.com/office/drawing/2016/5/13/chartex" xmlns:cx8="http://schemas.microsoft.com/office/drawing/2016/5/14/chartex" xmlns:mc="http://schemas.openxmlformats.org/markup-compatibility/2006" xmlns:aink="http://schemas.microsoft.com/office/drawing/2016/ink" xmlns:am3d="http://schemas.microsoft.com/office/drawing/2017/model3d" xmlns:o="urn:schemas-microsoft-com:office:office" xmlns:oel="http://schemas.microsoft.com/office/2019/extlst" xmlns:r="http://schemas.openxmlformats.org/officeDocument/2006/relationships" xmlns:m="http://schemas.openxmlformats.org/officeDocument/2006/math" xmlns:v="urn:schemas-microsoft-com:vml" xmlns:wp14="http://schemas.microsoft.com/office/word/2010/wordprocessingDrawing" xmlns:wp="http://schemas.openxmlformats.org/drawingml/2006/wordprocessingDrawing" xmlns:w10="urn:schemas-microsoft-com:office:word" xmlns:w="http://schemas.openxmlformats.org/wordprocessingml/2006/main" xmlns:w14="http://schemas.microsoft.com/office/word/2010/wordml" xmlns:w15="http://schemas.microsoft.com/office/word/2012/wordml" xmlns:w16cex="http://schemas.microsoft.com/office/word/2018/wordml/cex" xmlns:w16cid="http://schemas.microsoft.com/office/word/2016/wordml/cid" xmlns:w16="http://schemas.microsoft.com/office/word/2018/wordml" xmlns:w16du="http://schemas.microsoft.com/office/word/2023/wordml/word16du" xmlns:w16sdtdh="http://schemas.microsoft.com/office/word/2020/wordml/sdtdatahash" xmlns:w16sdtfl="http://schemas.microsoft.com/office/word/2024/wordml/sdtformatlock" xmlns:w16se="http://schemas.microsoft.com/office/word/2015/wordml/symex" xmlns:wpg="http://schemas.microsoft.com/office/word/2010/wordprocessingGroup" xmlns:wpi="http://schemas.microsoft.com/office/word/2010/wordprocessingInk" xmlns:wne="http://schemas.microsoft.com/office/word/2006/wordml" xmlns:wps="http://schemas.microsoft.com/office/word/2010/wordprocessingShape" mc:Ignorable="w14 w15 w16se w16cid w16 w16cex w16sdtdh w16sdtfl w16du wp14">
+  <w:p>
     <w:pPr>
       <w:pStyle w:val="Footer"/>
-      <w:rPr/>
     </w:pPr>
-    <w:r>
-      <w:rPr/>
-    </w:r>
   </w:p>
 </w:ftr>
 </file>
 
 <file path=word/footer10.xml><?xml version="1.0" encoding="utf-8"?>
-<w:ftr xmlns:o="urn:schemas-microsoft-com:office:office" xmlns:r="http://schemas.openxmlformats.org/officeDocument/2006/relationships" xmlns:v="urn:schemas-microsoft-com:vml" xmlns:w="http://schemas.openxmlformats.org/wordprocessingml/2006/main" xmlns:w10="urn:schemas-microsoft-com:office:word" xmlns:wp="http://schemas.openxmlformats.org/drawingml/2006/wordprocessingDrawing" xmlns:pic="http://schemas.openxmlformats.org/drawingml/2006/picture" xmlns:wps="http://schemas.microsoft.com/office/word/2010/wordprocessingShape" xmlns:wpg="http://schemas.microsoft.com/office/word/2010/wordprocessingGroup" xmlns:mc="http://schemas.openxmlformats.org/markup-compatibility/2006" xmlns:wp14="http://schemas.microsoft.com/office/word/2010/wordprocessingDrawing" xmlns:w14="http://schemas.microsoft.com/office/word/2010/wordml" xmlns:w15="http://schemas.microsoft.com/office/word/2012/wordml" mc:Ignorable="w14 wp14 w15">
-  <w:p xmlns:wp14="http://schemas.microsoft.com/office/word/2010/wordml" wp14:textId="77777777">
+<w:ftr xmlns:wpc="http://schemas.microsoft.com/office/word/2010/wordprocessingCanvas" xmlns:cx="http://schemas.microsoft.com/office/drawing/2014/chartex" xmlns:cx1="http://schemas.microsoft.com/office/drawing/2015/9/8/chartex" xmlns:cx2="http://schemas.microsoft.com/office/drawing/2015/10/21/chartex" xmlns:cx3="http://schemas.microsoft.com/office/drawing/2016/5/9/chartex" xmlns:cx4="http://schemas.microsoft.com/office/drawing/2016/5/10/chartex" xmlns:cx5="http://schemas.microsoft.com/office/drawing/2016/5/11/chartex" xmlns:cx6="http://schemas.microsoft.com/office/drawing/2016/5/12/chartex" xmlns:cx7="http://schemas.microsoft.com/office/drawing/2016/5/13/chartex" xmlns:cx8="http://schemas.microsoft.com/office/drawing/2016/5/14/chartex" xmlns:mc="http://schemas.openxmlformats.org/markup-compatibility/2006" xmlns:aink="http://schemas.microsoft.com/office/drawing/2016/ink" xmlns:am3d="http://schemas.microsoft.com/office/drawing/2017/model3d" xmlns:o="urn:schemas-microsoft-com:office:office" xmlns:oel="http://schemas.microsoft.com/office/2019/extlst" xmlns:r="http://schemas.openxmlformats.org/officeDocument/2006/relationships" xmlns:m="http://schemas.openxmlformats.org/officeDocument/2006/math" xmlns:v="urn:schemas-microsoft-com:vml" xmlns:wp14="http://schemas.microsoft.com/office/word/2010/wordprocessingDrawing" xmlns:wp="http://schemas.openxmlformats.org/drawingml/2006/wordprocessingDrawing" xmlns:w10="urn:schemas-microsoft-com:office:word" xmlns:w="http://schemas.openxmlformats.org/wordprocessingml/2006/main" xmlns:w14="http://schemas.microsoft.com/office/word/2010/wordml" xmlns:w15="http://schemas.microsoft.com/office/word/2012/wordml" xmlns:w16cex="http://schemas.microsoft.com/office/word/2018/wordml/cex" xmlns:w16cid="http://schemas.microsoft.com/office/word/2016/wordml/cid" xmlns:w16="http://schemas.microsoft.com/office/word/2018/wordml" xmlns:w16du="http://schemas.microsoft.com/office/word/2023/wordml/word16du" xmlns:w16sdtdh="http://schemas.microsoft.com/office/word/2020/wordml/sdtdatahash" xmlns:w16sdtfl="http://schemas.microsoft.com/office/word/2024/wordml/sdtformatlock" xmlns:w16se="http://schemas.microsoft.com/office/word/2015/wordml/symex" xmlns:wpg="http://schemas.microsoft.com/office/word/2010/wordprocessingGroup" xmlns:wpi="http://schemas.microsoft.com/office/word/2010/wordprocessingInk" xmlns:wne="http://schemas.microsoft.com/office/word/2006/wordml" xmlns:wps="http://schemas.microsoft.com/office/word/2010/wordprocessingShape" mc:Ignorable="w14 w15 w16se w16cid w16 w16cex w16sdtdh w16sdtfl w16du wp14">
+  <w:p>
     <w:pPr>
       <w:pStyle w:val="Footer"/>
-      <w:jc w:val="end"/>
-      <w:rPr/>
+      <w:jc w:val="right"/>
     </w:pPr>
     <w:r>
-      <w:rPr/>
       <w:fldChar w:fldCharType="begin"/>
     </w:r>
     <w:r>
-      <w:rPr/>
       <w:instrText xml:space="preserve"> PAGE </w:instrText>
     </w:r>
     <w:r>
-      <w:rPr/>
       <w:fldChar w:fldCharType="separate"/>
     </w:r>
     <w:r>
-      <w:rPr/>
       <w:t>12</w:t>
     </w:r>
     <w:r>
-      <w:rPr/>
       <w:fldChar w:fldCharType="end"/>
     </w:r>
   </w:p>
@@ -3115,81 +3102,63 @@
 </file>
 
 <file path=word/footer11.xml><?xml version="1.0" encoding="utf-8"?>
-<w:ftr xmlns:o="urn:schemas-microsoft-com:office:office" xmlns:r="http://schemas.openxmlformats.org/officeDocument/2006/relationships" xmlns:v="urn:schemas-microsoft-com:vml" xmlns:w="http://schemas.openxmlformats.org/wordprocessingml/2006/main" xmlns:w10="urn:schemas-microsoft-com:office:word" xmlns:wp="http://schemas.openxmlformats.org/drawingml/2006/wordprocessingDrawing" xmlns:pic="http://schemas.openxmlformats.org/drawingml/2006/picture" xmlns:wps="http://schemas.microsoft.com/office/word/2010/wordprocessingShape" xmlns:wpg="http://schemas.microsoft.com/office/word/2010/wordprocessingGroup" xmlns:mc="http://schemas.openxmlformats.org/markup-compatibility/2006" xmlns:wp14="http://schemas.microsoft.com/office/word/2010/wordprocessingDrawing" xmlns:w14="http://schemas.microsoft.com/office/word/2010/wordml" xmlns:w15="http://schemas.microsoft.com/office/word/2012/wordml" mc:Ignorable="w14 wp14 w15">
-  <w:p xmlns:wp14="http://schemas.microsoft.com/office/word/2010/wordml" wp14:textId="77777777"/>
+<w:ftr xmlns:wpc="http://schemas.microsoft.com/office/word/2010/wordprocessingCanvas" xmlns:cx="http://schemas.microsoft.com/office/drawing/2014/chartex" xmlns:cx1="http://schemas.microsoft.com/office/drawing/2015/9/8/chartex" xmlns:cx2="http://schemas.microsoft.com/office/drawing/2015/10/21/chartex" xmlns:cx3="http://schemas.microsoft.com/office/drawing/2016/5/9/chartex" xmlns:cx4="http://schemas.microsoft.com/office/drawing/2016/5/10/chartex" xmlns:cx5="http://schemas.microsoft.com/office/drawing/2016/5/11/chartex" xmlns:cx6="http://schemas.microsoft.com/office/drawing/2016/5/12/chartex" xmlns:cx7="http://schemas.microsoft.com/office/drawing/2016/5/13/chartex" xmlns:cx8="http://schemas.microsoft.com/office/drawing/2016/5/14/chartex" xmlns:mc="http://schemas.openxmlformats.org/markup-compatibility/2006" xmlns:aink="http://schemas.microsoft.com/office/drawing/2016/ink" xmlns:am3d="http://schemas.microsoft.com/office/drawing/2017/model3d" xmlns:o="urn:schemas-microsoft-com:office:office" xmlns:oel="http://schemas.microsoft.com/office/2019/extlst" xmlns:r="http://schemas.openxmlformats.org/officeDocument/2006/relationships" xmlns:m="http://schemas.openxmlformats.org/officeDocument/2006/math" xmlns:v="urn:schemas-microsoft-com:vml" xmlns:wp14="http://schemas.microsoft.com/office/word/2010/wordprocessingDrawing" xmlns:wp="http://schemas.openxmlformats.org/drawingml/2006/wordprocessingDrawing" xmlns:w10="urn:schemas-microsoft-com:office:word" xmlns:w="http://schemas.openxmlformats.org/wordprocessingml/2006/main" xmlns:w14="http://schemas.microsoft.com/office/word/2010/wordml" xmlns:w15="http://schemas.microsoft.com/office/word/2012/wordml" xmlns:w16cex="http://schemas.microsoft.com/office/word/2018/wordml/cex" xmlns:w16cid="http://schemas.microsoft.com/office/word/2016/wordml/cid" xmlns:w16="http://schemas.microsoft.com/office/word/2018/wordml" xmlns:w16du="http://schemas.microsoft.com/office/word/2023/wordml/word16du" xmlns:w16sdtdh="http://schemas.microsoft.com/office/word/2020/wordml/sdtdatahash" xmlns:w16sdtfl="http://schemas.microsoft.com/office/word/2024/wordml/sdtformatlock" xmlns:w16se="http://schemas.microsoft.com/office/word/2015/wordml/symex" xmlns:wpg="http://schemas.microsoft.com/office/word/2010/wordprocessingGroup" xmlns:wpi="http://schemas.microsoft.com/office/word/2010/wordprocessingInk" xmlns:wne="http://schemas.microsoft.com/office/word/2006/wordml" xmlns:wps="http://schemas.microsoft.com/office/word/2010/wordprocessingShape" mc:Ignorable="w14 w15 w16se w16cid w16 w16cex w16sdtdh w16sdtfl w16du wp14">
+  <w:p/>
 </w:ftr>
 </file>
 
 <file path=word/footer2.xml><?xml version="1.0" encoding="utf-8"?>
-<w:ftr xmlns:o="urn:schemas-microsoft-com:office:office" xmlns:r="http://schemas.openxmlformats.org/officeDocument/2006/relationships" xmlns:v="urn:schemas-microsoft-com:vml" xmlns:w="http://schemas.openxmlformats.org/wordprocessingml/2006/main" xmlns:w10="urn:schemas-microsoft-com:office:word" xmlns:wp="http://schemas.openxmlformats.org/drawingml/2006/wordprocessingDrawing" xmlns:pic="http://schemas.openxmlformats.org/drawingml/2006/picture" xmlns:wps="http://schemas.microsoft.com/office/word/2010/wordprocessingShape" xmlns:wpg="http://schemas.microsoft.com/office/word/2010/wordprocessingGroup" xmlns:mc="http://schemas.openxmlformats.org/markup-compatibility/2006" xmlns:wp14="http://schemas.microsoft.com/office/word/2010/wordprocessingDrawing" xmlns:w14="http://schemas.microsoft.com/office/word/2010/wordml" xmlns:w15="http://schemas.microsoft.com/office/word/2012/wordml" mc:Ignorable="w14 wp14 w15">
-  <w:p xmlns:wp14="http://schemas.microsoft.com/office/word/2010/wordml" wp14:textId="77777777">
+<w:ftr xmlns:wpc="http://schemas.microsoft.com/office/word/2010/wordprocessingCanvas" xmlns:cx="http://schemas.microsoft.com/office/drawing/2014/chartex" xmlns:cx1="http://schemas.microsoft.com/office/drawing/2015/9/8/chartex" xmlns:cx2="http://schemas.microsoft.com/office/drawing/2015/10/21/chartex" xmlns:cx3="http://schemas.microsoft.com/office/drawing/2016/5/9/chartex" xmlns:cx4="http://schemas.microsoft.com/office/drawing/2016/5/10/chartex" xmlns:cx5="http://schemas.microsoft.com/office/drawing/2016/5/11/chartex" xmlns:cx6="http://schemas.microsoft.com/office/drawing/2016/5/12/chartex" xmlns:cx7="http://schemas.microsoft.com/office/drawing/2016/5/13/chartex" xmlns:cx8="http://schemas.microsoft.com/office/drawing/2016/5/14/chartex" xmlns:mc="http://schemas.openxmlformats.org/markup-compatibility/2006" xmlns:aink="http://schemas.microsoft.com/office/drawing/2016/ink" xmlns:am3d="http://schemas.microsoft.com/office/drawing/2017/model3d" xmlns:o="urn:schemas-microsoft-com:office:office" xmlns:oel="http://schemas.microsoft.com/office/2019/extlst" xmlns:r="http://schemas.openxmlformats.org/officeDocument/2006/relationships" xmlns:m="http://schemas.openxmlformats.org/officeDocument/2006/math" xmlns:v="urn:schemas-microsoft-com:vml" xmlns:wp14="http://schemas.microsoft.com/office/word/2010/wordprocessingDrawing" xmlns:wp="http://schemas.openxmlformats.org/drawingml/2006/wordprocessingDrawing" xmlns:w10="urn:schemas-microsoft-com:office:word" xmlns:w="http://schemas.openxmlformats.org/wordprocessingml/2006/main" xmlns:w14="http://schemas.microsoft.com/office/word/2010/wordml" xmlns:w15="http://schemas.microsoft.com/office/word/2012/wordml" xmlns:w16cex="http://schemas.microsoft.com/office/word/2018/wordml/cex" xmlns:w16cid="http://schemas.microsoft.com/office/word/2016/wordml/cid" xmlns:w16="http://schemas.microsoft.com/office/word/2018/wordml" xmlns:w16du="http://schemas.microsoft.com/office/word/2023/wordml/word16du" xmlns:w16sdtdh="http://schemas.microsoft.com/office/word/2020/wordml/sdtdatahash" xmlns:w16sdtfl="http://schemas.microsoft.com/office/word/2024/wordml/sdtformatlock" xmlns:w16se="http://schemas.microsoft.com/office/word/2015/wordml/symex" xmlns:wpg="http://schemas.microsoft.com/office/word/2010/wordprocessingGroup" xmlns:wpi="http://schemas.microsoft.com/office/word/2010/wordprocessingInk" xmlns:wne="http://schemas.microsoft.com/office/word/2006/wordml" xmlns:wps="http://schemas.microsoft.com/office/word/2010/wordprocessingShape" mc:Ignorable="w14 w15 w16se w16cid w16 w16cex w16sdtdh w16sdtfl w16du wp14">
+  <w:p>
     <w:pPr>
       <w:pStyle w:val="Footer"/>
       <w:jc w:val="center"/>
-      <w:rPr/>
     </w:pPr>
-    <w:r>
-      <w:rPr/>
-    </w:r>
   </w:p>
 </w:ftr>
 </file>
 
 <file path=word/footer3.xml><?xml version="1.0" encoding="utf-8"?>
-<w:ftr xmlns:o="urn:schemas-microsoft-com:office:office" xmlns:r="http://schemas.openxmlformats.org/officeDocument/2006/relationships" xmlns:v="urn:schemas-microsoft-com:vml" xmlns:w="http://schemas.openxmlformats.org/wordprocessingml/2006/main" xmlns:w10="urn:schemas-microsoft-com:office:word" xmlns:wp="http://schemas.openxmlformats.org/drawingml/2006/wordprocessingDrawing" xmlns:pic="http://schemas.openxmlformats.org/drawingml/2006/picture" xmlns:wps="http://schemas.microsoft.com/office/word/2010/wordprocessingShape" xmlns:wpg="http://schemas.microsoft.com/office/word/2010/wordprocessingGroup" xmlns:mc="http://schemas.openxmlformats.org/markup-compatibility/2006" xmlns:wp14="http://schemas.microsoft.com/office/word/2010/wordprocessingDrawing" xmlns:w14="http://schemas.microsoft.com/office/word/2010/wordml" xmlns:w15="http://schemas.microsoft.com/office/word/2012/wordml" mc:Ignorable="w14 wp14 w15">
-  <w:p xmlns:wp14="http://schemas.microsoft.com/office/word/2010/wordml" wp14:textId="77777777">
+<w:ftr xmlns:wpc="http://schemas.microsoft.com/office/word/2010/wordprocessingCanvas" xmlns:cx="http://schemas.microsoft.com/office/drawing/2014/chartex" xmlns:cx1="http://schemas.microsoft.com/office/drawing/2015/9/8/chartex" xmlns:cx2="http://schemas.microsoft.com/office/drawing/2015/10/21/chartex" xmlns:cx3="http://schemas.microsoft.com/office/drawing/2016/5/9/chartex" xmlns:cx4="http://schemas.microsoft.com/office/drawing/2016/5/10/chartex" xmlns:cx5="http://schemas.microsoft.com/office/drawing/2016/5/11/chartex" xmlns:cx6="http://schemas.microsoft.com/office/drawing/2016/5/12/chartex" xmlns:cx7="http://schemas.microsoft.com/office/drawing/2016/5/13/chartex" xmlns:cx8="http://schemas.microsoft.com/office/drawing/2016/5/14/chartex" xmlns:mc="http://schemas.openxmlformats.org/markup-compatibility/2006" xmlns:aink="http://schemas.microsoft.com/office/drawing/2016/ink" xmlns:am3d="http://schemas.microsoft.com/office/drawing/2017/model3d" xmlns:o="urn:schemas-microsoft-com:office:office" xmlns:oel="http://schemas.microsoft.com/office/2019/extlst" xmlns:r="http://schemas.openxmlformats.org/officeDocument/2006/relationships" xmlns:m="http://schemas.openxmlformats.org/officeDocument/2006/math" xmlns:v="urn:schemas-microsoft-com:vml" xmlns:wp14="http://schemas.microsoft.com/office/word/2010/wordprocessingDrawing" xmlns:wp="http://schemas.openxmlformats.org/drawingml/2006/wordprocessingDrawing" xmlns:w10="urn:schemas-microsoft-com:office:word" xmlns:w="http://schemas.openxmlformats.org/wordprocessingml/2006/main" xmlns:w14="http://schemas.microsoft.com/office/word/2010/wordml" xmlns:w15="http://schemas.microsoft.com/office/word/2012/wordml" xmlns:w16cex="http://schemas.microsoft.com/office/word/2018/wordml/cex" xmlns:w16cid="http://schemas.microsoft.com/office/word/2016/wordml/cid" xmlns:w16="http://schemas.microsoft.com/office/word/2018/wordml" xmlns:w16du="http://schemas.microsoft.com/office/word/2023/wordml/word16du" xmlns:w16sdtdh="http://schemas.microsoft.com/office/word/2020/wordml/sdtdatahash" xmlns:w16sdtfl="http://schemas.microsoft.com/office/word/2024/wordml/sdtformatlock" xmlns:w16se="http://schemas.microsoft.com/office/word/2015/wordml/symex" xmlns:wpg="http://schemas.microsoft.com/office/word/2010/wordprocessingGroup" xmlns:wpi="http://schemas.microsoft.com/office/word/2010/wordprocessingInk" xmlns:wne="http://schemas.microsoft.com/office/word/2006/wordml" xmlns:wps="http://schemas.microsoft.com/office/word/2010/wordprocessingShape" mc:Ignorable="w14 w15 w16se w16cid w16 w16cex w16sdtdh w16sdtfl w16du wp14">
+  <w:p>
     <w:pPr>
       <w:pStyle w:val="Footer"/>
       <w:jc w:val="center"/>
-      <w:rPr/>
     </w:pPr>
-    <w:r>
-      <w:rPr/>
-    </w:r>
   </w:p>
 </w:ftr>
 </file>
 
 <file path=word/footer4.xml><?xml version="1.0" encoding="utf-8"?>
-<w:ftr xmlns:o="urn:schemas-microsoft-com:office:office" xmlns:r="http://schemas.openxmlformats.org/officeDocument/2006/relationships" xmlns:v="urn:schemas-microsoft-com:vml" xmlns:w="http://schemas.openxmlformats.org/wordprocessingml/2006/main" xmlns:w10="urn:schemas-microsoft-com:office:word" xmlns:wp="http://schemas.openxmlformats.org/drawingml/2006/wordprocessingDrawing" xmlns:pic="http://schemas.openxmlformats.org/drawingml/2006/picture" xmlns:wps="http://schemas.microsoft.com/office/word/2010/wordprocessingShape" xmlns:wpg="http://schemas.microsoft.com/office/word/2010/wordprocessingGroup" xmlns:mc="http://schemas.openxmlformats.org/markup-compatibility/2006" xmlns:wp14="http://schemas.microsoft.com/office/word/2010/wordprocessingDrawing" xmlns:w14="http://schemas.microsoft.com/office/word/2010/wordml" xmlns:w15="http://schemas.microsoft.com/office/word/2012/wordml" mc:Ignorable="w14 wp14 w15">
-  <w:p xmlns:wp14="http://schemas.microsoft.com/office/word/2010/wordml" wp14:textId="77777777">
+<w:ftr xmlns:wpc="http://schemas.microsoft.com/office/word/2010/wordprocessingCanvas" xmlns:cx="http://schemas.microsoft.com/office/drawing/2014/chartex" xmlns:cx1="http://schemas.microsoft.com/office/drawing/2015/9/8/chartex" xmlns:cx2="http://schemas.microsoft.com/office/drawing/2015/10/21/chartex" xmlns:cx3="http://schemas.microsoft.com/office/drawing/2016/5/9/chartex" xmlns:cx4="http://schemas.microsoft.com/office/drawing/2016/5/10/chartex" xmlns:cx5="http://schemas.microsoft.com/office/drawing/2016/5/11/chartex" xmlns:cx6="http://schemas.microsoft.com/office/drawing/2016/5/12/chartex" xmlns:cx7="http://schemas.microsoft.com/office/drawing/2016/5/13/chartex" xmlns:cx8="http://schemas.microsoft.com/office/drawing/2016/5/14/chartex" xmlns:mc="http://schemas.openxmlformats.org/markup-compatibility/2006" xmlns:aink="http://schemas.microsoft.com/office/drawing/2016/ink" xmlns:am3d="http://schemas.microsoft.com/office/drawing/2017/model3d" xmlns:o="urn:schemas-microsoft-com:office:office" xmlns:oel="http://schemas.microsoft.com/office/2019/extlst" xmlns:r="http://schemas.openxmlformats.org/officeDocument/2006/relationships" xmlns:m="http://schemas.openxmlformats.org/officeDocument/2006/math" xmlns:v="urn:schemas-microsoft-com:vml" xmlns:wp14="http://schemas.microsoft.com/office/word/2010/wordprocessingDrawing" xmlns:wp="http://schemas.openxmlformats.org/drawingml/2006/wordprocessingDrawing" xmlns:w10="urn:schemas-microsoft-com:office:word" xmlns:w="http://schemas.openxmlformats.org/wordprocessingml/2006/main" xmlns:w14="http://schemas.microsoft.com/office/word/2010/wordml" xmlns:w15="http://schemas.microsoft.com/office/word/2012/wordml" xmlns:w16cex="http://schemas.microsoft.com/office/word/2018/wordml/cex" xmlns:w16cid="http://schemas.microsoft.com/office/word/2016/wordml/cid" xmlns:w16="http://schemas.microsoft.com/office/word/2018/wordml" xmlns:w16du="http://schemas.microsoft.com/office/word/2023/wordml/word16du" xmlns:w16sdtdh="http://schemas.microsoft.com/office/word/2020/wordml/sdtdatahash" xmlns:w16sdtfl="http://schemas.microsoft.com/office/word/2024/wordml/sdtformatlock" xmlns:w16se="http://schemas.microsoft.com/office/word/2015/wordml/symex" xmlns:wpg="http://schemas.microsoft.com/office/word/2010/wordprocessingGroup" xmlns:wpi="http://schemas.microsoft.com/office/word/2010/wordprocessingInk" xmlns:wne="http://schemas.microsoft.com/office/word/2006/wordml" xmlns:wps="http://schemas.microsoft.com/office/word/2010/wordprocessingShape" mc:Ignorable="w14 w15 w16se w16cid w16 w16cex w16sdtdh w16sdtfl w16du wp14">
+  <w:p>
     <w:pPr>
       <w:pStyle w:val="Footer"/>
-      <w:rPr/>
     </w:pPr>
-    <w:r>
-      <w:rPr/>
-    </w:r>
   </w:p>
 </w:ftr>
 </file>
 
 <file path=word/footer5.xml><?xml version="1.0" encoding="utf-8"?>
-<w:ftr xmlns:o="urn:schemas-microsoft-com:office:office" xmlns:r="http://schemas.openxmlformats.org/officeDocument/2006/relationships" xmlns:v="urn:schemas-microsoft-com:vml" xmlns:w="http://schemas.openxmlformats.org/wordprocessingml/2006/main" xmlns:w10="urn:schemas-microsoft-com:office:word" xmlns:wp="http://schemas.openxmlformats.org/drawingml/2006/wordprocessingDrawing" xmlns:pic="http://schemas.openxmlformats.org/drawingml/2006/picture" xmlns:wps="http://schemas.microsoft.com/office/word/2010/wordprocessingShape" xmlns:wpg="http://schemas.microsoft.com/office/word/2010/wordprocessingGroup" xmlns:mc="http://schemas.openxmlformats.org/markup-compatibility/2006" xmlns:wp14="http://schemas.microsoft.com/office/word/2010/wordprocessingDrawing" xmlns:w14="http://schemas.microsoft.com/office/word/2010/wordml" xmlns:w15="http://schemas.microsoft.com/office/word/2012/wordml" mc:Ignorable="w14 wp14 w15">
-  <w:p xmlns:wp14="http://schemas.microsoft.com/office/word/2010/wordml" wp14:textId="77777777">
+<w:ftr xmlns:wpc="http://schemas.microsoft.com/office/word/2010/wordprocessingCanvas" xmlns:cx="http://schemas.microsoft.com/office/drawing/2014/chartex" xmlns:cx1="http://schemas.microsoft.com/office/drawing/2015/9/8/chartex" xmlns:cx2="http://schemas.microsoft.com/office/drawing/2015/10/21/chartex" xmlns:cx3="http://schemas.microsoft.com/office/drawing/2016/5/9/chartex" xmlns:cx4="http://schemas.microsoft.com/office/drawing/2016/5/10/chartex" xmlns:cx5="http://schemas.microsoft.com/office/drawing/2016/5/11/chartex" xmlns:cx6="http://schemas.microsoft.com/office/drawing/2016/5/12/chartex" xmlns:cx7="http://schemas.microsoft.com/office/drawing/2016/5/13/chartex" xmlns:cx8="http://schemas.microsoft.com/office/drawing/2016/5/14/chartex" xmlns:mc="http://schemas.openxmlformats.org/markup-compatibility/2006" xmlns:aink="http://schemas.microsoft.com/office/drawing/2016/ink" xmlns:am3d="http://schemas.microsoft.com/office/drawing/2017/model3d" xmlns:o="urn:schemas-microsoft-com:office:office" xmlns:oel="http://schemas.microsoft.com/office/2019/extlst" xmlns:r="http://schemas.openxmlformats.org/officeDocument/2006/relationships" xmlns:m="http://schemas.openxmlformats.org/officeDocument/2006/math" xmlns:v="urn:schemas-microsoft-com:vml" xmlns:wp14="http://schemas.microsoft.com/office/word/2010/wordprocessingDrawing" xmlns:wp="http://schemas.openxmlformats.org/drawingml/2006/wordprocessingDrawing" xmlns:w10="urn:schemas-microsoft-com:office:word" xmlns:w="http://schemas.openxmlformats.org/wordprocessingml/2006/main" xmlns:w14="http://schemas.microsoft.com/office/word/2010/wordml" xmlns:w15="http://schemas.microsoft.com/office/word/2012/wordml" xmlns:w16cex="http://schemas.microsoft.com/office/word/2018/wordml/cex" xmlns:w16cid="http://schemas.microsoft.com/office/word/2016/wordml/cid" xmlns:w16="http://schemas.microsoft.com/office/word/2018/wordml" xmlns:w16du="http://schemas.microsoft.com/office/word/2023/wordml/word16du" xmlns:w16sdtdh="http://schemas.microsoft.com/office/word/2020/wordml/sdtdatahash" xmlns:w16sdtfl="http://schemas.microsoft.com/office/word/2024/wordml/sdtformatlock" xmlns:w16se="http://schemas.microsoft.com/office/word/2015/wordml/symex" xmlns:wpg="http://schemas.microsoft.com/office/word/2010/wordprocessingGroup" xmlns:wpi="http://schemas.microsoft.com/office/word/2010/wordprocessingInk" xmlns:wne="http://schemas.microsoft.com/office/word/2006/wordml" xmlns:wps="http://schemas.microsoft.com/office/word/2010/wordprocessingShape" mc:Ignorable="w14 w15 w16se w16cid w16 w16cex w16sdtdh w16sdtfl w16du wp14">
+  <w:p>
     <w:pPr>
       <w:pStyle w:val="Footer"/>
-      <w:jc w:val="end"/>
-      <w:rPr/>
+      <w:jc w:val="right"/>
     </w:pPr>
     <w:r>
-      <w:rPr/>
       <w:fldChar w:fldCharType="begin"/>
     </w:r>
     <w:r>
-      <w:rPr/>
       <w:instrText xml:space="preserve"> PAGE </w:instrText>
     </w:r>
     <w:r>
-      <w:rPr/>
       <w:fldChar w:fldCharType="separate"/>
     </w:r>
     <w:r>
-      <w:rPr/>
       <w:t>1</w:t>
     </w:r>
     <w:r>
-      <w:rPr/>
       <w:fldChar w:fldCharType="end"/>
     </w:r>
   </w:p>
@@ -3197,31 +3166,25 @@
 </file>
 
 <file path=word/footer6.xml><?xml version="1.0" encoding="utf-8"?>
-<w:ftr xmlns:o="urn:schemas-microsoft-com:office:office" xmlns:r="http://schemas.openxmlformats.org/officeDocument/2006/relationships" xmlns:v="urn:schemas-microsoft-com:vml" xmlns:w="http://schemas.openxmlformats.org/wordprocessingml/2006/main" xmlns:w10="urn:schemas-microsoft-com:office:word" xmlns:wp="http://schemas.openxmlformats.org/drawingml/2006/wordprocessingDrawing" xmlns:pic="http://schemas.openxmlformats.org/drawingml/2006/picture" xmlns:wps="http://schemas.microsoft.com/office/word/2010/wordprocessingShape" xmlns:wpg="http://schemas.microsoft.com/office/word/2010/wordprocessingGroup" xmlns:mc="http://schemas.openxmlformats.org/markup-compatibility/2006" xmlns:wp14="http://schemas.microsoft.com/office/word/2010/wordprocessingDrawing" xmlns:w14="http://schemas.microsoft.com/office/word/2010/wordml" xmlns:w15="http://schemas.microsoft.com/office/word/2012/wordml" mc:Ignorable="w14 wp14 w15">
-  <w:p xmlns:wp14="http://schemas.microsoft.com/office/word/2010/wordml" wp14:textId="77777777">
+<w:ftr xmlns:wpc="http://schemas.microsoft.com/office/word/2010/wordprocessingCanvas" xmlns:cx="http://schemas.microsoft.com/office/drawing/2014/chartex" xmlns:cx1="http://schemas.microsoft.com/office/drawing/2015/9/8/chartex" xmlns:cx2="http://schemas.microsoft.com/office/drawing/2015/10/21/chartex" xmlns:cx3="http://schemas.microsoft.com/office/drawing/2016/5/9/chartex" xmlns:cx4="http://schemas.microsoft.com/office/drawing/2016/5/10/chartex" xmlns:cx5="http://schemas.microsoft.com/office/drawing/2016/5/11/chartex" xmlns:cx6="http://schemas.microsoft.com/office/drawing/2016/5/12/chartex" xmlns:cx7="http://schemas.microsoft.com/office/drawing/2016/5/13/chartex" xmlns:cx8="http://schemas.microsoft.com/office/drawing/2016/5/14/chartex" xmlns:mc="http://schemas.openxmlformats.org/markup-compatibility/2006" xmlns:aink="http://schemas.microsoft.com/office/drawing/2016/ink" xmlns:am3d="http://schemas.microsoft.com/office/drawing/2017/model3d" xmlns:o="urn:schemas-microsoft-com:office:office" xmlns:oel="http://schemas.microsoft.com/office/2019/extlst" xmlns:r="http://schemas.openxmlformats.org/officeDocument/2006/relationships" xmlns:m="http://schemas.openxmlformats.org/officeDocument/2006/math" xmlns:v="urn:schemas-microsoft-com:vml" xmlns:wp14="http://schemas.microsoft.com/office/word/2010/wordprocessingDrawing" xmlns:wp="http://schemas.openxmlformats.org/drawingml/2006/wordprocessingDrawing" xmlns:w10="urn:schemas-microsoft-com:office:word" xmlns:w="http://schemas.openxmlformats.org/wordprocessingml/2006/main" xmlns:w14="http://schemas.microsoft.com/office/word/2010/wordml" xmlns:w15="http://schemas.microsoft.com/office/word/2012/wordml" xmlns:w16cex="http://schemas.microsoft.com/office/word/2018/wordml/cex" xmlns:w16cid="http://schemas.microsoft.com/office/word/2016/wordml/cid" xmlns:w16="http://schemas.microsoft.com/office/word/2018/wordml" xmlns:w16du="http://schemas.microsoft.com/office/word/2023/wordml/word16du" xmlns:w16sdtdh="http://schemas.microsoft.com/office/word/2020/wordml/sdtdatahash" xmlns:w16sdtfl="http://schemas.microsoft.com/office/word/2024/wordml/sdtformatlock" xmlns:w16se="http://schemas.microsoft.com/office/word/2015/wordml/symex" xmlns:wpg="http://schemas.microsoft.com/office/word/2010/wordprocessingGroup" xmlns:wpi="http://schemas.microsoft.com/office/word/2010/wordprocessingInk" xmlns:wne="http://schemas.microsoft.com/office/word/2006/wordml" xmlns:wps="http://schemas.microsoft.com/office/word/2010/wordprocessingShape" mc:Ignorable="w14 w15 w16se w16cid w16 w16cex w16sdtdh w16sdtfl w16du wp14">
+  <w:p>
     <w:pPr>
       <w:pStyle w:val="Footer"/>
-      <w:jc w:val="end"/>
-      <w:rPr/>
+      <w:jc w:val="right"/>
     </w:pPr>
     <w:r>
-      <w:rPr/>
       <w:fldChar w:fldCharType="begin"/>
     </w:r>
     <w:r>
-      <w:rPr/>
       <w:instrText xml:space="preserve"> PAGE </w:instrText>
     </w:r>
     <w:r>
-      <w:rPr/>
       <w:fldChar w:fldCharType="separate"/>
     </w:r>
     <w:r>
-      <w:rPr/>
       <w:t>1</w:t>
     </w:r>
     <w:r>
-      <w:rPr/>
       <w:fldChar w:fldCharType="end"/>
     </w:r>
   </w:p>
@@ -3229,45 +3192,35 @@
 </file>
 
 <file path=word/footer7.xml><?xml version="1.0" encoding="utf-8"?>
-<w:ftr xmlns:o="urn:schemas-microsoft-com:office:office" xmlns:r="http://schemas.openxmlformats.org/officeDocument/2006/relationships" xmlns:v="urn:schemas-microsoft-com:vml" xmlns:w="http://schemas.openxmlformats.org/wordprocessingml/2006/main" xmlns:w10="urn:schemas-microsoft-com:office:word" xmlns:wp="http://schemas.openxmlformats.org/drawingml/2006/wordprocessingDrawing" xmlns:pic="http://schemas.openxmlformats.org/drawingml/2006/picture" xmlns:wps="http://schemas.microsoft.com/office/word/2010/wordprocessingShape" xmlns:wpg="http://schemas.microsoft.com/office/word/2010/wordprocessingGroup" xmlns:mc="http://schemas.openxmlformats.org/markup-compatibility/2006" xmlns:wp14="http://schemas.microsoft.com/office/word/2010/wordprocessingDrawing" xmlns:w14="http://schemas.microsoft.com/office/word/2010/wordml" xmlns:w15="http://schemas.microsoft.com/office/word/2012/wordml" mc:Ignorable="w14 wp14 w15">
-  <w:p xmlns:wp14="http://schemas.microsoft.com/office/word/2010/wordml" wp14:textId="77777777">
+<w:ftr xmlns:wpc="http://schemas.microsoft.com/office/word/2010/wordprocessingCanvas" xmlns:cx="http://schemas.microsoft.com/office/drawing/2014/chartex" xmlns:cx1="http://schemas.microsoft.com/office/drawing/2015/9/8/chartex" xmlns:cx2="http://schemas.microsoft.com/office/drawing/2015/10/21/chartex" xmlns:cx3="http://schemas.microsoft.com/office/drawing/2016/5/9/chartex" xmlns:cx4="http://schemas.microsoft.com/office/drawing/2016/5/10/chartex" xmlns:cx5="http://schemas.microsoft.com/office/drawing/2016/5/11/chartex" xmlns:cx6="http://schemas.microsoft.com/office/drawing/2016/5/12/chartex" xmlns:cx7="http://schemas.microsoft.com/office/drawing/2016/5/13/chartex" xmlns:cx8="http://schemas.microsoft.com/office/drawing/2016/5/14/chartex" xmlns:mc="http://schemas.openxmlformats.org/markup-compatibility/2006" xmlns:aink="http://schemas.microsoft.com/office/drawing/2016/ink" xmlns:am3d="http://schemas.microsoft.com/office/drawing/2017/model3d" xmlns:o="urn:schemas-microsoft-com:office:office" xmlns:oel="http://schemas.microsoft.com/office/2019/extlst" xmlns:r="http://schemas.openxmlformats.org/officeDocument/2006/relationships" xmlns:m="http://schemas.openxmlformats.org/officeDocument/2006/math" xmlns:v="urn:schemas-microsoft-com:vml" xmlns:wp14="http://schemas.microsoft.com/office/word/2010/wordprocessingDrawing" xmlns:wp="http://schemas.openxmlformats.org/drawingml/2006/wordprocessingDrawing" xmlns:w10="urn:schemas-microsoft-com:office:word" xmlns:w="http://schemas.openxmlformats.org/wordprocessingml/2006/main" xmlns:w14="http://schemas.microsoft.com/office/word/2010/wordml" xmlns:w15="http://schemas.microsoft.com/office/word/2012/wordml" xmlns:w16cex="http://schemas.microsoft.com/office/word/2018/wordml/cex" xmlns:w16cid="http://schemas.microsoft.com/office/word/2016/wordml/cid" xmlns:w16="http://schemas.microsoft.com/office/word/2018/wordml" xmlns:w16du="http://schemas.microsoft.com/office/word/2023/wordml/word16du" xmlns:w16sdtdh="http://schemas.microsoft.com/office/word/2020/wordml/sdtdatahash" xmlns:w16sdtfl="http://schemas.microsoft.com/office/word/2024/wordml/sdtformatlock" xmlns:w16se="http://schemas.microsoft.com/office/word/2015/wordml/symex" xmlns:wpg="http://schemas.microsoft.com/office/word/2010/wordprocessingGroup" xmlns:wpi="http://schemas.microsoft.com/office/word/2010/wordprocessingInk" xmlns:wne="http://schemas.microsoft.com/office/word/2006/wordml" xmlns:wps="http://schemas.microsoft.com/office/word/2010/wordprocessingShape" mc:Ignorable="w14 w15 w16se w16cid w16 w16cex w16sdtdh w16sdtfl w16du wp14">
+  <w:p>
     <w:pPr>
       <w:pStyle w:val="Footer"/>
-      <w:rPr/>
     </w:pPr>
-    <w:r>
-      <w:rPr/>
-    </w:r>
   </w:p>
 </w:ftr>
 </file>
 
 <file path=word/footer8.xml><?xml version="1.0" encoding="utf-8"?>
-<w:ftr xmlns:o="urn:schemas-microsoft-com:office:office" xmlns:r="http://schemas.openxmlformats.org/officeDocument/2006/relationships" xmlns:v="urn:schemas-microsoft-com:vml" xmlns:w="http://schemas.openxmlformats.org/wordprocessingml/2006/main" xmlns:w10="urn:schemas-microsoft-com:office:word" xmlns:wp="http://schemas.openxmlformats.org/drawingml/2006/wordprocessingDrawing" xmlns:pic="http://schemas.openxmlformats.org/drawingml/2006/picture" xmlns:wps="http://schemas.microsoft.com/office/word/2010/wordprocessingShape" xmlns:wpg="http://schemas.microsoft.com/office/word/2010/wordprocessingGroup" xmlns:mc="http://schemas.openxmlformats.org/markup-compatibility/2006" xmlns:wp14="http://schemas.microsoft.com/office/word/2010/wordprocessingDrawing" xmlns:w14="http://schemas.microsoft.com/office/word/2010/wordml" xmlns:w15="http://schemas.microsoft.com/office/word/2012/wordml" mc:Ignorable="w14 wp14 w15">
-  <w:p xmlns:wp14="http://schemas.microsoft.com/office/word/2010/wordml" wp14:textId="77777777">
+<w:ftr xmlns:wpc="http://schemas.microsoft.com/office/word/2010/wordprocessingCanvas" xmlns:cx="http://schemas.microsoft.com/office/drawing/2014/chartex" xmlns:cx1="http://schemas.microsoft.com/office/drawing/2015/9/8/chartex" xmlns:cx2="http://schemas.microsoft.com/office/drawing/2015/10/21/chartex" xmlns:cx3="http://schemas.microsoft.com/office/drawing/2016/5/9/chartex" xmlns:cx4="http://schemas.microsoft.com/office/drawing/2016/5/10/chartex" xmlns:cx5="http://schemas.microsoft.com/office/drawing/2016/5/11/chartex" xmlns:cx6="http://schemas.microsoft.com/office/drawing/2016/5/12/chartex" xmlns:cx7="http://schemas.microsoft.com/office/drawing/2016/5/13/chartex" xmlns:cx8="http://schemas.microsoft.com/office/drawing/2016/5/14/chartex" xmlns:mc="http://schemas.openxmlformats.org/markup-compatibility/2006" xmlns:aink="http://schemas.microsoft.com/office/drawing/2016/ink" xmlns:am3d="http://schemas.microsoft.com/office/drawing/2017/model3d" xmlns:o="urn:schemas-microsoft-com:office:office" xmlns:oel="http://schemas.microsoft.com/office/2019/extlst" xmlns:r="http://schemas.openxmlformats.org/officeDocument/2006/relationships" xmlns:m="http://schemas.openxmlformats.org/officeDocument/2006/math" xmlns:v="urn:schemas-microsoft-com:vml" xmlns:wp14="http://schemas.microsoft.com/office/word/2010/wordprocessingDrawing" xmlns:wp="http://schemas.openxmlformats.org/drawingml/2006/wordprocessingDrawing" xmlns:w10="urn:schemas-microsoft-com:office:word" xmlns:w="http://schemas.openxmlformats.org/wordprocessingml/2006/main" xmlns:w14="http://schemas.microsoft.com/office/word/2010/wordml" xmlns:w15="http://schemas.microsoft.com/office/word/2012/wordml" xmlns:w16cex="http://schemas.microsoft.com/office/word/2018/wordml/cex" xmlns:w16cid="http://schemas.microsoft.com/office/word/2016/wordml/cid" xmlns:w16="http://schemas.microsoft.com/office/word/2018/wordml" xmlns:w16du="http://schemas.microsoft.com/office/word/2023/wordml/word16du" xmlns:w16sdtdh="http://schemas.microsoft.com/office/word/2020/wordml/sdtdatahash" xmlns:w16sdtfl="http://schemas.microsoft.com/office/word/2024/wordml/sdtformatlock" xmlns:w16se="http://schemas.microsoft.com/office/word/2015/wordml/symex" xmlns:wpg="http://schemas.microsoft.com/office/word/2010/wordprocessingGroup" xmlns:wpi="http://schemas.microsoft.com/office/word/2010/wordprocessingInk" xmlns:wne="http://schemas.microsoft.com/office/word/2006/wordml" xmlns:wps="http://schemas.microsoft.com/office/word/2010/wordprocessingShape" mc:Ignorable="w14 w15 w16se w16cid w16 w16cex w16sdtdh w16sdtfl w16du wp14">
+  <w:p>
     <w:pPr>
       <w:pStyle w:val="Footer"/>
-      <w:jc w:val="end"/>
-      <w:rPr/>
+      <w:jc w:val="right"/>
     </w:pPr>
     <w:r>
-      <w:rPr/>
       <w:fldChar w:fldCharType="begin"/>
     </w:r>
     <w:r>
-      <w:rPr/>
       <w:instrText xml:space="preserve"> PAGE </w:instrText>
     </w:r>
     <w:r>
-      <w:rPr/>
       <w:fldChar w:fldCharType="separate"/>
     </w:r>
     <w:r>
-      <w:rPr/>
       <w:t>2</w:t>
     </w:r>
     <w:r>
-      <w:rPr/>
       <w:fldChar w:fldCharType="end"/>
     </w:r>
   </w:p>
@@ -3275,31 +3228,25 @@
 </file>
 
 <file path=word/footer9.xml><?xml version="1.0" encoding="utf-8"?>
-<w:ftr xmlns:o="urn:schemas-microsoft-com:office:office" xmlns:r="http://schemas.openxmlformats.org/officeDocument/2006/relationships" xmlns:v="urn:schemas-microsoft-com:vml" xmlns:w="http://schemas.openxmlformats.org/wordprocessingml/2006/main" xmlns:w10="urn:schemas-microsoft-com:office:word" xmlns:wp="http://schemas.openxmlformats.org/drawingml/2006/wordprocessingDrawing" xmlns:pic="http://schemas.openxmlformats.org/drawingml/2006/picture" xmlns:wps="http://schemas.microsoft.com/office/word/2010/wordprocessingShape" xmlns:wpg="http://schemas.microsoft.com/office/word/2010/wordprocessingGroup" xmlns:mc="http://schemas.openxmlformats.org/markup-compatibility/2006" xmlns:wp14="http://schemas.microsoft.com/office/word/2010/wordprocessingDrawing" xmlns:w14="http://schemas.microsoft.com/office/word/2010/wordml" xmlns:w15="http://schemas.microsoft.com/office/word/2012/wordml" mc:Ignorable="w14 wp14 w15">
-  <w:p xmlns:wp14="http://schemas.microsoft.com/office/word/2010/wordml" wp14:textId="77777777">
+<w:ftr xmlns:wpc="http://schemas.microsoft.com/office/word/2010/wordprocessingCanvas" xmlns:cx="http://schemas.microsoft.com/office/drawing/2014/chartex" xmlns:cx1="http://schemas.microsoft.com/office/drawing/2015/9/8/chartex" xmlns:cx2="http://schemas.microsoft.com/office/drawing/2015/10/21/chartex" xmlns:cx3="http://schemas.microsoft.com/office/drawing/2016/5/9/chartex" xmlns:cx4="http://schemas.microsoft.com/office/drawing/2016/5/10/chartex" xmlns:cx5="http://schemas.microsoft.com/office/drawing/2016/5/11/chartex" xmlns:cx6="http://schemas.microsoft.com/office/drawing/2016/5/12/chartex" xmlns:cx7="http://schemas.microsoft.com/office/drawing/2016/5/13/chartex" xmlns:cx8="http://schemas.microsoft.com/office/drawing/2016/5/14/chartex" xmlns:mc="http://schemas.openxmlformats.org/markup-compatibility/2006" xmlns:aink="http://schemas.microsoft.com/office/drawing/2016/ink" xmlns:am3d="http://schemas.microsoft.com/office/drawing/2017/model3d" xmlns:o="urn:schemas-microsoft-com:office:office" xmlns:oel="http://schemas.microsoft.com/office/2019/extlst" xmlns:r="http://schemas.openxmlformats.org/officeDocument/2006/relationships" xmlns:m="http://schemas.openxmlformats.org/officeDocument/2006/math" xmlns:v="urn:schemas-microsoft-com:vml" xmlns:wp14="http://schemas.microsoft.com/office/word/2010/wordprocessingDrawing" xmlns:wp="http://schemas.openxmlformats.org/drawingml/2006/wordprocessingDrawing" xmlns:w10="urn:schemas-microsoft-com:office:word" xmlns:w="http://schemas.openxmlformats.org/wordprocessingml/2006/main" xmlns:w14="http://schemas.microsoft.com/office/word/2010/wordml" xmlns:w15="http://schemas.microsoft.com/office/word/2012/wordml" xmlns:w16cex="http://schemas.microsoft.com/office/word/2018/wordml/cex" xmlns:w16cid="http://schemas.microsoft.com/office/word/2016/wordml/cid" xmlns:w16="http://schemas.microsoft.com/office/word/2018/wordml" xmlns:w16du="http://schemas.microsoft.com/office/word/2023/wordml/word16du" xmlns:w16sdtdh="http://schemas.microsoft.com/office/word/2020/wordml/sdtdatahash" xmlns:w16sdtfl="http://schemas.microsoft.com/office/word/2024/wordml/sdtformatlock" xmlns:w16se="http://schemas.microsoft.com/office/word/2015/wordml/symex" xmlns:wpg="http://schemas.microsoft.com/office/word/2010/wordprocessingGroup" xmlns:wpi="http://schemas.microsoft.com/office/word/2010/wordprocessingInk" xmlns:wne="http://schemas.microsoft.com/office/word/2006/wordml" xmlns:wps="http://schemas.microsoft.com/office/word/2010/wordprocessingShape" mc:Ignorable="w14 w15 w16se w16cid w16 w16cex w16sdtdh w16sdtfl w16du wp14">
+  <w:p>
     <w:pPr>
       <w:pStyle w:val="Footer"/>
-      <w:jc w:val="end"/>
-      <w:rPr/>
+      <w:jc w:val="right"/>
     </w:pPr>
     <w:r>
-      <w:rPr/>
       <w:fldChar w:fldCharType="begin"/>
     </w:r>
     <w:r>
-      <w:rPr/>
       <w:instrText xml:space="preserve"> PAGE </w:instrText>
     </w:r>
     <w:r>
-      <w:rPr/>
       <w:fldChar w:fldCharType="separate"/>
     </w:r>
     <w:r>
-      <w:rPr/>
       <w:t>2</w:t>
     </w:r>
     <w:r>
-      <w:rPr/>
       <w:fldChar w:fldCharType="end"/>
     </w:r>
   </w:p>
@@ -3326,476 +3273,373 @@
 </file>
 
 <file path=word/header1.xml><?xml version="1.0" encoding="utf-8"?>
-<w:hdr xmlns:o="urn:schemas-microsoft-com:office:office" xmlns:r="http://schemas.openxmlformats.org/officeDocument/2006/relationships" xmlns:v="urn:schemas-microsoft-com:vml" xmlns:w="http://schemas.openxmlformats.org/wordprocessingml/2006/main" xmlns:w10="urn:schemas-microsoft-com:office:word" xmlns:wp="http://schemas.openxmlformats.org/drawingml/2006/wordprocessingDrawing" xmlns:pic="http://schemas.openxmlformats.org/drawingml/2006/picture" xmlns:wps="http://schemas.microsoft.com/office/word/2010/wordprocessingShape" xmlns:wpg="http://schemas.microsoft.com/office/word/2010/wordprocessingGroup" xmlns:mc="http://schemas.openxmlformats.org/markup-compatibility/2006" xmlns:wp14="http://schemas.microsoft.com/office/word/2010/wordprocessingDrawing" xmlns:w14="http://schemas.microsoft.com/office/word/2010/wordml" xmlns:w15="http://schemas.microsoft.com/office/word/2012/wordml" mc:Ignorable="w14 wp14 w15">
-  <w:p xmlns:wp14="http://schemas.microsoft.com/office/word/2010/wordml" wp14:textId="77777777">
+<w:hdr xmlns:wpc="http://schemas.microsoft.com/office/word/2010/wordprocessingCanvas" xmlns:cx="http://schemas.microsoft.com/office/drawing/2014/chartex" xmlns:cx1="http://schemas.microsoft.com/office/drawing/2015/9/8/chartex" xmlns:cx2="http://schemas.microsoft.com/office/drawing/2015/10/21/chartex" xmlns:cx3="http://schemas.microsoft.com/office/drawing/2016/5/9/chartex" xmlns:cx4="http://schemas.microsoft.com/office/drawing/2016/5/10/chartex" xmlns:cx5="http://schemas.microsoft.com/office/drawing/2016/5/11/chartex" xmlns:cx6="http://schemas.microsoft.com/office/drawing/2016/5/12/chartex" xmlns:cx7="http://schemas.microsoft.com/office/drawing/2016/5/13/chartex" xmlns:cx8="http://schemas.microsoft.com/office/drawing/2016/5/14/chartex" xmlns:mc="http://schemas.openxmlformats.org/markup-compatibility/2006" xmlns:aink="http://schemas.microsoft.com/office/drawing/2016/ink" xmlns:am3d="http://schemas.microsoft.com/office/drawing/2017/model3d" xmlns:o="urn:schemas-microsoft-com:office:office" xmlns:oel="http://schemas.microsoft.com/office/2019/extlst" xmlns:r="http://schemas.openxmlformats.org/officeDocument/2006/relationships" xmlns:m="http://schemas.openxmlformats.org/officeDocument/2006/math" xmlns:v="urn:schemas-microsoft-com:vml" xmlns:wp14="http://schemas.microsoft.com/office/word/2010/wordprocessingDrawing" xmlns:wp="http://schemas.openxmlformats.org/drawingml/2006/wordprocessingDrawing" xmlns:w10="urn:schemas-microsoft-com:office:word" xmlns:w="http://schemas.openxmlformats.org/wordprocessingml/2006/main" xmlns:w14="http://schemas.microsoft.com/office/word/2010/wordml" xmlns:w15="http://schemas.microsoft.com/office/word/2012/wordml" xmlns:w16cex="http://schemas.microsoft.com/office/word/2018/wordml/cex" xmlns:w16cid="http://schemas.microsoft.com/office/word/2016/wordml/cid" xmlns:w16="http://schemas.microsoft.com/office/word/2018/wordml" xmlns:w16du="http://schemas.microsoft.com/office/word/2023/wordml/word16du" xmlns:w16sdtdh="http://schemas.microsoft.com/office/word/2020/wordml/sdtdatahash" xmlns:w16sdtfl="http://schemas.microsoft.com/office/word/2024/wordml/sdtformatlock" xmlns:w16se="http://schemas.microsoft.com/office/word/2015/wordml/symex" xmlns:wpg="http://schemas.microsoft.com/office/word/2010/wordprocessingGroup" xmlns:wpi="http://schemas.microsoft.com/office/word/2010/wordprocessingInk" xmlns:wne="http://schemas.microsoft.com/office/word/2006/wordml" xmlns:wps="http://schemas.microsoft.com/office/word/2010/wordprocessingShape" mc:Ignorable="w14 w15 w16se w16cid w16 w16cex w16sdtdh w16sdtfl w16du wp14">
+  <w:p>
     <w:pPr>
       <w:pStyle w:val="Header"/>
-      <w:rPr/>
     </w:pPr>
-    <w:r>
-      <w:rPr/>
-    </w:r>
   </w:p>
 </w:hdr>
 </file>
 
 <file path=word/header2.xml><?xml version="1.0" encoding="utf-8"?>
-<w:hdr xmlns:o="urn:schemas-microsoft-com:office:office" xmlns:r="http://schemas.openxmlformats.org/officeDocument/2006/relationships" xmlns:v="urn:schemas-microsoft-com:vml" xmlns:w="http://schemas.openxmlformats.org/wordprocessingml/2006/main" xmlns:w10="urn:schemas-microsoft-com:office:word" xmlns:wp="http://schemas.openxmlformats.org/drawingml/2006/wordprocessingDrawing" xmlns:pic="http://schemas.openxmlformats.org/drawingml/2006/picture" xmlns:wps="http://schemas.microsoft.com/office/word/2010/wordprocessingShape" xmlns:wpg="http://schemas.microsoft.com/office/word/2010/wordprocessingGroup" xmlns:mc="http://schemas.openxmlformats.org/markup-compatibility/2006" xmlns:wp14="http://schemas.microsoft.com/office/word/2010/wordprocessingDrawing" xmlns:w14="http://schemas.microsoft.com/office/word/2010/wordml" xmlns:w15="http://schemas.microsoft.com/office/word/2012/wordml" mc:Ignorable="w14 wp14 w15">
-  <w:p xmlns:wp14="http://schemas.microsoft.com/office/word/2010/wordml" wp14:textId="77777777">
+<w:hdr xmlns:wpc="http://schemas.microsoft.com/office/word/2010/wordprocessingCanvas" xmlns:cx="http://schemas.microsoft.com/office/drawing/2014/chartex" xmlns:cx1="http://schemas.microsoft.com/office/drawing/2015/9/8/chartex" xmlns:cx2="http://schemas.microsoft.com/office/drawing/2015/10/21/chartex" xmlns:cx3="http://schemas.microsoft.com/office/drawing/2016/5/9/chartex" xmlns:cx4="http://schemas.microsoft.com/office/drawing/2016/5/10/chartex" xmlns:cx5="http://schemas.microsoft.com/office/drawing/2016/5/11/chartex" xmlns:cx6="http://schemas.microsoft.com/office/drawing/2016/5/12/chartex" xmlns:cx7="http://schemas.microsoft.com/office/drawing/2016/5/13/chartex" xmlns:cx8="http://schemas.microsoft.com/office/drawing/2016/5/14/chartex" xmlns:mc="http://schemas.openxmlformats.org/markup-compatibility/2006" xmlns:aink="http://schemas.microsoft.com/office/drawing/2016/ink" xmlns:am3d="http://schemas.microsoft.com/office/drawing/2017/model3d" xmlns:o="urn:schemas-microsoft-com:office:office" xmlns:oel="http://schemas.microsoft.com/office/2019/extlst" xmlns:r="http://schemas.openxmlformats.org/officeDocument/2006/relationships" xmlns:m="http://schemas.openxmlformats.org/officeDocument/2006/math" xmlns:v="urn:schemas-microsoft-com:vml" xmlns:wp14="http://schemas.microsoft.com/office/word/2010/wordprocessingDrawing" xmlns:wp="http://schemas.openxmlformats.org/drawingml/2006/wordprocessingDrawing" xmlns:w10="urn:schemas-microsoft-com:office:word" xmlns:w="http://schemas.openxmlformats.org/wordprocessingml/2006/main" xmlns:w14="http://schemas.microsoft.com/office/word/2010/wordml" xmlns:w15="http://schemas.microsoft.com/office/word/2012/wordml" xmlns:w16cex="http://schemas.microsoft.com/office/word/2018/wordml/cex" xmlns:w16cid="http://schemas.microsoft.com/office/word/2016/wordml/cid" xmlns:w16="http://schemas.microsoft.com/office/word/2018/wordml" xmlns:w16du="http://schemas.microsoft.com/office/word/2023/wordml/word16du" xmlns:w16sdtdh="http://schemas.microsoft.com/office/word/2020/wordml/sdtdatahash" xmlns:w16sdtfl="http://schemas.microsoft.com/office/word/2024/wordml/sdtformatlock" xmlns:w16se="http://schemas.microsoft.com/office/word/2015/wordml/symex" xmlns:wpg="http://schemas.microsoft.com/office/word/2010/wordprocessingGroup" xmlns:wpi="http://schemas.microsoft.com/office/word/2010/wordprocessingInk" xmlns:wne="http://schemas.microsoft.com/office/word/2006/wordml" xmlns:wps="http://schemas.microsoft.com/office/word/2010/wordprocessingShape" mc:Ignorable="w14 w15 w16se w16cid w16 w16cex w16sdtdh w16sdtfl w16du wp14">
+  <w:p>
     <w:pPr>
       <w:pStyle w:val="Header"/>
-      <w:rPr/>
     </w:pPr>
-    <w:r>
-      <w:rPr/>
-    </w:r>
   </w:p>
-  <w:p xmlns:wp14="http://schemas.microsoft.com/office/word/2010/wordml" wp14:textId="77777777">
+  <w:p>
     <w:pPr>
       <w:pStyle w:val="Header"/>
       <w:pBdr>
-        <w:bottom w:val="single" w:color="000000" w:sz="2" w:space="1"/>
+        <w:bottom w:val="single" w:sz="2" w:space="1" w:color="000000"/>
       </w:pBdr>
-      <w:rPr/>
     </w:pPr>
-    <w:r>
-      <w:rPr/>
-    </w:r>
   </w:p>
 </w:hdr>
 </file>
 
 <file path=word/header3.xml><?xml version="1.0" encoding="utf-8"?>
-<w:hdr xmlns:o="urn:schemas-microsoft-com:office:office" xmlns:r="http://schemas.openxmlformats.org/officeDocument/2006/relationships" xmlns:v="urn:schemas-microsoft-com:vml" xmlns:w="http://schemas.openxmlformats.org/wordprocessingml/2006/main" xmlns:w10="urn:schemas-microsoft-com:office:word" xmlns:wp="http://schemas.openxmlformats.org/drawingml/2006/wordprocessingDrawing" xmlns:pic="http://schemas.openxmlformats.org/drawingml/2006/picture" xmlns:wps="http://schemas.microsoft.com/office/word/2010/wordprocessingShape" xmlns:wpg="http://schemas.microsoft.com/office/word/2010/wordprocessingGroup" xmlns:mc="http://schemas.openxmlformats.org/markup-compatibility/2006" xmlns:wp14="http://schemas.microsoft.com/office/word/2010/wordprocessingDrawing" xmlns:w14="http://schemas.microsoft.com/office/word/2010/wordml" xmlns:w15="http://schemas.microsoft.com/office/word/2012/wordml" mc:Ignorable="w14 wp14 w15">
-  <w:p xmlns:wp14="http://schemas.microsoft.com/office/word/2010/wordml" wp14:textId="77777777">
+<w:hdr xmlns:wpc="http://schemas.microsoft.com/office/word/2010/wordprocessingCanvas" xmlns:cx="http://schemas.microsoft.com/office/drawing/2014/chartex" xmlns:cx1="http://schemas.microsoft.com/office/drawing/2015/9/8/chartex" xmlns:cx2="http://schemas.microsoft.com/office/drawing/2015/10/21/chartex" xmlns:cx3="http://schemas.microsoft.com/office/drawing/2016/5/9/chartex" xmlns:cx4="http://schemas.microsoft.com/office/drawing/2016/5/10/chartex" xmlns:cx5="http://schemas.microsoft.com/office/drawing/2016/5/11/chartex" xmlns:cx6="http://schemas.microsoft.com/office/drawing/2016/5/12/chartex" xmlns:cx7="http://schemas.microsoft.com/office/drawing/2016/5/13/chartex" xmlns:cx8="http://schemas.microsoft.com/office/drawing/2016/5/14/chartex" xmlns:mc="http://schemas.openxmlformats.org/markup-compatibility/2006" xmlns:aink="http://schemas.microsoft.com/office/drawing/2016/ink" xmlns:am3d="http://schemas.microsoft.com/office/drawing/2017/model3d" xmlns:o="urn:schemas-microsoft-com:office:office" xmlns:oel="http://schemas.microsoft.com/office/2019/extlst" xmlns:r="http://schemas.openxmlformats.org/officeDocument/2006/relationships" xmlns:m="http://schemas.openxmlformats.org/officeDocument/2006/math" xmlns:v="urn:schemas-microsoft-com:vml" xmlns:wp14="http://schemas.microsoft.com/office/word/2010/wordprocessingDrawing" xmlns:wp="http://schemas.openxmlformats.org/drawingml/2006/wordprocessingDrawing" xmlns:w10="urn:schemas-microsoft-com:office:word" xmlns:w="http://schemas.openxmlformats.org/wordprocessingml/2006/main" xmlns:w14="http://schemas.microsoft.com/office/word/2010/wordml" xmlns:w15="http://schemas.microsoft.com/office/word/2012/wordml" xmlns:w16cex="http://schemas.microsoft.com/office/word/2018/wordml/cex" xmlns:w16cid="http://schemas.microsoft.com/office/word/2016/wordml/cid" xmlns:w16="http://schemas.microsoft.com/office/word/2018/wordml" xmlns:w16du="http://schemas.microsoft.com/office/word/2023/wordml/word16du" xmlns:w16sdtdh="http://schemas.microsoft.com/office/word/2020/wordml/sdtdatahash" xmlns:w16sdtfl="http://schemas.microsoft.com/office/word/2024/wordml/sdtformatlock" xmlns:w16se="http://schemas.microsoft.com/office/word/2015/wordml/symex" xmlns:wpg="http://schemas.microsoft.com/office/word/2010/wordprocessingGroup" xmlns:wpi="http://schemas.microsoft.com/office/word/2010/wordprocessingInk" xmlns:wne="http://schemas.microsoft.com/office/word/2006/wordml" xmlns:wps="http://schemas.microsoft.com/office/word/2010/wordprocessingShape" mc:Ignorable="w14 w15 w16se w16cid w16 w16cex w16sdtdh w16sdtfl w16du wp14">
+  <w:p>
     <w:pPr>
       <w:pStyle w:val="Header"/>
-      <w:rPr/>
     </w:pPr>
-    <w:r>
-      <w:rPr/>
-    </w:r>
   </w:p>
-  <w:p xmlns:wp14="http://schemas.microsoft.com/office/word/2010/wordml" wp14:textId="77777777">
+  <w:p>
     <w:pPr>
       <w:pStyle w:val="Header"/>
       <w:pBdr>
-        <w:bottom w:val="single" w:color="000000" w:sz="2" w:space="1"/>
+        <w:bottom w:val="single" w:sz="2" w:space="1" w:color="000000"/>
       </w:pBdr>
-      <w:rPr/>
     </w:pPr>
-    <w:r>
-      <w:rPr/>
-    </w:r>
   </w:p>
 </w:hdr>
 </file>
 
 <file path=word/header4.xml><?xml version="1.0" encoding="utf-8"?>
-<w:hdr xmlns:o="urn:schemas-microsoft-com:office:office" xmlns:r="http://schemas.openxmlformats.org/officeDocument/2006/relationships" xmlns:v="urn:schemas-microsoft-com:vml" xmlns:w="http://schemas.openxmlformats.org/wordprocessingml/2006/main" xmlns:w10="urn:schemas-microsoft-com:office:word" xmlns:wp="http://schemas.openxmlformats.org/drawingml/2006/wordprocessingDrawing" xmlns:pic="http://schemas.openxmlformats.org/drawingml/2006/picture" xmlns:wps="http://schemas.microsoft.com/office/word/2010/wordprocessingShape" xmlns:wpg="http://schemas.microsoft.com/office/word/2010/wordprocessingGroup" xmlns:mc="http://schemas.openxmlformats.org/markup-compatibility/2006" xmlns:wp14="http://schemas.microsoft.com/office/word/2010/wordprocessingDrawing" xmlns:w14="http://schemas.microsoft.com/office/word/2010/wordml" xmlns:w15="http://schemas.microsoft.com/office/word/2012/wordml" mc:Ignorable="w14 wp14 w15">
-  <w:p xmlns:wp14="http://schemas.microsoft.com/office/word/2010/wordml" wp14:textId="77777777">
+<w:hdr xmlns:wpc="http://schemas.microsoft.com/office/word/2010/wordprocessingCanvas" xmlns:cx="http://schemas.microsoft.com/office/drawing/2014/chartex" xmlns:cx1="http://schemas.microsoft.com/office/drawing/2015/9/8/chartex" xmlns:cx2="http://schemas.microsoft.com/office/drawing/2015/10/21/chartex" xmlns:cx3="http://schemas.microsoft.com/office/drawing/2016/5/9/chartex" xmlns:cx4="http://schemas.microsoft.com/office/drawing/2016/5/10/chartex" xmlns:cx5="http://schemas.microsoft.com/office/drawing/2016/5/11/chartex" xmlns:cx6="http://schemas.microsoft.com/office/drawing/2016/5/12/chartex" xmlns:cx7="http://schemas.microsoft.com/office/drawing/2016/5/13/chartex" xmlns:cx8="http://schemas.microsoft.com/office/drawing/2016/5/14/chartex" xmlns:mc="http://schemas.openxmlformats.org/markup-compatibility/2006" xmlns:aink="http://schemas.microsoft.com/office/drawing/2016/ink" xmlns:am3d="http://schemas.microsoft.com/office/drawing/2017/model3d" xmlns:o="urn:schemas-microsoft-com:office:office" xmlns:oel="http://schemas.microsoft.com/office/2019/extlst" xmlns:r="http://schemas.openxmlformats.org/officeDocument/2006/relationships" xmlns:m="http://schemas.openxmlformats.org/officeDocument/2006/math" xmlns:v="urn:schemas-microsoft-com:vml" xmlns:wp14="http://schemas.microsoft.com/office/word/2010/wordprocessingDrawing" xmlns:wp="http://schemas.openxmlformats.org/drawingml/2006/wordprocessingDrawing" xmlns:w10="urn:schemas-microsoft-com:office:word" xmlns:w="http://schemas.openxmlformats.org/wordprocessingml/2006/main" xmlns:w14="http://schemas.microsoft.com/office/word/2010/wordml" xmlns:w15="http://schemas.microsoft.com/office/word/2012/wordml" xmlns:w16cex="http://schemas.microsoft.com/office/word/2018/wordml/cex" xmlns:w16cid="http://schemas.microsoft.com/office/word/2016/wordml/cid" xmlns:w16="http://schemas.microsoft.com/office/word/2018/wordml" xmlns:w16du="http://schemas.microsoft.com/office/word/2023/wordml/word16du" xmlns:w16sdtdh="http://schemas.microsoft.com/office/word/2020/wordml/sdtdatahash" xmlns:w16sdtfl="http://schemas.microsoft.com/office/word/2024/wordml/sdtformatlock" xmlns:w16se="http://schemas.microsoft.com/office/word/2015/wordml/symex" xmlns:wpg="http://schemas.microsoft.com/office/word/2010/wordprocessingGroup" xmlns:wpi="http://schemas.microsoft.com/office/word/2010/wordprocessingInk" xmlns:wne="http://schemas.microsoft.com/office/word/2006/wordml" xmlns:wps="http://schemas.microsoft.com/office/word/2010/wordprocessingShape" mc:Ignorable="w14 w15 w16se w16cid w16 w16cex w16sdtdh w16sdtfl w16du wp14">
+  <w:p>
     <w:pPr>
       <w:pStyle w:val="Header"/>
-      <w:rPr/>
     </w:pPr>
-    <w:r>
-      <w:rPr/>
-    </w:r>
   </w:p>
 </w:hdr>
 </file>
 
 <file path=word/header5.xml><?xml version="1.0" encoding="utf-8"?>
-<w:hdr xmlns:o="urn:schemas-microsoft-com:office:office" xmlns:r="http://schemas.openxmlformats.org/officeDocument/2006/relationships" xmlns:v="urn:schemas-microsoft-com:vml" xmlns:w="http://schemas.openxmlformats.org/wordprocessingml/2006/main" xmlns:w10="urn:schemas-microsoft-com:office:word" xmlns:wp="http://schemas.openxmlformats.org/drawingml/2006/wordprocessingDrawing" xmlns:pic="http://schemas.openxmlformats.org/drawingml/2006/picture" xmlns:wps="http://schemas.microsoft.com/office/word/2010/wordprocessingShape" xmlns:wpg="http://schemas.microsoft.com/office/word/2010/wordprocessingGroup" xmlns:mc="http://schemas.openxmlformats.org/markup-compatibility/2006" xmlns:wp14="http://schemas.microsoft.com/office/word/2010/wordprocessingDrawing" xmlns:w14="http://schemas.microsoft.com/office/word/2010/wordml" xmlns:w15="http://schemas.microsoft.com/office/word/2012/wordml" mc:Ignorable="w14 wp14 w15">
-  <w:p xmlns:wp14="http://schemas.microsoft.com/office/word/2010/wordml" wp14:textId="77777777">
+<w:hdr xmlns:wpc="http://schemas.microsoft.com/office/word/2010/wordprocessingCanvas" xmlns:cx="http://schemas.microsoft.com/office/drawing/2014/chartex" xmlns:cx1="http://schemas.microsoft.com/office/drawing/2015/9/8/chartex" xmlns:cx2="http://schemas.microsoft.com/office/drawing/2015/10/21/chartex" xmlns:cx3="http://schemas.microsoft.com/office/drawing/2016/5/9/chartex" xmlns:cx4="http://schemas.microsoft.com/office/drawing/2016/5/10/chartex" xmlns:cx5="http://schemas.microsoft.com/office/drawing/2016/5/11/chartex" xmlns:cx6="http://schemas.microsoft.com/office/drawing/2016/5/12/chartex" xmlns:cx7="http://schemas.microsoft.com/office/drawing/2016/5/13/chartex" xmlns:cx8="http://schemas.microsoft.com/office/drawing/2016/5/14/chartex" xmlns:mc="http://schemas.openxmlformats.org/markup-compatibility/2006" xmlns:aink="http://schemas.microsoft.com/office/drawing/2016/ink" xmlns:am3d="http://schemas.microsoft.com/office/drawing/2017/model3d" xmlns:o="urn:schemas-microsoft-com:office:office" xmlns:oel="http://schemas.microsoft.com/office/2019/extlst" xmlns:r="http://schemas.openxmlformats.org/officeDocument/2006/relationships" xmlns:m="http://schemas.openxmlformats.org/officeDocument/2006/math" xmlns:v="urn:schemas-microsoft-com:vml" xmlns:wp14="http://schemas.microsoft.com/office/word/2010/wordprocessingDrawing" xmlns:wp="http://schemas.openxmlformats.org/drawingml/2006/wordprocessingDrawing" xmlns:w10="urn:schemas-microsoft-com:office:word" xmlns:w="http://schemas.openxmlformats.org/wordprocessingml/2006/main" xmlns:w14="http://schemas.microsoft.com/office/word/2010/wordml" xmlns:w15="http://schemas.microsoft.com/office/word/2012/wordml" xmlns:w16cex="http://schemas.microsoft.com/office/word/2018/wordml/cex" xmlns:w16cid="http://schemas.microsoft.com/office/word/2016/wordml/cid" xmlns:w16="http://schemas.microsoft.com/office/word/2018/wordml" xmlns:w16du="http://schemas.microsoft.com/office/word/2023/wordml/word16du" xmlns:w16sdtdh="http://schemas.microsoft.com/office/word/2020/wordml/sdtdatahash" xmlns:w16sdtfl="http://schemas.microsoft.com/office/word/2024/wordml/sdtformatlock" xmlns:w16se="http://schemas.microsoft.com/office/word/2015/wordml/symex" xmlns:wpg="http://schemas.microsoft.com/office/word/2010/wordprocessingGroup" xmlns:wpi="http://schemas.microsoft.com/office/word/2010/wordprocessingInk" xmlns:wne="http://schemas.microsoft.com/office/word/2006/wordml" xmlns:wps="http://schemas.microsoft.com/office/word/2010/wordprocessingShape" mc:Ignorable="w14 w15 w16se w16cid w16 w16cex w16sdtdh w16sdtfl w16du wp14">
+  <w:p>
     <w:pPr>
       <w:pStyle w:val="Header"/>
-      <w:rPr/>
     </w:pPr>
-    <w:r>
-      <w:rPr/>
-    </w:r>
   </w:p>
-  <w:p xmlns:wp14="http://schemas.microsoft.com/office/word/2010/wordml" wp14:textId="77777777">
+  <w:p>
     <w:pPr>
       <w:pStyle w:val="Header"/>
       <w:pBdr>
-        <w:bottom w:val="single" w:color="000000" w:sz="2" w:space="1"/>
+        <w:bottom w:val="single" w:sz="2" w:space="1" w:color="000000"/>
       </w:pBdr>
       <w:tabs>
         <w:tab w:val="clear" w:pos="4513"/>
-        <w:tab w:val="center" w:leader="none" w:pos="4536"/>
+        <w:tab w:val="center" w:pos="4536"/>
       </w:tabs>
-      <w:rPr/>
     </w:pPr>
+    <w:fldSimple w:instr=" STYLEREF &quot;heading 1&quot; \n ">
+      <w:r>
+        <w:rPr>
+          <w:noProof/>
+        </w:rPr>
+        <w:t>5</w:t>
+      </w:r>
+    </w:fldSimple>
     <w:r>
-      <w:rPr/>
-      <w:fldChar w:fldCharType="begin"/>
-    </w:r>
-    <w:r>
-      <w:rPr/>
-      <w:instrText xml:space="preserve"> STYLEREF "heading 1" \n </w:instrText>
-    </w:r>
-    <w:r>
-      <w:rPr/>
-      <w:fldChar w:fldCharType="separate"/>
-    </w:r>
-    <w:r>
-      <w:rPr/>
-      <w:t>B</w:t>
-    </w:r>
-    <w:r>
-      <w:rPr/>
-      <w:fldChar w:fldCharType="end"/>
-    </w:r>
-    <w:r>
-      <w:rPr/>
       <w:t xml:space="preserve">   </w:t>
     </w:r>
-    <w:r>
-      <w:rPr/>
-      <w:fldChar w:fldCharType="begin"/>
-    </w:r>
-    <w:r>
-      <w:rPr/>
-      <w:instrText xml:space="preserve"> STYLEREF "heading 1" </w:instrText>
-    </w:r>
-    <w:r>
-      <w:rPr/>
-      <w:fldChar w:fldCharType="separate"/>
-    </w:r>
-    <w:r>
-      <w:rPr/>
-      <w:t>This is another appendix</w:t>
-    </w:r>
-    <w:r>
-      <w:rPr/>
-      <w:fldChar w:fldCharType="end"/>
-    </w:r>
+    <w:fldSimple w:instr=" STYLEREF &quot;heading 1&quot; ">
+      <w:r>
+        <w:rPr>
+          <w:noProof/>
+        </w:rPr>
+        <w:t>Results and discussion</w:t>
+      </w:r>
+    </w:fldSimple>
   </w:p>
 </w:hdr>
 </file>
 
 <file path=word/header6.xml><?xml version="1.0" encoding="utf-8"?>
-<w:hdr xmlns:o="urn:schemas-microsoft-com:office:office" xmlns:r="http://schemas.openxmlformats.org/officeDocument/2006/relationships" xmlns:v="urn:schemas-microsoft-com:vml" xmlns:w="http://schemas.openxmlformats.org/wordprocessingml/2006/main" xmlns:w10="urn:schemas-microsoft-com:office:word" xmlns:wp="http://schemas.openxmlformats.org/drawingml/2006/wordprocessingDrawing" xmlns:pic="http://schemas.openxmlformats.org/drawingml/2006/picture" xmlns:wps="http://schemas.microsoft.com/office/word/2010/wordprocessingShape" xmlns:wpg="http://schemas.microsoft.com/office/word/2010/wordprocessingGroup" xmlns:mc="http://schemas.openxmlformats.org/markup-compatibility/2006" xmlns:wp14="http://schemas.microsoft.com/office/word/2010/wordprocessingDrawing" xmlns:w14="http://schemas.microsoft.com/office/word/2010/wordml" xmlns:w15="http://schemas.microsoft.com/office/word/2012/wordml" mc:Ignorable="w14 wp14 w15">
-  <w:p xmlns:wp14="http://schemas.microsoft.com/office/word/2010/wordml" wp14:textId="77777777">
+<w:hdr xmlns:wpc="http://schemas.microsoft.com/office/word/2010/wordprocessingCanvas" xmlns:cx="http://schemas.microsoft.com/office/drawing/2014/chartex" xmlns:cx1="http://schemas.microsoft.com/office/drawing/2015/9/8/chartex" xmlns:cx2="http://schemas.microsoft.com/office/drawing/2015/10/21/chartex" xmlns:cx3="http://schemas.microsoft.com/office/drawing/2016/5/9/chartex" xmlns:cx4="http://schemas.microsoft.com/office/drawing/2016/5/10/chartex" xmlns:cx5="http://schemas.microsoft.com/office/drawing/2016/5/11/chartex" xmlns:cx6="http://schemas.microsoft.com/office/drawing/2016/5/12/chartex" xmlns:cx7="http://schemas.microsoft.com/office/drawing/2016/5/13/chartex" xmlns:cx8="http://schemas.microsoft.com/office/drawing/2016/5/14/chartex" xmlns:mc="http://schemas.openxmlformats.org/markup-compatibility/2006" xmlns:aink="http://schemas.microsoft.com/office/drawing/2016/ink" xmlns:am3d="http://schemas.microsoft.com/office/drawing/2017/model3d" xmlns:o="urn:schemas-microsoft-com:office:office" xmlns:oel="http://schemas.microsoft.com/office/2019/extlst" xmlns:r="http://schemas.openxmlformats.org/officeDocument/2006/relationships" xmlns:m="http://schemas.openxmlformats.org/officeDocument/2006/math" xmlns:v="urn:schemas-microsoft-com:vml" xmlns:wp14="http://schemas.microsoft.com/office/word/2010/wordprocessingDrawing" xmlns:wp="http://schemas.openxmlformats.org/drawingml/2006/wordprocessingDrawing" xmlns:w10="urn:schemas-microsoft-com:office:word" xmlns:w="http://schemas.openxmlformats.org/wordprocessingml/2006/main" xmlns:w14="http://schemas.microsoft.com/office/word/2010/wordml" xmlns:w15="http://schemas.microsoft.com/office/word/2012/wordml" xmlns:w16cex="http://schemas.microsoft.com/office/word/2018/wordml/cex" xmlns:w16cid="http://schemas.microsoft.com/office/word/2016/wordml/cid" xmlns:w16="http://schemas.microsoft.com/office/word/2018/wordml" xmlns:w16du="http://schemas.microsoft.com/office/word/2023/wordml/word16du" xmlns:w16sdtdh="http://schemas.microsoft.com/office/word/2020/wordml/sdtdatahash" xmlns:w16sdtfl="http://schemas.microsoft.com/office/word/2024/wordml/sdtformatlock" xmlns:w16se="http://schemas.microsoft.com/office/word/2015/wordml/symex" xmlns:wpg="http://schemas.microsoft.com/office/word/2010/wordprocessingGroup" xmlns:wpi="http://schemas.microsoft.com/office/word/2010/wordprocessingInk" xmlns:wne="http://schemas.microsoft.com/office/word/2006/wordml" xmlns:wps="http://schemas.microsoft.com/office/word/2010/wordprocessingShape" mc:Ignorable="w14 w15 w16se w16cid w16 w16cex w16sdtdh w16sdtfl w16du wp14">
+  <w:p>
     <w:pPr>
       <w:pStyle w:val="Header"/>
-      <w:rPr/>
     </w:pPr>
-    <w:r>
-      <w:rPr/>
-    </w:r>
   </w:p>
-  <w:p xmlns:wp14="http://schemas.microsoft.com/office/word/2010/wordml" wp14:textId="77777777">
+  <w:p>
     <w:pPr>
       <w:pStyle w:val="Header"/>
       <w:pBdr>
-        <w:bottom w:val="single" w:color="000000" w:sz="2" w:space="1"/>
+        <w:bottom w:val="single" w:sz="2" w:space="1" w:color="000000"/>
       </w:pBdr>
       <w:tabs>
         <w:tab w:val="clear" w:pos="4513"/>
-        <w:tab w:val="center" w:leader="none" w:pos="4536"/>
+        <w:tab w:val="center" w:pos="4536"/>
       </w:tabs>
-      <w:rPr/>
     </w:pPr>
+    <w:fldSimple w:instr=" STYLEREF &quot;heading 1&quot; \n ">
+      <w:r>
+        <w:t>B</w:t>
+      </w:r>
+    </w:fldSimple>
     <w:r>
-      <w:rPr/>
-      <w:fldChar w:fldCharType="begin"/>
-    </w:r>
-    <w:r>
-      <w:rPr/>
-      <w:instrText xml:space="preserve"> STYLEREF "heading 1" \n </w:instrText>
-    </w:r>
-    <w:r>
-      <w:rPr/>
-      <w:fldChar w:fldCharType="separate"/>
-    </w:r>
-    <w:r>
-      <w:rPr/>
-      <w:t>B</w:t>
-    </w:r>
-    <w:r>
-      <w:rPr/>
-      <w:fldChar w:fldCharType="end"/>
-    </w:r>
-    <w:r>
-      <w:rPr/>
       <w:t xml:space="preserve">   </w:t>
     </w:r>
-    <w:r>
-      <w:rPr/>
-      <w:fldChar w:fldCharType="begin"/>
-    </w:r>
-    <w:r>
-      <w:rPr/>
-      <w:instrText xml:space="preserve"> STYLEREF "heading 1" </w:instrText>
-    </w:r>
-    <w:r>
-      <w:rPr/>
-      <w:fldChar w:fldCharType="separate"/>
-    </w:r>
-    <w:r>
-      <w:rPr/>
-      <w:t>This is another appendix</w:t>
-    </w:r>
-    <w:r>
-      <w:rPr/>
-      <w:fldChar w:fldCharType="end"/>
-    </w:r>
+    <w:fldSimple w:instr=" STYLEREF &quot;heading 1&quot; ">
+      <w:r>
+        <w:t>This is another appendix</w:t>
+      </w:r>
+    </w:fldSimple>
   </w:p>
 </w:hdr>
 </file>
 
 <file path=word/numbering.xml><?xml version="1.0" encoding="utf-8"?>
-<w:numbering xmlns:mc="http://schemas.openxmlformats.org/markup-compatibility/2006" xmlns:o="urn:schemas-microsoft-com:office:office" xmlns:r="http://schemas.openxmlformats.org/officeDocument/2006/relationships" xmlns:v="urn:schemas-microsoft-com:vml" xmlns:w="http://schemas.openxmlformats.org/wordprocessingml/2006/main" xmlns:w14="http://schemas.microsoft.com/office/word/2010/wordml" mc:Ignorable="w14">
-  <w:abstractNum w:abstractNumId="1">
+<w:numbering xmlns:aink="http://schemas.microsoft.com/office/drawing/2016/ink" xmlns:am3d="http://schemas.microsoft.com/office/drawing/2017/model3d" xmlns:cx="http://schemas.microsoft.com/office/drawing/2014/chartex" xmlns:cx1="http://schemas.microsoft.com/office/drawing/2015/9/8/chartex" xmlns:cx2="http://schemas.microsoft.com/office/drawing/2015/10/21/chartex" xmlns:cx3="http://schemas.microsoft.com/office/drawing/2016/5/9/chartex" xmlns:cx4="http://schemas.microsoft.com/office/drawing/2016/5/10/chartex" xmlns:cx5="http://schemas.microsoft.com/office/drawing/2016/5/11/chartex" xmlns:cx6="http://schemas.microsoft.com/office/drawing/2016/5/12/chartex" xmlns:cx7="http://schemas.microsoft.com/office/drawing/2016/5/13/chartex" xmlns:cx8="http://schemas.microsoft.com/office/drawing/2016/5/14/chartex" xmlns:m="http://schemas.openxmlformats.org/officeDocument/2006/math" xmlns:mc="http://schemas.openxmlformats.org/markup-compatibility/2006" xmlns:o="urn:schemas-microsoft-com:office:office" xmlns:oel="http://schemas.microsoft.com/office/2019/extlst" xmlns:r="http://schemas.openxmlformats.org/officeDocument/2006/relationships" xmlns:v="urn:schemas-microsoft-com:vml" xmlns:w="http://schemas.openxmlformats.org/wordprocessingml/2006/main" xmlns:w10="urn:schemas-microsoft-com:office:word" xmlns:w14="http://schemas.microsoft.com/office/word/2010/wordml" xmlns:w15="http://schemas.microsoft.com/office/word/2012/wordml" xmlns:w16="http://schemas.microsoft.com/office/word/2018/wordml" xmlns:w16cex="http://schemas.microsoft.com/office/word/2018/wordml/cex" xmlns:w16cid="http://schemas.microsoft.com/office/word/2016/wordml/cid" xmlns:w16du="http://schemas.microsoft.com/office/word/2023/wordml/word16du" xmlns:w16sdtdh="http://schemas.microsoft.com/office/word/2020/wordml/sdtdatahash" xmlns:w16sdtfl="http://schemas.microsoft.com/office/word/2024/wordml/sdtformatlock" xmlns:w16se="http://schemas.microsoft.com/office/word/2015/wordml/symex" xmlns:wne="http://schemas.microsoft.com/office/word/2006/wordml" xmlns:wp="http://schemas.openxmlformats.org/drawingml/2006/wordprocessingDrawing" xmlns:wp14="http://schemas.microsoft.com/office/word/2010/wordprocessingDrawing" xmlns:wpc="http://schemas.microsoft.com/office/word/2010/wordprocessingCanvas" xmlns:wpg="http://schemas.microsoft.com/office/word/2010/wordprocessingGroup" xmlns:wpi="http://schemas.microsoft.com/office/word/2010/wordprocessingInk" xmlns:wps="http://schemas.microsoft.com/office/word/2010/wordprocessingShape" mc:Ignorable="w14 w15 w16se w16cid w16 w16cex w16sdtdh w16sdtfl w16du wp14">
+  <w:abstractNum w15:restartNumberingAfterBreak="0" w:abstractNumId="0">
+    <w:nsid w:val="74CCF13A"/>
+    <w:multiLevelType w:val="multilevel"/>
+    <w:tmpl w:val="36D28ACE"/>
+    <w:lvl w:ilvl="0">
+      <w:start w:val="1"/>
+      <w:numFmt w:val="upperLetter"/>
+      <w:lvlText w:val="%1"/>
+      <w:lvlJc w:val="left"/>
+      <w:pPr>
+        <w:tabs>
+          <w:tab w:pos="0" w:val="num"/>
+        </w:tabs>
+        <w:ind w:hanging="432" w:left="432"/>
+      </w:pPr>
+    </w:lvl>
+    <w:lvl w:ilvl="1">
+      <w:start w:val="1"/>
+      <w:numFmt w:val="decimal"/>
+      <w:lvlText w:val="%1.%2"/>
+      <w:lvlJc w:val="left"/>
+      <w:pPr>
+        <w:tabs>
+          <w:tab w:pos="0" w:val="num"/>
+        </w:tabs>
+        <w:ind w:hanging="576" w:left="576"/>
+      </w:pPr>
+    </w:lvl>
+    <w:lvl w:ilvl="2">
+      <w:start w:val="1"/>
+      <w:numFmt w:val="decimal"/>
+      <w:lvlText w:val="%1.%2.%3"/>
+      <w:lvlJc w:val="left"/>
+      <w:pPr>
+        <w:tabs>
+          <w:tab w:pos="0" w:val="num"/>
+        </w:tabs>
+        <w:ind w:hanging="720" w:left="720"/>
+      </w:pPr>
+    </w:lvl>
+    <w:lvl w:ilvl="3">
+      <w:start w:val="1"/>
+      <w:numFmt w:val="decimal"/>
+      <w:lvlText w:val="%1.%2.%3.%4"/>
+      <w:lvlJc w:val="left"/>
+      <w:pPr>
+        <w:tabs>
+          <w:tab w:pos="0" w:val="num"/>
+        </w:tabs>
+        <w:ind w:hanging="864" w:left="864"/>
+      </w:pPr>
+    </w:lvl>
+    <w:lvl w:ilvl="4">
+      <w:start w:val="1"/>
+      <w:numFmt w:val="decimal"/>
+      <w:lvlText w:val="%1.%2.%3.%4.%5"/>
+      <w:lvlJc w:val="left"/>
+      <w:pPr>
+        <w:tabs>
+          <w:tab w:pos="0" w:val="num"/>
+        </w:tabs>
+        <w:ind w:hanging="1008" w:left="1008"/>
+      </w:pPr>
+    </w:lvl>
+    <w:lvl w:ilvl="5">
+      <w:start w:val="1"/>
+      <w:numFmt w:val="decimal"/>
+      <w:lvlText w:val="%1.%2.%3.%4.%5.%6"/>
+      <w:lvlJc w:val="left"/>
+      <w:pPr>
+        <w:tabs>
+          <w:tab w:pos="0" w:val="num"/>
+        </w:tabs>
+        <w:ind w:hanging="1152" w:left="1152"/>
+      </w:pPr>
+    </w:lvl>
+    <w:lvl w:ilvl="6">
+      <w:start w:val="1"/>
+      <w:numFmt w:val="decimal"/>
+      <w:lvlText w:val="%1.%2.%3.%4.%5.%6.%7"/>
+      <w:lvlJc w:val="left"/>
+      <w:pPr>
+        <w:tabs>
+          <w:tab w:pos="0" w:val="num"/>
+        </w:tabs>
+        <w:ind w:hanging="1296" w:left="1296"/>
+      </w:pPr>
+    </w:lvl>
+    <w:lvl w:ilvl="7">
+      <w:start w:val="1"/>
+      <w:numFmt w:val="decimal"/>
+      <w:lvlText w:val="%1.%2.%3.%4.%5.%6.%7.%8"/>
+      <w:lvlJc w:val="left"/>
+      <w:pPr>
+        <w:tabs>
+          <w:tab w:pos="0" w:val="num"/>
+        </w:tabs>
+        <w:ind w:hanging="1440" w:left="1440"/>
+      </w:pPr>
+    </w:lvl>
+    <w:lvl w:ilvl="8">
+      <w:start w:val="1"/>
+      <w:numFmt w:val="decimal"/>
+      <w:lvlText w:val="%1.%2.%3.%4.%5.%6.%7.%8.%9"/>
+      <w:lvlJc w:val="left"/>
+      <w:pPr>
+        <w:tabs>
+          <w:tab w:pos="0" w:val="num"/>
+        </w:tabs>
+        <w:ind w:hanging="1584" w:left="1584"/>
+      </w:pPr>
+    </w:lvl>
+  </w:abstractNum>
+  <w:abstractNum w15:restartNumberingAfterBreak="0" w:abstractNumId="1">
+    <w:nsid w:val="78C4657A"/>
+    <w:multiLevelType w:val="multilevel"/>
+    <w:tmpl w:val="92CE7664"/>
     <w:lvl w:ilvl="0">
       <w:start w:val="1"/>
       <w:numFmt w:val="decimal"/>
+      <w:pStyle w:val="TOCHeading"/>
       <w:lvlText w:val="%1"/>
-      <w:lvlJc w:val="start"/>
+      <w:lvlJc w:val="left"/>
       <w:pPr>
         <w:tabs>
           <w:tab w:pos="0" w:val="num"/>
         </w:tabs>
-        <w:ind w:hanging="432" w:start="432"/>
-      </w:pPr>
-      <w:rPr/>
+        <w:ind w:hanging="432" w:left="432"/>
+      </w:pPr>
     </w:lvl>
     <w:lvl w:ilvl="1">
       <w:start w:val="1"/>
       <w:numFmt w:val="decimal"/>
       <w:pStyle w:val="Heading2"/>
       <w:lvlText w:val="%1.%2"/>
-      <w:lvlJc w:val="start"/>
+      <w:lvlJc w:val="left"/>
       <w:pPr>
         <w:tabs>
           <w:tab w:pos="0" w:val="num"/>
         </w:tabs>
-        <w:ind w:hanging="576" w:start="576"/>
-      </w:pPr>
-      <w:rPr/>
+        <w:ind w:hanging="576" w:left="576"/>
+      </w:pPr>
     </w:lvl>
     <w:lvl w:ilvl="2">
       <w:start w:val="1"/>
       <w:numFmt w:val="decimal"/>
       <w:pStyle w:val="Heading3"/>
       <w:lvlText w:val="%1.%2.%3"/>
-      <w:lvlJc w:val="start"/>
+      <w:lvlJc w:val="left"/>
       <w:pPr>
         <w:tabs>
           <w:tab w:pos="0" w:val="num"/>
         </w:tabs>
-        <w:ind w:hanging="720" w:start="720"/>
-      </w:pPr>
-      <w:rPr/>
+        <w:ind w:hanging="720" w:left="720"/>
+      </w:pPr>
     </w:lvl>
     <w:lvl w:ilvl="3">
       <w:start w:val="1"/>
       <w:numFmt w:val="decimal"/>
       <w:pStyle w:val="Heading4"/>
       <w:lvlText w:val="%1.%2.%3.%4"/>
-      <w:lvlJc w:val="start"/>
+      <w:lvlJc w:val="left"/>
       <w:pPr>
         <w:tabs>
           <w:tab w:pos="0" w:val="num"/>
         </w:tabs>
-        <w:ind w:hanging="864" w:start="864"/>
-      </w:pPr>
-      <w:rPr/>
+        <w:ind w:hanging="864" w:left="864"/>
+      </w:pPr>
     </w:lvl>
     <w:lvl w:ilvl="4">
       <w:start w:val="1"/>
       <w:numFmt w:val="decimal"/>
       <w:pStyle w:val="Heading5"/>
       <w:lvlText w:val="%1.%2.%3.%4.%5"/>
-      <w:lvlJc w:val="start"/>
+      <w:lvlJc w:val="left"/>
       <w:pPr>
         <w:tabs>
           <w:tab w:pos="0" w:val="num"/>
         </w:tabs>
-        <w:ind w:hanging="1008" w:start="1008"/>
-      </w:pPr>
-      <w:rPr/>
+        <w:ind w:hanging="1008" w:left="1008"/>
+      </w:pPr>
     </w:lvl>
     <w:lvl w:ilvl="5">
       <w:start w:val="1"/>
       <w:numFmt w:val="decimal"/>
       <w:pStyle w:val="Heading6"/>
       <w:lvlText w:val="%1.%2.%3.%4.%5.%6"/>
-      <w:lvlJc w:val="start"/>
+      <w:lvlJc w:val="left"/>
       <w:pPr>
         <w:tabs>
           <w:tab w:pos="0" w:val="num"/>
         </w:tabs>
-        <w:ind w:hanging="1152" w:start="1152"/>
-      </w:pPr>
-      <w:rPr/>
+        <w:ind w:hanging="1152" w:left="1152"/>
+      </w:pPr>
     </w:lvl>
     <w:lvl w:ilvl="6">
       <w:start w:val="1"/>
       <w:numFmt w:val="decimal"/>
       <w:pStyle w:val="Heading7"/>
       <w:lvlText w:val="%1.%2.%3.%4.%5.%6.%7"/>
-      <w:lvlJc w:val="start"/>
+      <w:lvlJc w:val="left"/>
       <w:pPr>
         <w:tabs>
           <w:tab w:pos="0" w:val="num"/>
         </w:tabs>
-        <w:ind w:hanging="1296" w:start="1296"/>
-      </w:pPr>
-      <w:rPr/>
+        <w:ind w:hanging="1296" w:left="1296"/>
+      </w:pPr>
     </w:lvl>
     <w:lvl w:ilvl="7">
       <w:start w:val="1"/>
       <w:numFmt w:val="decimal"/>
       <w:pStyle w:val="Heading8"/>
       <w:lvlText w:val="%1.%2.%3.%4.%5.%6.%7.%8"/>
-      <w:lvlJc w:val="start"/>
+      <w:lvlJc w:val="left"/>
       <w:pPr>
         <w:tabs>
           <w:tab w:pos="0" w:val="num"/>
         </w:tabs>
-        <w:ind w:hanging="1440" w:start="1440"/>
-      </w:pPr>
-      <w:rPr/>
+        <w:ind w:hanging="1440" w:left="1440"/>
+      </w:pPr>
     </w:lvl>
     <w:lvl w:ilvl="8">
       <w:start w:val="1"/>
       <w:numFmt w:val="decimal"/>
       <w:pStyle w:val="Heading9"/>
       <w:lvlText w:val="%1.%2.%3.%4.%5.%6.%7.%8.%9"/>
-      <w:lvlJc w:val="start"/>
+      <w:lvlJc w:val="left"/>
       <w:pPr>
         <w:tabs>
           <w:tab w:pos="0" w:val="num"/>
         </w:tabs>
-        <w:ind w:hanging="1584" w:start="1584"/>
-      </w:pPr>
-      <w:rPr/>
+        <w:ind w:hanging="1584" w:left="1584"/>
+      </w:pPr>
     </w:lvl>
-    <w:nsid w:val="78c4657a"/>
-  </w:abstractNum>
-  <w:abstractNum w:abstractNumId="2">
-    <w:lvl w:ilvl="0">
-      <w:start w:val="1"/>
-      <w:numFmt w:val="upperLetter"/>
-      <w:lvlText w:val="%1"/>
-      <w:lvlJc w:val="start"/>
-      <w:pPr>
-        <w:tabs>
-          <w:tab w:pos="0" w:val="num"/>
-        </w:tabs>
-        <w:ind w:hanging="432" w:start="432"/>
-      </w:pPr>
-      <w:rPr/>
-    </w:lvl>
-    <w:lvl w:ilvl="1">
-      <w:start w:val="1"/>
-      <w:numFmt w:val="decimal"/>
-      <w:lvlText w:val="%1.%2"/>
-      <w:lvlJc w:val="start"/>
-      <w:pPr>
-        <w:tabs>
-          <w:tab w:pos="0" w:val="num"/>
-        </w:tabs>
-        <w:ind w:hanging="576" w:start="576"/>
-      </w:pPr>
-      <w:rPr/>
-    </w:lvl>
-    <w:lvl w:ilvl="2">
-      <w:start w:val="1"/>
-      <w:numFmt w:val="decimal"/>
-      <w:lvlText w:val="%1.%2.%3"/>
-      <w:lvlJc w:val="start"/>
-      <w:pPr>
-        <w:tabs>
-          <w:tab w:pos="0" w:val="num"/>
-        </w:tabs>
-        <w:ind w:hanging="720" w:start="720"/>
-      </w:pPr>
-      <w:rPr/>
-    </w:lvl>
-    <w:lvl w:ilvl="3">
-      <w:start w:val="1"/>
-      <w:numFmt w:val="decimal"/>
-      <w:lvlText w:val="%1.%2.%3.%4"/>
-      <w:lvlJc w:val="start"/>
-      <w:pPr>
-        <w:tabs>
-          <w:tab w:pos="0" w:val="num"/>
-        </w:tabs>
-        <w:ind w:hanging="864" w:start="864"/>
-      </w:pPr>
-      <w:rPr/>
-    </w:lvl>
-    <w:lvl w:ilvl="4">
-      <w:start w:val="1"/>
-      <w:numFmt w:val="decimal"/>
-      <w:lvlText w:val="%1.%2.%3.%4.%5"/>
-      <w:lvlJc w:val="start"/>
-      <w:pPr>
-        <w:tabs>
-          <w:tab w:pos="0" w:val="num"/>
-        </w:tabs>
-        <w:ind w:hanging="1008" w:start="1008"/>
-      </w:pPr>
-      <w:rPr/>
-    </w:lvl>
-    <w:lvl w:ilvl="5">
-      <w:start w:val="1"/>
-      <w:numFmt w:val="decimal"/>
-      <w:lvlText w:val="%1.%2.%3.%4.%5.%6"/>
-      <w:lvlJc w:val="start"/>
-      <w:pPr>
-        <w:tabs>
-          <w:tab w:pos="0" w:val="num"/>
-        </w:tabs>
-        <w:ind w:hanging="1152" w:start="1152"/>
-      </w:pPr>
-      <w:rPr/>
-    </w:lvl>
-    <w:lvl w:ilvl="6">
-      <w:start w:val="1"/>
-      <w:numFmt w:val="decimal"/>
-      <w:lvlText w:val="%1.%2.%3.%4.%5.%6.%7"/>
-      <w:lvlJc w:val="start"/>
-      <w:pPr>
-        <w:tabs>
-          <w:tab w:pos="0" w:val="num"/>
-        </w:tabs>
-        <w:ind w:hanging="1296" w:start="1296"/>
-      </w:pPr>
-      <w:rPr/>
-    </w:lvl>
-    <w:lvl w:ilvl="7">
-      <w:start w:val="1"/>
-      <w:numFmt w:val="decimal"/>
-      <w:lvlText w:val="%1.%2.%3.%4.%5.%6.%7.%8"/>
-      <w:lvlJc w:val="start"/>
-      <w:pPr>
-        <w:tabs>
-          <w:tab w:pos="0" w:val="num"/>
-        </w:tabs>
-        <w:ind w:hanging="1440" w:start="1440"/>
-      </w:pPr>
-      <w:rPr/>
-    </w:lvl>
-    <w:lvl w:ilvl="8">
-      <w:start w:val="1"/>
-      <w:numFmt w:val="decimal"/>
-      <w:lvlText w:val="%1.%2.%3.%4.%5.%6.%7.%8.%9"/>
-      <w:lvlJc w:val="start"/>
-      <w:pPr>
-        <w:tabs>
-          <w:tab w:pos="0" w:val="num"/>
-        </w:tabs>
-        <w:ind w:hanging="1584" w:start="1584"/>
-      </w:pPr>
-      <w:rPr/>
-    </w:lvl>
-    <w:nsid w:val="74ccf13a"/>
   </w:abstractNum>
   <w:abstractNum w:abstractNumId="990">
     <w:nsid w:val="0000A990"/>
@@ -3976,11 +3820,11 @@
       </w:rPr>
     </w:lvl>
   </w:abstractNum>
-  <w:num w:numId="1">
+  <w:num w16cid:durableId="1439372155" w:numId="1">
     <w:abstractNumId w:val="1"/>
   </w:num>
-  <w:num w:numId="2">
-    <w:abstractNumId w:val="2"/>
+  <w:num w16cid:durableId="770975954" w:numId="2">
+    <w:abstractNumId w:val="0"/>
   </w:num>
   <w:num w:numId="1000">
     <w:abstractNumId w:val="990"/>
@@ -4010,11 +3854,11 @@
 </file>
 
 <file path=word/styles.xml><?xml version="1.0" encoding="utf-8"?>
-<w:styles xmlns:mc="http://schemas.openxmlformats.org/markup-compatibility/2006" xmlns:w="http://schemas.openxmlformats.org/wordprocessingml/2006/main" xmlns:w14="http://schemas.microsoft.com/office/word/2010/wordml" xmlns:wp14="http://schemas.microsoft.com/office/word/2010/wordprocessingDrawing" mc:Ignorable="w14 wp14">
+<w:styles xmlns:mc="http://schemas.openxmlformats.org/markup-compatibility/2006" xmlns:r="http://schemas.openxmlformats.org/officeDocument/2006/relationships" xmlns:w="http://schemas.openxmlformats.org/wordprocessingml/2006/main" xmlns:w14="http://schemas.microsoft.com/office/word/2010/wordml" xmlns:w15="http://schemas.microsoft.com/office/word/2012/wordml" xmlns:w16="http://schemas.microsoft.com/office/word/2018/wordml" xmlns:w16cex="http://schemas.microsoft.com/office/word/2018/wordml/cex" xmlns:w16cid="http://schemas.microsoft.com/office/word/2016/wordml/cid" xmlns:w16du="http://schemas.microsoft.com/office/word/2023/wordml/word16du" xmlns:w16sdtdh="http://schemas.microsoft.com/office/word/2020/wordml/sdtdatahash" xmlns:w16sdtfl="http://schemas.microsoft.com/office/word/2024/wordml/sdtformatlock" xmlns:w16se="http://schemas.microsoft.com/office/word/2015/wordml/symex" mc:Ignorable="w14 w15 w16se w16cid w16 w16cex w16sdtdh w16sdtfl w16du">
   <w:docDefaults>
     <w:rPrDefault>
       <w:rPr>
-        <w:rFonts w:ascii="Aptos" w:asciiTheme="minorHAnsi" w:cs="" w:cstheme="minorBidi" w:eastAsia="Aptos" w:eastAsiaTheme="minorHAnsi" w:hAnsi="Aptos" w:hAnsiTheme="minorHAnsi"/>
+        <w:rFonts w:asciiTheme="minorHAnsi" w:cstheme="minorBidi" w:eastAsiaTheme="minorHAnsi" w:hAnsiTheme="minorHAnsi"/>
         <w:kern w:val="2"/>
         <w:sz w:val="22"/>
         <w:szCs w:val="22"/>
@@ -4024,7 +3868,7 @@
     </w:rPrDefault>
     <w:pPrDefault>
       <w:pPr>
-        <w:suppressAutoHyphens w:val="true"/>
+        <w:suppressAutoHyphens/>
       </w:pPr>
     </w:pPrDefault>
   </w:docDefaults>
@@ -4409,21 +4253,13 @@
   <w:style w:default="1" w:styleId="Normal" w:type="paragraph">
     <w:name w:val="Normal"/>
     <w:qFormat/>
-    <w:rsid w:val="002127d5"/>
+    <w:rsid w:val="002127D5"/>
     <w:pPr>
-      <w:widowControl/>
-      <w:bidi w:val="0"/>
-      <w:spacing w:after="160" w:before="0" w:line="259" w:lineRule="auto"/>
+      <w:spacing w:after="160" w:line="259" w:lineRule="auto"/>
       <w:jc w:val="both"/>
     </w:pPr>
     <w:rPr>
-      <w:rFonts w:ascii="Proxima Nova Medium" w:cs="" w:cstheme="minorBidi" w:eastAsia="Aptos" w:eastAsiaTheme="minorHAnsi" w:hAnsi="Proxima Nova Medium"/>
-      <w:color w:val="auto"/>
-      <w:kern w:val="2"/>
-      <w:sz w:val="22"/>
-      <w:szCs w:val="22"/>
-      <w:lang w:bidi="ar-SA" w:eastAsia="en-US" w:val="en-AU"/>
-      <w14:ligatures w14:val="standardContextual"/>
+      <w:rFonts w:ascii="Proxima Nova Medium" w:hAnsi="Proxima Nova Medium"/>
     </w:rPr>
   </w:style>
   <w:style w:styleId="Heading1" w:type="paragraph">
@@ -4433,15 +4269,15 @@
     <w:link w:val="Heading1Char"/>
     <w:uiPriority w:val="9"/>
     <w:qFormat/>
-    <w:rsid w:val="00f351c2"/>
+    <w:rsid w:val="00F351C2"/>
     <w:pPr>
-      <w:keepNext w:val="true"/>
+      <w:keepNext/>
       <w:keepLines/>
       <w:spacing w:after="80" w:before="360"/>
       <w:outlineLvl w:val="0"/>
     </w:pPr>
     <w:rPr>
-      <w:rFonts w:cs="" w:cstheme="majorBidi" w:eastAsia="" w:eastAsiaTheme="majorEastAsia"/>
+      <w:rFonts w:cstheme="majorBidi" w:eastAsiaTheme="majorEastAsia"/>
       <w:b/>
       <w:sz w:val="40"/>
       <w:szCs w:val="40"/>
@@ -4455,9 +4291,9 @@
     <w:uiPriority w:val="9"/>
     <w:unhideWhenUsed/>
     <w:qFormat/>
-    <w:rsid w:val="00f351c2"/>
+    <w:rsid w:val="00F351C2"/>
     <w:pPr>
-      <w:keepNext w:val="true"/>
+      <w:keepNext/>
       <w:keepLines/>
       <w:numPr>
         <w:ilvl w:val="1"/>
@@ -4467,7 +4303,7 @@
       <w:outlineLvl w:val="1"/>
     </w:pPr>
     <w:rPr>
-      <w:rFonts w:cs="" w:cstheme="majorBidi" w:eastAsia="" w:eastAsiaTheme="majorEastAsia"/>
+      <w:rFonts w:cstheme="majorBidi" w:eastAsiaTheme="majorEastAsia"/>
       <w:b/>
       <w:sz w:val="32"/>
       <w:szCs w:val="32"/>
@@ -4481,9 +4317,9 @@
     <w:uiPriority w:val="9"/>
     <w:unhideWhenUsed/>
     <w:qFormat/>
-    <w:rsid w:val="0074022a"/>
+    <w:rsid w:val="0074022A"/>
     <w:pPr>
-      <w:keepNext w:val="true"/>
+      <w:keepNext/>
       <w:keepLines/>
       <w:numPr>
         <w:ilvl w:val="2"/>
@@ -4493,7 +4329,7 @@
       <w:outlineLvl w:val="2"/>
     </w:pPr>
     <w:rPr>
-      <w:rFonts w:cs="" w:cstheme="majorBidi" w:eastAsia="" w:eastAsiaTheme="majorEastAsia"/>
+      <w:rFonts w:cstheme="majorBidi" w:eastAsiaTheme="majorEastAsia"/>
       <w:sz w:val="28"/>
       <w:szCs w:val="28"/>
     </w:rPr>
@@ -4507,9 +4343,9 @@
     <w:semiHidden/>
     <w:unhideWhenUsed/>
     <w:qFormat/>
-    <w:rsid w:val="00a1493a"/>
+    <w:rsid w:val="00A1493A"/>
     <w:pPr>
-      <w:keepNext w:val="true"/>
+      <w:keepNext/>
       <w:keepLines/>
       <w:numPr>
         <w:ilvl w:val="3"/>
@@ -4519,7 +4355,7 @@
       <w:outlineLvl w:val="3"/>
     </w:pPr>
     <w:rPr>
-      <w:rFonts w:cs="" w:cstheme="majorBidi" w:eastAsia="" w:eastAsiaTheme="majorEastAsia"/>
+      <w:rFonts w:cstheme="majorBidi" w:eastAsiaTheme="majorEastAsia"/>
       <w:iCs/>
     </w:rPr>
   </w:style>
@@ -4532,9 +4368,9 @@
     <w:semiHidden/>
     <w:unhideWhenUsed/>
     <w:qFormat/>
-    <w:rsid w:val="006a7e05"/>
+    <w:rsid w:val="006A7E05"/>
     <w:pPr>
-      <w:keepNext w:val="true"/>
+      <w:keepNext/>
       <w:keepLines/>
       <w:numPr>
         <w:ilvl w:val="4"/>
@@ -4544,8 +4380,8 @@
       <w:outlineLvl w:val="4"/>
     </w:pPr>
     <w:rPr>
-      <w:rFonts w:cs="" w:cstheme="majorBidi" w:eastAsia="" w:eastAsiaTheme="majorEastAsia"/>
-      <w:color w:themeColor="accent1" w:themeShade="bf" w:val="0F4761"/>
+      <w:rFonts w:cstheme="majorBidi" w:eastAsiaTheme="majorEastAsia"/>
+      <w:color w:themeColor="accent1" w:themeShade="BF" w:val="0F4761"/>
     </w:rPr>
   </w:style>
   <w:style w:styleId="Heading6" w:type="paragraph">
@@ -4557,9 +4393,9 @@
     <w:semiHidden/>
     <w:unhideWhenUsed/>
     <w:qFormat/>
-    <w:rsid w:val="006a7e05"/>
+    <w:rsid w:val="006A7E05"/>
     <w:pPr>
-      <w:keepNext w:val="true"/>
+      <w:keepNext/>
       <w:keepLines/>
       <w:numPr>
         <w:ilvl w:val="5"/>
@@ -4569,10 +4405,10 @@
       <w:outlineLvl w:val="5"/>
     </w:pPr>
     <w:rPr>
-      <w:rFonts w:cs="" w:cstheme="majorBidi" w:eastAsia="" w:eastAsiaTheme="majorEastAsia"/>
+      <w:rFonts w:cstheme="majorBidi" w:eastAsiaTheme="majorEastAsia"/>
       <w:i/>
       <w:iCs/>
-      <w:color w:themeColor="text1" w:themeTint="a6" w:val="595959"/>
+      <w:color w:themeColor="text1" w:themeTint="A6" w:val="595959"/>
     </w:rPr>
   </w:style>
   <w:style w:styleId="Heading7" w:type="paragraph">
@@ -4584,9 +4420,9 @@
     <w:semiHidden/>
     <w:unhideWhenUsed/>
     <w:qFormat/>
-    <w:rsid w:val="006a7e05"/>
+    <w:rsid w:val="006A7E05"/>
     <w:pPr>
-      <w:keepNext w:val="true"/>
+      <w:keepNext/>
       <w:keepLines/>
       <w:numPr>
         <w:ilvl w:val="6"/>
@@ -4596,8 +4432,8 @@
       <w:outlineLvl w:val="6"/>
     </w:pPr>
     <w:rPr>
-      <w:rFonts w:cs="" w:cstheme="majorBidi" w:eastAsia="" w:eastAsiaTheme="majorEastAsia"/>
-      <w:color w:themeColor="text1" w:themeTint="a6" w:val="595959"/>
+      <w:rFonts w:cstheme="majorBidi" w:eastAsiaTheme="majorEastAsia"/>
+      <w:color w:themeColor="text1" w:themeTint="A6" w:val="595959"/>
     </w:rPr>
   </w:style>
   <w:style w:styleId="Heading8" w:type="paragraph">
@@ -4609,22 +4445,22 @@
     <w:semiHidden/>
     <w:unhideWhenUsed/>
     <w:qFormat/>
-    <w:rsid w:val="006a7e05"/>
+    <w:rsid w:val="006A7E05"/>
     <w:pPr>
-      <w:keepNext w:val="true"/>
+      <w:keepNext/>
       <w:keepLines/>
       <w:numPr>
         <w:ilvl w:val="7"/>
         <w:numId w:val="1"/>
       </w:numPr>
-      <w:spacing w:after="0" w:before="0"/>
+      <w:spacing w:after="0"/>
       <w:outlineLvl w:val="7"/>
     </w:pPr>
     <w:rPr>
-      <w:rFonts w:cs="" w:cstheme="majorBidi" w:eastAsia="" w:eastAsiaTheme="majorEastAsia"/>
+      <w:rFonts w:cstheme="majorBidi" w:eastAsiaTheme="majorEastAsia"/>
       <w:i/>
       <w:iCs/>
-      <w:color w:themeColor="text1" w:themeTint="d8" w:val="272727"/>
+      <w:color w:themeColor="text1" w:themeTint="D8" w:val="272727"/>
     </w:rPr>
   </w:style>
   <w:style w:styleId="Heading9" w:type="paragraph">
@@ -4636,20 +4472,20 @@
     <w:semiHidden/>
     <w:unhideWhenUsed/>
     <w:qFormat/>
-    <w:rsid w:val="006a7e05"/>
+    <w:rsid w:val="006A7E05"/>
     <w:pPr>
-      <w:keepNext w:val="true"/>
+      <w:keepNext/>
       <w:keepLines/>
       <w:numPr>
         <w:ilvl w:val="8"/>
         <w:numId w:val="1"/>
       </w:numPr>
-      <w:spacing w:after="0" w:before="0"/>
+      <w:spacing w:after="0"/>
       <w:outlineLvl w:val="8"/>
     </w:pPr>
     <w:rPr>
-      <w:rFonts w:cs="" w:cstheme="majorBidi" w:eastAsia="" w:eastAsiaTheme="majorEastAsia"/>
-      <w:color w:themeColor="text1" w:themeTint="d8" w:val="272727"/>
+      <w:rFonts w:cstheme="majorBidi" w:eastAsiaTheme="majorEastAsia"/>
+      <w:color w:themeColor="text1" w:themeTint="D8" w:val="272727"/>
     </w:rPr>
   </w:style>
   <w:style w:default="1" w:styleId="DefaultParagraphFont" w:type="character">
@@ -4657,8 +4493,27 @@
     <w:uiPriority w:val="1"/>
     <w:semiHidden/>
     <w:unhideWhenUsed/>
-    <w:qFormat/>
-    <w:rPr/>
+  </w:style>
+  <w:style w:default="1" w:styleId="TableNormal" w:type="table">
+    <w:name w:val="Normal Table"/>
+    <w:uiPriority w:val="99"/>
+    <w:semiHidden/>
+    <w:unhideWhenUsed/>
+    <w:tblPr>
+      <w:tblInd w:type="dxa" w:w="0"/>
+      <w:tblCellMar>
+        <w:top w:type="dxa" w:w="0"/>
+        <w:left w:type="dxa" w:w="108"/>
+        <w:bottom w:type="dxa" w:w="0"/>
+        <w:right w:type="dxa" w:w="108"/>
+      </w:tblCellMar>
+    </w:tblPr>
+  </w:style>
+  <w:style w:default="1" w:styleId="NoList" w:type="numbering">
+    <w:name w:val="No List"/>
+    <w:uiPriority w:val="99"/>
+    <w:semiHidden/>
+    <w:unhideWhenUsed/>
   </w:style>
   <w:style w:customStyle="1" w:styleId="Heading1Char" w:type="character">
     <w:name w:val="Heading 1 Char"/>
@@ -4666,9 +4521,9 @@
     <w:link w:val="Heading1"/>
     <w:uiPriority w:val="9"/>
     <w:qFormat/>
-    <w:rsid w:val="00f351c2"/>
-    <w:rPr>
-      <w:rFonts w:ascii="Proxima Nova Medium" w:cs="" w:cstheme="majorBidi" w:eastAsia="" w:eastAsiaTheme="majorEastAsia" w:hAnsi="Proxima Nova Medium"/>
+    <w:rsid w:val="00F351C2"/>
+    <w:rPr>
+      <w:rFonts w:ascii="Proxima Nova Medium" w:cstheme="majorBidi" w:eastAsiaTheme="majorEastAsia" w:hAnsi="Proxima Nova Medium"/>
       <w:b/>
       <w:sz w:val="40"/>
       <w:szCs w:val="40"/>
@@ -4680,9 +4535,9 @@
     <w:link w:val="Heading2"/>
     <w:uiPriority w:val="9"/>
     <w:qFormat/>
-    <w:rsid w:val="00f351c2"/>
-    <w:rPr>
-      <w:rFonts w:ascii="Proxima Nova Medium" w:cs="" w:cstheme="majorBidi" w:eastAsia="" w:eastAsiaTheme="majorEastAsia" w:hAnsi="Proxima Nova Medium"/>
+    <w:rsid w:val="00F351C2"/>
+    <w:rPr>
+      <w:rFonts w:ascii="Proxima Nova Medium" w:cstheme="majorBidi" w:eastAsiaTheme="majorEastAsia" w:hAnsi="Proxima Nova Medium"/>
       <w:b/>
       <w:sz w:val="32"/>
       <w:szCs w:val="32"/>
@@ -4694,9 +4549,9 @@
     <w:link w:val="Heading3"/>
     <w:uiPriority w:val="9"/>
     <w:qFormat/>
-    <w:rsid w:val="0074022a"/>
-    <w:rPr>
-      <w:rFonts w:ascii="Proxima Nova Medium" w:cs="" w:cstheme="majorBidi" w:eastAsia="" w:eastAsiaTheme="majorEastAsia" w:hAnsi="Proxima Nova Medium"/>
+    <w:rsid w:val="0074022A"/>
+    <w:rPr>
+      <w:rFonts w:ascii="Proxima Nova Medium" w:cstheme="majorBidi" w:eastAsiaTheme="majorEastAsia" w:hAnsi="Proxima Nova Medium"/>
       <w:sz w:val="28"/>
       <w:szCs w:val="28"/>
     </w:rPr>
@@ -4708,9 +4563,9 @@
     <w:uiPriority w:val="9"/>
     <w:semiHidden/>
     <w:qFormat/>
-    <w:rsid w:val="00a1493a"/>
-    <w:rPr>
-      <w:rFonts w:ascii="Proxima Nova Medium" w:cs="" w:cstheme="majorBidi" w:eastAsia="" w:eastAsiaTheme="majorEastAsia" w:hAnsi="Proxima Nova Medium"/>
+    <w:rsid w:val="00A1493A"/>
+    <w:rPr>
+      <w:rFonts w:ascii="Proxima Nova Medium" w:cstheme="majorBidi" w:eastAsiaTheme="majorEastAsia" w:hAnsi="Proxima Nova Medium"/>
       <w:iCs/>
     </w:rPr>
   </w:style>
@@ -4721,10 +4576,10 @@
     <w:uiPriority w:val="9"/>
     <w:semiHidden/>
     <w:qFormat/>
-    <w:rsid w:val="006a7e05"/>
-    <w:rPr>
-      <w:rFonts w:cs="" w:cstheme="majorBidi" w:eastAsia="" w:eastAsiaTheme="majorEastAsia"/>
-      <w:color w:themeColor="accent1" w:themeShade="bf" w:val="0F4761"/>
+    <w:rsid w:val="006A7E05"/>
+    <w:rPr>
+      <w:rFonts w:cstheme="majorBidi" w:eastAsiaTheme="majorEastAsia"/>
+      <w:color w:themeColor="accent1" w:themeShade="BF" w:val="0F4761"/>
     </w:rPr>
   </w:style>
   <w:style w:customStyle="1" w:styleId="Heading6Char" w:type="character">
@@ -4734,12 +4589,12 @@
     <w:uiPriority w:val="9"/>
     <w:semiHidden/>
     <w:qFormat/>
-    <w:rsid w:val="006a7e05"/>
-    <w:rPr>
-      <w:rFonts w:cs="" w:cstheme="majorBidi" w:eastAsia="" w:eastAsiaTheme="majorEastAsia"/>
+    <w:rsid w:val="006A7E05"/>
+    <w:rPr>
+      <w:rFonts w:cstheme="majorBidi" w:eastAsiaTheme="majorEastAsia"/>
       <w:i/>
       <w:iCs/>
-      <w:color w:themeColor="text1" w:themeTint="a6" w:val="595959"/>
+      <w:color w:themeColor="text1" w:themeTint="A6" w:val="595959"/>
     </w:rPr>
   </w:style>
   <w:style w:customStyle="1" w:styleId="Heading7Char" w:type="character">
@@ -4749,10 +4604,10 @@
     <w:uiPriority w:val="9"/>
     <w:semiHidden/>
     <w:qFormat/>
-    <w:rsid w:val="006a7e05"/>
-    <w:rPr>
-      <w:rFonts w:cs="" w:cstheme="majorBidi" w:eastAsia="" w:eastAsiaTheme="majorEastAsia"/>
-      <w:color w:themeColor="text1" w:themeTint="a6" w:val="595959"/>
+    <w:rsid w:val="006A7E05"/>
+    <w:rPr>
+      <w:rFonts w:cstheme="majorBidi" w:eastAsiaTheme="majorEastAsia"/>
+      <w:color w:themeColor="text1" w:themeTint="A6" w:val="595959"/>
     </w:rPr>
   </w:style>
   <w:style w:customStyle="1" w:styleId="Heading8Char" w:type="character">
@@ -4762,12 +4617,12 @@
     <w:uiPriority w:val="9"/>
     <w:semiHidden/>
     <w:qFormat/>
-    <w:rsid w:val="006a7e05"/>
-    <w:rPr>
-      <w:rFonts w:cs="" w:cstheme="majorBidi" w:eastAsia="" w:eastAsiaTheme="majorEastAsia"/>
+    <w:rsid w:val="006A7E05"/>
+    <w:rPr>
+      <w:rFonts w:cstheme="majorBidi" w:eastAsiaTheme="majorEastAsia"/>
       <w:i/>
       <w:iCs/>
-      <w:color w:themeColor="text1" w:themeTint="d8" w:val="272727"/>
+      <w:color w:themeColor="text1" w:themeTint="D8" w:val="272727"/>
     </w:rPr>
   </w:style>
   <w:style w:customStyle="1" w:styleId="Heading9Char" w:type="character">
@@ -4777,10 +4632,10 @@
     <w:uiPriority w:val="9"/>
     <w:semiHidden/>
     <w:qFormat/>
-    <w:rsid w:val="006a7e05"/>
-    <w:rPr>
-      <w:rFonts w:cs="" w:cstheme="majorBidi" w:eastAsia="" w:eastAsiaTheme="majorEastAsia"/>
-      <w:color w:themeColor="text1" w:themeTint="d8" w:val="272727"/>
+    <w:rsid w:val="006A7E05"/>
+    <w:rPr>
+      <w:rFonts w:cstheme="majorBidi" w:eastAsiaTheme="majorEastAsia"/>
+      <w:color w:themeColor="text1" w:themeTint="D8" w:val="272727"/>
     </w:rPr>
   </w:style>
   <w:style w:customStyle="1" w:styleId="TitleChar" w:type="character">
@@ -4789,9 +4644,9 @@
     <w:link w:val="Title"/>
     <w:uiPriority w:val="10"/>
     <w:qFormat/>
-    <w:rsid w:val="00a1493a"/>
-    <w:rPr>
-      <w:rFonts w:ascii="Proxima Nova Medium" w:cs="" w:cstheme="majorBidi" w:eastAsia="" w:eastAsiaTheme="majorEastAsia" w:hAnsi="Proxima Nova Medium"/>
+    <w:rsid w:val="00A1493A"/>
+    <w:rPr>
+      <w:rFonts w:ascii="Proxima Nova Medium" w:cstheme="majorBidi" w:eastAsiaTheme="majorEastAsia" w:hAnsi="Proxima Nova Medium"/>
       <w:b/>
       <w:color w:val="00808B"/>
       <w:spacing w:val="-10"/>
@@ -4806,9 +4661,9 @@
     <w:link w:val="Subtitle"/>
     <w:uiPriority w:val="11"/>
     <w:qFormat/>
-    <w:rsid w:val="00a1493a"/>
-    <w:rPr>
-      <w:rFonts w:ascii="Proxima Nova Medium" w:cs="" w:cstheme="majorBidi" w:eastAsia="" w:eastAsiaTheme="majorEastAsia" w:hAnsi="Proxima Nova Medium"/>
+    <w:rsid w:val="00A1493A"/>
+    <w:rPr>
+      <w:rFonts w:ascii="Proxima Nova Medium" w:cstheme="majorBidi" w:eastAsiaTheme="majorEastAsia" w:hAnsi="Proxima Nova Medium"/>
       <w:spacing w:val="15"/>
       <w:sz w:val="28"/>
       <w:szCs w:val="28"/>
@@ -4820,7 +4675,7 @@
     <w:link w:val="Quote"/>
     <w:uiPriority w:val="29"/>
     <w:qFormat/>
-    <w:rsid w:val="002127d5"/>
+    <w:rsid w:val="002127D5"/>
     <w:rPr>
       <w:rFonts w:ascii="Proxima Nova Medium" w:hAnsi="Proxima Nova Medium"/>
       <w:i/>
@@ -4832,7 +4687,7 @@
     <w:basedOn w:val="DefaultParagraphFont"/>
     <w:uiPriority w:val="21"/>
     <w:qFormat/>
-    <w:rsid w:val="002127d5"/>
+    <w:rsid w:val="002127D5"/>
     <w:rPr>
       <w:i/>
       <w:iCs/>
@@ -4845,7 +4700,7 @@
     <w:link w:val="IntenseQuote"/>
     <w:uiPriority w:val="30"/>
     <w:qFormat/>
-    <w:rsid w:val="002127d5"/>
+    <w:rsid w:val="002127D5"/>
     <w:rPr>
       <w:rFonts w:ascii="Proxima Nova Medium" w:hAnsi="Proxima Nova Medium"/>
       <w:i/>
@@ -4858,7 +4713,7 @@
     <w:basedOn w:val="DefaultParagraphFont"/>
     <w:uiPriority w:val="32"/>
     <w:qFormat/>
-    <w:rsid w:val="002127d5"/>
+    <w:rsid w:val="002127D5"/>
     <w:rPr>
       <w:b/>
       <w:bCs/>
@@ -4872,7 +4727,7 @@
     <w:basedOn w:val="DefaultParagraphFont"/>
     <w:uiPriority w:val="99"/>
     <w:unhideWhenUsed/>
-    <w:rsid w:val="00a55c2e"/>
+    <w:rsid w:val="00A55C2E"/>
     <w:rPr>
       <w:color w:themeColor="hyperlink" w:val="467886"/>
       <w:u w:val="single"/>
@@ -4885,10 +4740,10 @@
     <w:semiHidden/>
     <w:unhideWhenUsed/>
     <w:qFormat/>
-    <w:rsid w:val="00a55c2e"/>
+    <w:rsid w:val="00A55C2E"/>
     <w:rPr>
       <w:color w:val="605E5C"/>
-      <w:shd w:fill="E1DFDD" w:val="clear"/>
+      <w:shd w:color="auto" w:fill="E1DFDD" w:val="clear"/>
     </w:rPr>
   </w:style>
   <w:style w:customStyle="1" w:styleId="HeaderChar" w:type="character">
@@ -4897,7 +4752,7 @@
     <w:link w:val="Header"/>
     <w:uiPriority w:val="99"/>
     <w:qFormat/>
-    <w:rsid w:val="00a471d4"/>
+    <w:rsid w:val="00A471D4"/>
     <w:rPr>
       <w:rFonts w:ascii="Proxima Nova Medium" w:hAnsi="Proxima Nova Medium"/>
     </w:rPr>
@@ -4908,7 +4763,7 @@
     <w:link w:val="Footer"/>
     <w:uiPriority w:val="99"/>
     <w:qFormat/>
-    <w:rsid w:val="00a471d4"/>
+    <w:rsid w:val="00A471D4"/>
     <w:rPr>
       <w:rFonts w:ascii="Proxima Nova Medium" w:hAnsi="Proxima Nova Medium"/>
     </w:rPr>
@@ -4918,7 +4773,7 @@
     <w:basedOn w:val="DefaultParagraphFont"/>
     <w:uiPriority w:val="19"/>
     <w:qFormat/>
-    <w:rsid w:val="00a1493a"/>
+    <w:rsid w:val="00A1493A"/>
     <w:rPr>
       <w:i/>
       <w:iCs/>
@@ -4930,7 +4785,7 @@
     <w:basedOn w:val="DefaultParagraphFont"/>
     <w:uiPriority w:val="22"/>
     <w:qFormat/>
-    <w:rsid w:val="002127d5"/>
+    <w:rsid w:val="002127D5"/>
     <w:rPr>
       <w:b/>
       <w:bCs/>
@@ -4941,7 +4796,7 @@
     <w:basedOn w:val="DefaultParagraphFont"/>
     <w:uiPriority w:val="31"/>
     <w:qFormat/>
-    <w:rsid w:val="002127d5"/>
+    <w:rsid w:val="002127D5"/>
     <w:rPr>
       <w:smallCaps/>
       <w:color w:themeColor="text1" w:val="000000"/>
@@ -4952,7 +4807,7 @@
     <w:basedOn w:val="DefaultParagraphFont"/>
     <w:uiPriority w:val="33"/>
     <w:qFormat/>
-    <w:rsid w:val="002127d5"/>
+    <w:rsid w:val="002127D5"/>
     <w:rPr>
       <w:b/>
       <w:bCs/>
@@ -4961,18 +4816,17 @@
       <w:spacing w:val="5"/>
     </w:rPr>
   </w:style>
-  <w:style w:styleId="IndexLink" w:type="character">
+  <w:style w:customStyle="1" w:styleId="IndexLink" w:type="character">
     <w:name w:val="Index Link"/>
     <w:qFormat/>
-    <w:rPr/>
-  </w:style>
-  <w:style w:styleId="Heading" w:type="paragraph">
+  </w:style>
+  <w:style w:customStyle="1" w:styleId="Heading" w:type="paragraph">
     <w:name w:val="Heading"/>
     <w:basedOn w:val="Normal"/>
     <w:next w:val="BodyText"/>
     <w:qFormat/>
     <w:pPr>
-      <w:keepNext w:val="true"/>
+      <w:keepNext/>
       <w:spacing w:after="120" w:before="240"/>
     </w:pPr>
     <w:rPr>
@@ -4985,14 +4839,12 @@
     <w:name w:val="Body Text"/>
     <w:basedOn w:val="Normal"/>
     <w:pPr>
-      <w:spacing w:after="140" w:before="0" w:line="276" w:lineRule="auto"/>
+      <w:spacing w:after="140" w:line="276" w:lineRule="auto"/>
     </w:pPr>
-    <w:rPr/>
   </w:style>
   <w:style w:styleId="List" w:type="paragraph">
     <w:name w:val="List"/>
     <w:basedOn w:val="BodyText"/>
-    <w:pPr/>
     <w:rPr>
       <w:rFonts w:cs="Arial Unicode MS"/>
     </w:rPr>
@@ -5004,9 +4856,9 @@
     <w:uiPriority w:val="35"/>
     <w:unhideWhenUsed/>
     <w:qFormat/>
-    <w:rsid w:val="002127d5"/>
+    <w:rsid w:val="002127D5"/>
     <w:pPr>
-      <w:spacing w:after="200" w:before="0" w:line="240" w:lineRule="auto"/>
+      <w:spacing w:after="200" w:line="240" w:lineRule="auto"/>
     </w:pPr>
     <w:rPr>
       <w:i/>
@@ -5016,7 +4868,7 @@
       <w:szCs w:val="18"/>
     </w:rPr>
   </w:style>
-  <w:style w:styleId="Index" w:type="paragraph">
+  <w:style w:customStyle="1" w:styleId="Index" w:type="paragraph">
     <w:name w:val="Index"/>
     <w:basedOn w:val="Normal"/>
     <w:qFormat/>
@@ -5034,17 +4886,16 @@
     <w:link w:val="TitleChar"/>
     <w:uiPriority w:val="10"/>
     <w:qFormat/>
-    <w:rsid w:val="00a1493a"/>
+    <w:rsid w:val="00A1493A"/>
     <w:pPr>
-      <w:spacing w:after="80" w:before="0" w:line="240" w:lineRule="auto"/>
+      <w:spacing w:after="80" w:line="240" w:lineRule="auto"/>
       <w:contextualSpacing/>
     </w:pPr>
     <w:rPr>
-      <w:rFonts w:cs="" w:cstheme="majorBidi" w:eastAsia="" w:eastAsiaTheme="majorEastAsia"/>
+      <w:rFonts w:cstheme="majorBidi" w:eastAsiaTheme="majorEastAsia"/>
       <w:b/>
       <w:color w:val="00808B"/>
       <w:spacing w:val="-10"/>
-      <w:kern w:val="2"/>
       <w:sz w:val="48"/>
       <w:szCs w:val="56"/>
     </w:rPr>
@@ -5056,10 +4907,9 @@
     <w:link w:val="SubtitleChar"/>
     <w:uiPriority w:val="11"/>
     <w:qFormat/>
-    <w:rsid w:val="00a1493a"/>
-    <w:pPr/>
-    <w:rPr>
-      <w:rFonts w:cs="" w:cstheme="majorBidi" w:eastAsia="" w:eastAsiaTheme="majorEastAsia"/>
+    <w:rsid w:val="00A1493A"/>
+    <w:rPr>
+      <w:rFonts w:cstheme="majorBidi" w:eastAsiaTheme="majorEastAsia"/>
       <w:spacing w:val="15"/>
       <w:sz w:val="28"/>
       <w:szCs w:val="28"/>
@@ -5072,9 +4922,9 @@
     <w:link w:val="QuoteChar"/>
     <w:uiPriority w:val="29"/>
     <w:qFormat/>
-    <w:rsid w:val="002127d5"/>
+    <w:rsid w:val="002127D5"/>
     <w:pPr>
-      <w:spacing w:after="160" w:before="160"/>
+      <w:spacing w:before="160"/>
       <w:jc w:val="center"/>
     </w:pPr>
     <w:rPr>
@@ -5087,13 +4937,11 @@
     <w:basedOn w:val="Normal"/>
     <w:uiPriority w:val="34"/>
     <w:qFormat/>
-    <w:rsid w:val="006a7e05"/>
+    <w:rsid w:val="006A7E05"/>
     <w:pPr>
-      <w:spacing w:after="160" w:before="0"/>
-      <w:ind w:start="720"/>
+      <w:ind w:left="720"/>
       <w:contextualSpacing/>
     </w:pPr>
-    <w:rPr/>
   </w:style>
   <w:style w:styleId="IntenseQuote" w:type="paragraph">
     <w:name w:val="Intense Quote"/>
@@ -5102,14 +4950,14 @@
     <w:link w:val="IntenseQuoteChar"/>
     <w:uiPriority w:val="30"/>
     <w:qFormat/>
-    <w:rsid w:val="002127d5"/>
+    <w:rsid w:val="002127D5"/>
     <w:pPr>
       <w:pBdr>
-        <w:top w:color="0F4761" w:space="10" w:sz="4" w:themeColor="accent1" w:themeShade="bf" w:val="single"/>
-        <w:bottom w:color="0F4761" w:space="10" w:sz="4" w:themeColor="accent1" w:themeShade="bf" w:val="single"/>
+        <w:top w:color="0F4761" w:space="10" w:sz="4" w:themeColor="accent1" w:themeShade="BF" w:val="single"/>
+        <w:bottom w:color="0F4761" w:space="10" w:sz="4" w:themeColor="accent1" w:themeShade="BF" w:val="single"/>
       </w:pBdr>
       <w:spacing w:after="360" w:before="360"/>
-      <w:ind w:end="864" w:start="864"/>
+      <w:ind w:left="864" w:right="864"/>
       <w:jc w:val="center"/>
     </w:pPr>
     <w:rPr>
@@ -5122,29 +4970,18 @@
     <w:name w:val="No Spacing"/>
     <w:uiPriority w:val="1"/>
     <w:qFormat/>
-    <w:rsid w:val="00a55c2e"/>
+    <w:rsid w:val="00A55C2E"/>
     <w:pPr>
-      <w:widowControl/>
-      <w:bidi w:val="0"/>
-      <w:spacing w:after="0" w:before="0" w:line="240" w:lineRule="auto"/>
       <w:jc w:val="both"/>
     </w:pPr>
     <w:rPr>
-      <w:rFonts w:ascii="Proxima Nova Medium" w:cs="" w:cstheme="minorBidi" w:eastAsia="Aptos" w:eastAsiaTheme="minorHAnsi" w:hAnsi="Proxima Nova Medium"/>
-      <w:color w:val="auto"/>
-      <w:kern w:val="2"/>
-      <w:sz w:val="22"/>
-      <w:szCs w:val="22"/>
-      <w:lang w:bidi="ar-SA" w:eastAsia="en-US" w:val="en-AU"/>
-      <w14:ligatures w14:val="standardContextual"/>
-    </w:rPr>
-  </w:style>
-  <w:style w:styleId="HeaderandFooter" w:type="paragraph">
+      <w:rFonts w:ascii="Proxima Nova Medium" w:hAnsi="Proxima Nova Medium"/>
+    </w:rPr>
+  </w:style>
+  <w:style w:customStyle="1" w:styleId="HeaderandFooter" w:type="paragraph">
     <w:name w:val="Header and Footer"/>
     <w:basedOn w:val="Normal"/>
     <w:qFormat/>
-    <w:pPr/>
-    <w:rPr/>
   </w:style>
   <w:style w:styleId="Header" w:type="paragraph">
     <w:name w:val="header"/>
@@ -5152,16 +4989,14 @@
     <w:link w:val="HeaderChar"/>
     <w:uiPriority w:val="99"/>
     <w:unhideWhenUsed/>
-    <w:rsid w:val="00a471d4"/>
+    <w:rsid w:val="00A471D4"/>
     <w:pPr>
       <w:tabs>
-        <w:tab w:pos="720" w:val="clear"/>
-        <w:tab w:leader="none" w:pos="4513" w:val="center"/>
-        <w:tab w:leader="none" w:pos="9026" w:val="right"/>
+        <w:tab w:pos="4513" w:val="center"/>
+        <w:tab w:pos="9026" w:val="right"/>
       </w:tabs>
-      <w:spacing w:after="0" w:before="0" w:line="240" w:lineRule="auto"/>
+      <w:spacing w:after="0" w:line="240" w:lineRule="auto"/>
     </w:pPr>
-    <w:rPr/>
   </w:style>
   <w:style w:styleId="Footer" w:type="paragraph">
     <w:name w:val="footer"/>
@@ -5169,22 +5004,18 @@
     <w:link w:val="FooterChar"/>
     <w:uiPriority w:val="99"/>
     <w:unhideWhenUsed/>
-    <w:rsid w:val="00a471d4"/>
+    <w:rsid w:val="00A471D4"/>
     <w:pPr>
       <w:tabs>
-        <w:tab w:pos="720" w:val="clear"/>
-        <w:tab w:leader="none" w:pos="4513" w:val="center"/>
-        <w:tab w:leader="none" w:pos="9026" w:val="right"/>
+        <w:tab w:pos="4513" w:val="center"/>
+        <w:tab w:pos="9026" w:val="right"/>
       </w:tabs>
-      <w:spacing w:after="0" w:before="0" w:line="240" w:lineRule="auto"/>
+      <w:spacing w:after="0" w:line="240" w:lineRule="auto"/>
     </w:pPr>
-    <w:rPr/>
   </w:style>
   <w:style w:styleId="IndexHeading" w:type="paragraph">
     <w:name w:val="index heading"/>
     <w:basedOn w:val="Heading"/>
-    <w:pPr/>
-    <w:rPr/>
   </w:style>
   <w:style w:styleId="TOCHeading" w:type="paragraph">
     <w:name w:val="TOC Heading"/>
@@ -5193,17 +5024,16 @@
     <w:uiPriority w:val="39"/>
     <w:unhideWhenUsed/>
     <w:qFormat/>
-    <w:rsid w:val="002127d5"/>
+    <w:rsid w:val="002127D5"/>
     <w:pPr>
       <w:numPr>
-        <w:ilvl w:val="0"/>
         <w:numId w:val="1"/>
       </w:numPr>
       <w:spacing w:after="0" w:before="240"/>
       <w:outlineLvl w:val="9"/>
     </w:pPr>
     <w:rPr>
-      <w:b w:val="false"/>
+      <w:b w:val="0"/>
       <w:kern w:val="0"/>
       <w:sz w:val="32"/>
       <w:szCs w:val="32"/>
@@ -5218,11 +5048,10 @@
     <w:autoRedefine/>
     <w:uiPriority w:val="39"/>
     <w:unhideWhenUsed/>
-    <w:rsid w:val="00f351c2"/>
+    <w:rsid w:val="00F351C2"/>
     <w:pPr>
-      <w:spacing w:after="100" w:before="0"/>
+      <w:spacing w:after="100"/>
     </w:pPr>
-    <w:rPr/>
   </w:style>
   <w:style w:styleId="TOC2" w:type="paragraph">
     <w:name w:val="toc 2"/>
@@ -5231,12 +5060,11 @@
     <w:autoRedefine/>
     <w:uiPriority w:val="39"/>
     <w:unhideWhenUsed/>
-    <w:rsid w:val="0074022a"/>
+    <w:rsid w:val="0074022A"/>
     <w:pPr>
-      <w:spacing w:after="100" w:before="0"/>
-      <w:ind w:start="220"/>
+      <w:spacing w:after="100"/>
+      <w:ind w:left="220"/>
     </w:pPr>
-    <w:rPr/>
   </w:style>
   <w:style w:styleId="TOC3" w:type="paragraph">
     <w:name w:val="toc 3"/>
@@ -5245,12 +5073,11 @@
     <w:autoRedefine/>
     <w:uiPriority w:val="39"/>
     <w:unhideWhenUsed/>
-    <w:rsid w:val="0074022a"/>
+    <w:rsid w:val="0074022A"/>
     <w:pPr>
-      <w:spacing w:after="100" w:before="0"/>
-      <w:ind w:start="440"/>
+      <w:spacing w:after="100"/>
+      <w:ind w:left="440"/>
     </w:pPr>
-    <w:rPr/>
   </w:style>
   <w:style w:styleId="Bibliography" w:type="paragraph">
     <w:name w:val="Bibliography"/>
@@ -5259,90 +5086,51 @@
     <w:uiPriority w:val="37"/>
     <w:unhideWhenUsed/>
     <w:qFormat/>
-    <w:rsid w:val="002127d5"/>
+    <w:rsid w:val="002127D5"/>
     <w:pPr>
-      <w:jc w:val="start"/>
+      <w:jc w:val="left"/>
     </w:pPr>
-    <w:rPr/>
   </w:style>
   <w:style w:styleId="TOC4" w:type="paragraph">
     <w:name w:val="toc 4"/>
     <w:basedOn w:val="Index"/>
-    <w:pPr/>
-    <w:rPr/>
   </w:style>
   <w:style w:styleId="TOC5" w:type="paragraph">
     <w:name w:val="toc 5"/>
     <w:basedOn w:val="Index"/>
-    <w:pPr/>
-    <w:rPr/>
   </w:style>
   <w:style w:styleId="TOC6" w:type="paragraph">
     <w:name w:val="toc 6"/>
     <w:basedOn w:val="Index"/>
-    <w:pPr/>
-    <w:rPr/>
   </w:style>
   <w:style w:styleId="TOC7" w:type="paragraph">
     <w:name w:val="toc 7"/>
     <w:basedOn w:val="Index"/>
-    <w:pPr/>
-    <w:rPr/>
   </w:style>
   <w:style w:styleId="TOC8" w:type="paragraph">
     <w:name w:val="toc 8"/>
     <w:basedOn w:val="Index"/>
-    <w:pPr/>
-    <w:rPr/>
   </w:style>
   <w:style w:styleId="TOC9" w:type="paragraph">
     <w:name w:val="toc 9"/>
     <w:basedOn w:val="Index"/>
-    <w:pPr/>
-    <w:rPr/>
-  </w:style>
-  <w:style w:styleId="FrameContents" w:type="paragraph">
+  </w:style>
+  <w:style w:customStyle="1" w:styleId="FrameContents" w:type="paragraph">
     <w:name w:val="Frame Contents"/>
     <w:basedOn w:val="Normal"/>
     <w:qFormat/>
-    <w:pPr/>
-    <w:rPr/>
-  </w:style>
-  <w:style w:default="1" w:styleId="NoList" w:type="numbering">
-    <w:name w:val="No List"/>
-    <w:uiPriority w:val="99"/>
-    <w:semiHidden/>
-    <w:unhideWhenUsed/>
-    <w:qFormat/>
-  </w:style>
-  <w:style w:customStyle="1" w:styleId="Style11" w:type="numbering">
+  </w:style>
+  <w:style w:customStyle="1" w:styleId="Style1" w:type="numbering">
     <w:name w:val="Style1"/>
     <w:uiPriority w:val="99"/>
     <w:qFormat/>
-    <w:rsid w:val="00d751f5"/>
-  </w:style>
-  <w:style w:default="1" w:styleId="TableNormal" w:type="table">
-    <w:name w:val="Normal Table"/>
-    <w:uiPriority w:val="99"/>
-    <w:semiHidden/>
-    <w:unhideWhenUsed/>
-    <w:tblPr>
-      <w:tblCellMar>
-        <w:top w:type="dxa" w:w="0"/>
-        <w:left w:type="dxa" w:w="108"/>
-        <w:bottom w:type="dxa" w:w="0"/>
-        <w:right w:type="dxa" w:w="108"/>
-      </w:tblCellMar>
-    </w:tblPr>
+    <w:rsid w:val="00D751F5"/>
   </w:style>
   <w:style w:styleId="TableGrid" w:type="table">
     <w:name w:val="Table Grid"/>
     <w:basedOn w:val="TableNormal"/>
     <w:uiPriority w:val="39"/>
-    <w:rsid w:val="00a1493a"/>
-    <w:pPr>
-      <w:spacing w:after="0" w:line="240" w:lineRule="auto"/>
-    </w:pPr>
+    <w:rsid w:val="00A1493A"/>
     <w:tblPr>
       <w:tblBorders>
         <w:top w:color="auto" w:space="0" w:sz="4" w:val="single"/>
@@ -5358,11 +5146,7 @@
     <w:name w:val="AAGI Table Style"/>
     <w:basedOn w:val="TableNormal"/>
     <w:uiPriority w:val="99"/>
-    <w:rsid w:val="00a1493a"/>
-    <w:pPr>
-      <w:spacing w:after="0" w:line="240" w:lineRule="auto"/>
-      <w:jc w:val="left"/>
-    </w:pPr>
+    <w:rsid w:val="00A1493A"/>
     <w:rPr>
       <w:color w:themeColor="text1" w:val="000000"/>
     </w:rPr>
@@ -5378,7 +5162,7 @@
     </w:tblPr>
     <w:tblStylePr w:type="firstRow">
       <w:rPr>
-        <w:color w:themeColor="background1" w:val="ffffff"/>
+        <w:color w:themeColor="background1" w:val="FFFFFF"/>
         <w:sz w:val="22"/>
       </w:rPr>
       <w:tblPr/>
@@ -5653,7 +5437,7 @@
 </file>
 
 <file path=word/theme/theme1.xml><?xml version="1.0" encoding="utf-8"?>
-<a:theme xmlns:a="http://schemas.openxmlformats.org/drawingml/2006/main" xmlns:r="http://schemas.openxmlformats.org/officeDocument/2006/relationships" name="Office Theme">
+<a:theme xmlns:a="http://schemas.openxmlformats.org/drawingml/2006/main" name="Office Theme">
   <a:themeElements>
     <a:clrScheme name="Office">
       <a:dk1>
@@ -5695,12 +5479,12 @@
     </a:clrScheme>
     <a:fontScheme name="Office">
       <a:majorFont>
-        <a:latin typeface="Aptos Display" panose="02110004020202020204" pitchFamily="0" charset="1"/>
+        <a:latin typeface="Aptos Display" panose="02110004020202020204"/>
         <a:ea typeface=""/>
         <a:cs typeface=""/>
       </a:majorFont>
       <a:minorFont>
-        <a:latin typeface="Aptos" panose="02110004020202020204" pitchFamily="0" charset="1"/>
+        <a:latin typeface="Aptos" panose="02110004020202020204"/>
         <a:ea typeface=""/>
         <a:cs typeface=""/>
       </a:minorFont>
@@ -5732,7 +5516,7 @@
             </a:gs>
           </a:gsLst>
           <a:lin ang="5400000" scaled="0"/>
-          <a:tileRect l="0" t="0" r="0" b="0"/>
+          <a:tileRect/>
         </a:gradFill>
         <a:gradFill>
           <a:gsLst>
@@ -5756,7 +5540,7 @@
             </a:gs>
           </a:gsLst>
           <a:lin ang="5400000" scaled="0"/>
-          <a:tileRect l="0" t="0" r="0" b="0"/>
+          <a:tileRect/>
         </a:gradFill>
       </a:fillStyleLst>
       <a:lnStyleLst>
@@ -5816,10 +5600,12 @@
             </a:gs>
           </a:gsLst>
           <a:lin ang="5400000" scaled="0"/>
-          <a:tileRect l="0" t="0" r="0" b="0"/>
+          <a:tileRect/>
         </a:gradFill>
       </a:bgFillStyleLst>
     </a:fmtScheme>
   </a:themeElements>
+  <a:objectDefaults/>
+  <a:extraClrSchemeLst/>
 </a:theme>
 </file>
--- a/template-docx-report.docx
+++ b/template-docx-report.docx
@@ -31,7 +31,7 @@
         <w:pStyle w:val="Date"/>
       </w:pPr>
       <w:r>
-        <w:t xml:space="preserve">May 4, 2026</w:t>
+        <w:t xml:space="preserve">May 5, 2026</w:t>
       </w:r>
     </w:p>
     <w:sdt>

--- a/template-docx-report.docx
+++ b/template-docx-report.docx
@@ -31,7 +31,7 @@
         <w:pStyle w:val="Date"/>
       </w:pPr>
       <w:r>
-        <w:t xml:space="preserve">May 5, 2026</w:t>
+        <w:t xml:space="preserve">June 4, 2026</w:t>
       </w:r>
     </w:p>
     <w:sdt>
@@ -267,7 +267,7 @@
         <w:t xml:space="preserve"> </w:t>
       </w:r>
       <w:r>
-        <w:t xml:space="preserve">May 2026</w:t>
+        <w:t xml:space="preserve">June 2026</w:t>
       </w:r>
     </w:p>
     <w:bookmarkEnd w:id="43"/>
@@ -645,7 +645,7 @@
             </w:tblGrid>
             <w:tr>
               <w:trPr>
-                <w:trHeight w:val="619" w:hRule="auto"/>
+                <w:trHeight w:val="623" w:hRule="auto"/>
                 <w:tblHeader/>
               </w:trPr>
               <w:tc>
@@ -975,7 +975,7 @@
             </w:tr>
             <w:tr>
               <w:trPr>
-                <w:trHeight w:val="577" w:hRule="auto"/>
+                <w:trHeight w:val="623" w:hRule="auto"/>
               </w:trPr>
               <w:tc>
                 <w:tcPr>
@@ -1304,7 +1304,7 @@
             </w:tr>
             <w:tr>
               <w:trPr>
-                <w:trHeight w:val="577" w:hRule="auto"/>
+                <w:trHeight w:val="623" w:hRule="auto"/>
               </w:trPr>
               <w:tc>
                 <w:tcPr>
@@ -1633,7 +1633,7 @@
             </w:tr>
             <w:tr>
               <w:trPr>
-                <w:trHeight w:val="577" w:hRule="auto"/>
+                <w:trHeight w:val="623" w:hRule="auto"/>
               </w:trPr>
               <w:tc>
                 <w:tcPr>
@@ -1962,7 +1962,7 @@
             </w:tr>
             <w:tr>
               <w:trPr>
-                <w:trHeight w:val="577" w:hRule="auto"/>
+                <w:trHeight w:val="623" w:hRule="auto"/>
               </w:trPr>
               <w:tc>
                 <w:tcPr>
@@ -2291,7 +2291,7 @@
             </w:tr>
             <w:tr>
               <w:trPr>
-                <w:trHeight w:val="577" w:hRule="auto"/>
+                <w:trHeight w:val="623" w:hRule="auto"/>
               </w:trPr>
               <w:tc>
                 <w:tcPr>
@@ -2620,7 +2620,7 @@
             </w:tr>
             <w:tr>
               <w:trPr>
-                <w:trHeight w:val="577" w:hRule="auto"/>
+                <w:trHeight w:val="623" w:hRule="auto"/>
               </w:trPr>
               <w:tc>
                 <w:tcPr>

--- a/template-docx-report.docx
+++ b/template-docx-report.docx
@@ -31,7 +31,7 @@
         <w:pStyle w:val="Date"/>
       </w:pPr>
       <w:r>
-        <w:t xml:space="preserve">June 4, 2026</w:t>
+        <w:t xml:space="preserve">June 11, 2026</w:t>
       </w:r>
     </w:p>
     <w:sdt>

--- a/template-docx-report.docx
+++ b/template-docx-report.docx
@@ -31,7 +31,7 @@
         <w:pStyle w:val="Date"/>
       </w:pPr>
       <w:r>
-        <w:t xml:space="preserve">June 11, 2026</w:t>
+        <w:t xml:space="preserve">June 16, 2026</w:t>
       </w:r>
     </w:p>
     <w:sdt>
@@ -367,18 +367,6 @@
         <w:t xml:space="preserve">Treatments, replicates, blocking, randomisation.</w:t>
       </w:r>
     </w:p>
-    <w:p>
-      <w:pPr>
-        <w:pStyle w:val="Compact"/>
-        <w:numPr>
-          <w:ilvl w:val="0"/>
-          <w:numId w:val="1002"/>
-        </w:numPr>
-      </w:pPr>
-      <w:r>
-        <w:t xml:space="preserve">Special considerations (small plots, glasshouse, genetics, breeding, OFE, bioinformatics).</w:t>
-      </w:r>
-    </w:p>
     <w:bookmarkEnd w:id="47"/>
     <w:bookmarkStart w:id="48" w:name="exploratory-data-analysis-visualisation"/>
     <w:p>
@@ -401,18 +389,6 @@
         <w:t xml:space="preserve">Interpretation of key plots.</w:t>
       </w:r>
     </w:p>
-    <w:p>
-      <w:pPr>
-        <w:pStyle w:val="Compact"/>
-        <w:numPr>
-          <w:ilvl w:val="0"/>
-          <w:numId w:val="1003"/>
-        </w:numPr>
-      </w:pPr>
-      <w:r>
-        <w:t xml:space="preserve">Rationale for visualization choices.</w:t>
-      </w:r>
-    </w:p>
     <w:bookmarkEnd w:id="48"/>
     <w:bookmarkStart w:id="49" w:name="methods"/>
     <w:p>
@@ -435,18 +411,6 @@
         <w:t xml:space="preserve">Detailed procedures, software versions, pipeline commits.</w:t>
       </w:r>
     </w:p>
-    <w:p>
-      <w:pPr>
-        <w:pStyle w:val="Compact"/>
-        <w:numPr>
-          <w:ilvl w:val="0"/>
-          <w:numId w:val="1004"/>
-        </w:numPr>
-      </w:pPr>
-      <w:r>
-        <w:t xml:space="preserve">Input/output descriptions and pre-processing steps.</w:t>
-      </w:r>
-    </w:p>
     <w:bookmarkEnd w:id="49"/>
     <w:bookmarkStart w:id="50" w:name="analysis"/>
     <w:p>
@@ -469,18 +433,6 @@
         <w:t xml:space="preserve">Statistical approaches and workflow.</w:t>
       </w:r>
     </w:p>
-    <w:p>
-      <w:pPr>
-        <w:pStyle w:val="Compact"/>
-        <w:numPr>
-          <w:ilvl w:val="0"/>
-          <w:numId w:val="1005"/>
-        </w:numPr>
-      </w:pPr>
-      <w:r>
-        <w:t xml:space="preserve">Model specifications and diagnostics.</w:t>
-      </w:r>
-    </w:p>
     <w:bookmarkEnd w:id="50"/>
     <w:bookmarkStart w:id="51" w:name="results-and-discussion"/>
     <w:p>
@@ -504,2549 +456,18 @@
       </w:r>
     </w:p>
     <w:bookmarkEnd w:id="51"/>
-    <w:bookmarkStart w:id="56" w:name="figure-example"/>
+    <w:bookmarkStart w:id="53" w:name="references"/>
     <w:p>
       <w:pPr>
         <w:pStyle w:val="Heading1"/>
       </w:pPr>
       <w:r>
-        <w:t xml:space="preserve">Figure example</w:t>
-      </w:r>
-    </w:p>
-    <w:tbl>
-      <w:tblPr>
-        <w:tblStyle w:val="Table"/>
-        <w:tblW w:type="pct" w:w="5000"/>
-        <w:tblLayout w:type="fixed"/>
-        <w:tblLook w:firstRow="0" w:lastRow="0" w:firstColumn="0" w:lastColumn="0" w:noHBand="0" w:noVBand="0" w:val="0000"/>
-      </w:tblPr>
-      <w:tblGrid>
-        <w:gridCol w:w="7920"/>
-      </w:tblGrid>
-      <w:tr>
-        <w:tc>
-          <w:tcPr/>
-          <w:bookmarkStart w:id="55" w:name="fig-example"/>
-          <w:p>
-            <w:pPr>
-              <w:pStyle w:val="Compact"/>
-              <w:jc w:val="center"/>
-            </w:pPr>
-            <w:r>
-              <w:drawing>
-                <wp:inline>
-                  <wp:extent cx="5727700" cy="4091214"/>
-                  <wp:effectExtent b="0" l="0" r="0" t="0"/>
-                  <wp:docPr descr="" title="" id="53" name="Picture"/>
-                  <a:graphic>
-                    <a:graphicData uri="http://schemas.openxmlformats.org/drawingml/2006/picture">
-                      <pic:pic>
-                        <pic:nvPicPr>
-                          <pic:cNvPr descr="figures/fig-example-1.png" id="54" name="Picture"/>
-                          <pic:cNvPicPr>
-                            <a:picLocks noChangeArrowheads="1" noChangeAspect="1"/>
-                          </pic:cNvPicPr>
-                        </pic:nvPicPr>
-                        <pic:blipFill>
-                          <a:blip r:embed="rId52"/>
-                          <a:stretch>
-                            <a:fillRect/>
-                          </a:stretch>
-                        </pic:blipFill>
-                        <pic:spPr bwMode="auto">
-                          <a:xfrm>
-                            <a:off x="0" y="0"/>
-                            <a:ext cx="5727700" cy="4091214"/>
-                          </a:xfrm>
-                          <a:prstGeom prst="rect">
-                            <a:avLst/>
-                          </a:prstGeom>
-                          <a:noFill/>
-                          <a:ln w="9525">
-                            <a:noFill/>
-                            <a:headEnd/>
-                            <a:tailEnd/>
-                          </a:ln>
-                        </pic:spPr>
-                      </pic:pic>
-                    </a:graphicData>
-                  </a:graphic>
-                </wp:inline>
-              </w:drawing>
-            </w:r>
-          </w:p>
-          <w:p>
-            <w:pPr>
-              <w:jc w:val="center"/>
-            </w:pPr>
-            <w:pPr>
-              <w:jc w:val="left"/>
-              <w:spacing w:before="200"/>
-              <w:pStyle w:val="ImageCaption"/>
-            </w:pPr>
-            <w:r>
-              <w:t xml:space="preserve">Figure 1: An example figure using {ggplot2}.</w:t>
-            </w:r>
-          </w:p>
-          <w:bookmarkEnd w:id="55"/>
-        </w:tc>
-      </w:tr>
-    </w:tbl>
-    <w:bookmarkEnd w:id="56"/>
-    <w:bookmarkStart w:id="58" w:name="table-example"/>
-    <w:p>
-      <w:pPr>
-        <w:pStyle w:val="Heading1"/>
-      </w:pPr>
-      <w:r>
-        <w:t xml:space="preserve">Table example</w:t>
-      </w:r>
-    </w:p>
-    <w:tbl>
-      <w:tblPr>
-        <w:tblStyle w:val="Table"/>
-        <w:tblW w:type="pct" w:w="5000"/>
-        <w:tblLayout w:type="fixed"/>
-        <w:tblLook w:firstRow="0" w:lastRow="0" w:firstColumn="0" w:lastColumn="0" w:noHBand="0" w:noVBand="0" w:val="0000"/>
-      </w:tblPr>
-      <w:tblGrid>
-        <w:gridCol w:w="7920"/>
-      </w:tblGrid>
-      <w:tr>
-        <w:tc>
-          <w:tcPr/>
-          <w:bookmarkStart w:id="57" w:name="tbl-example"/>
-          <w:p>
-            <w:pPr>
-              <w:jc w:val="center"/>
-            </w:pPr>
-            <w:pPr>
-              <w:jc w:val="left"/>
-              <w:spacing w:before="200"/>
-              <w:pStyle w:val="ImageCaption"/>
-            </w:pPr>
-            <w:r>
-              <w:t xml:space="preserve">Table 1: An example table using {flextable}.</w:t>
-            </w:r>
-          </w:p>
-          <w:tbl xmlns:w="http://schemas.openxmlformats.org/wordprocessingml/2006/main" xmlns:r="http://schemas.openxmlformats.org/officeDocument/2006/relationships" xmlns:w14="http://schemas.microsoft.com/office/word/2010/wordml" xmlns:wp="http://schemas.openxmlformats.org/drawingml/2006/wordprocessingDrawing" xmlns:a="http://schemas.openxmlformats.org/drawingml/2006/main" xmlns:pic="http://schemas.openxmlformats.org/drawingml/2006/picture">
-            <w:tblPr>
-              <w:tblLayout w:type="fixed"/>
-              <w:jc w:val="center"/>
-              <w:tblLook w:firstRow="1" w:lastRow="0" w:firstColumn="0" w:lastColumn="0" w:noHBand="0" w:noVBand="1"/>
-            </w:tblPr>
-            <w:tblGrid>
-              <w:gridCol w:w="1183"/>
-              <w:gridCol w:w="1306"/>
-              <w:gridCol w:w="1043"/>
-              <w:gridCol w:w="1097"/>
-              <w:gridCol w:w="1199"/>
-              <w:gridCol w:w="885"/>
-            </w:tblGrid>
-            <w:tr>
-              <w:trPr>
-                <w:trHeight w:val="623" w:hRule="auto"/>
-                <w:tblHeader/>
-              </w:trPr>
-              <w:tc>
-                <w:tcPr>
-                  <w:tcBorders>
-                    <w:bottom w:val="single" w:sz="6" w:space="0" w:color="FFFFFF"/>
-                    <w:top w:val="single" w:sz="6" w:space="0" w:color="FFFFFF"/>
-                    <w:left w:val="single" w:sz="6" w:space="0" w:color="FFFFFF"/>
-                    <w:right w:val="single" w:sz="6" w:space="0" w:color="FFFFFF"/>
-                  </w:tcBorders>
-                  <w:shd w:val="clear" w:color="auto" w:fill="00808B"/>
-                  <w:tcMar>
-                    <w:top w:w="0" w:type="dxa"/>
-                    <w:bottom w:w="0" w:type="dxa"/>
-                    <w:left w:w="0" w:type="dxa"/>
-                    <w:right w:w="0" w:type="dxa"/>
-                  </w:tcMar>
-                  <w:vAlign w:val="center"/>
-                </w:tcPr>
-                <w:p>
-                  <w:pPr>
-                    <w:jc w:val="left"/>
-                    <w:pBdr>
-                      <w:bottom w:val="none" w:sz="0" w:space="0" w:color="000000"/>
-                      <w:top w:val="none" w:sz="0" w:space="0" w:color="000000"/>
-                      <w:left w:val="none" w:sz="0" w:space="0" w:color="000000"/>
-                      <w:right w:val="none" w:sz="0" w:space="0" w:color="000000"/>
-                    </w:pBdr>
-                    <w:spacing w:after="100" w:before="100" w:line="240"/>
-                    <w:ind w:left="100" w:right="100" w:firstLine="0" w:firstLineChars="0"/>
-                    <w:rPr>
-                      <w:rFonts w:ascii="DejaVu Sans" w:hAnsi="DejaVu Sans" w:eastAsia="DejaVu Sans" w:cs="DejaVu Sans"/>
-                      <w:i w:val="false"/>
-                      <w:b w:val="true"/>
-                      <w:u w:val="none"/>
-                      <w:strike w:val="false"/>
-                      <w:sz w:val="22"/>
-                      <w:szCs w:val="22"/>
-                      <w:color w:val="FFFFFF"/>
-                    </w:rPr>
-                  </w:pPr>
-                  <w:r xmlns:w="http://schemas.openxmlformats.org/wordprocessingml/2006/main" xmlns:wp="http://schemas.openxmlformats.org/drawingml/2006/wordprocessingDrawing" xmlns:r="http://schemas.openxmlformats.org/officeDocument/2006/relationships" xmlns:w14="http://schemas.microsoft.com/office/word/2010/wordml">
-                    <w:rPr>
-                      <w:rFonts w:ascii="DejaVu Sans" w:hAnsi="DejaVu Sans" w:eastAsia="DejaVu Sans" w:cs="DejaVu Sans"/>
-                      <w:i w:val="false"/>
-                      <w:b w:val="true"/>
-                      <w:u w:val="none"/>
-                      <w:strike w:val="false"/>
-                      <w:sz w:val="22"/>
-                      <w:szCs w:val="22"/>
-                      <w:color w:val="FFFFFF"/>
-                    </w:rPr>
-                    <w:t xml:space="preserve">Ozone</w:t>
-                  </w:r>
-                </w:p>
-              </w:tc>
-              <w:tc>
-                <w:tcPr>
-                  <w:tcBorders>
-                    <w:bottom w:val="single" w:sz="6" w:space="0" w:color="FFFFFF"/>
-                    <w:top w:val="single" w:sz="6" w:space="0" w:color="FFFFFF"/>
-                    <w:left w:val="single" w:sz="6" w:space="0" w:color="FFFFFF"/>
-                    <w:right w:val="single" w:sz="6" w:space="0" w:color="FFFFFF"/>
-                  </w:tcBorders>
-                  <w:shd w:val="clear" w:color="auto" w:fill="00808B"/>
-                  <w:tcMar>
-                    <w:top w:w="0" w:type="dxa"/>
-                    <w:bottom w:w="0" w:type="dxa"/>
-                    <w:left w:w="0" w:type="dxa"/>
-                    <w:right w:w="0" w:type="dxa"/>
-                  </w:tcMar>
-                  <w:vAlign w:val="center"/>
-                </w:tcPr>
-                <w:p>
-                  <w:pPr>
-                    <w:jc w:val="left"/>
-                    <w:pBdr>
-                      <w:bottom w:val="none" w:sz="0" w:space="0" w:color="000000"/>
-                      <w:top w:val="none" w:sz="0" w:space="0" w:color="000000"/>
-                      <w:left w:val="none" w:sz="0" w:space="0" w:color="000000"/>
-                      <w:right w:val="none" w:sz="0" w:space="0" w:color="000000"/>
-                    </w:pBdr>
-                    <w:spacing w:after="100" w:before="100" w:line="240"/>
-                    <w:ind w:left="100" w:right="100" w:firstLine="0" w:firstLineChars="0"/>
-                    <w:rPr>
-                      <w:rFonts w:ascii="DejaVu Sans" w:hAnsi="DejaVu Sans" w:eastAsia="DejaVu Sans" w:cs="DejaVu Sans"/>
-                      <w:i w:val="false"/>
-                      <w:b w:val="true"/>
-                      <w:u w:val="none"/>
-                      <w:strike w:val="false"/>
-                      <w:sz w:val="22"/>
-                      <w:szCs w:val="22"/>
-                      <w:color w:val="FFFFFF"/>
-                    </w:rPr>
-                  </w:pPr>
-                  <w:r xmlns:w="http://schemas.openxmlformats.org/wordprocessingml/2006/main" xmlns:wp="http://schemas.openxmlformats.org/drawingml/2006/wordprocessingDrawing" xmlns:r="http://schemas.openxmlformats.org/officeDocument/2006/relationships" xmlns:w14="http://schemas.microsoft.com/office/word/2010/wordml">
-                    <w:rPr>
-                      <w:rFonts w:ascii="DejaVu Sans" w:hAnsi="DejaVu Sans" w:eastAsia="DejaVu Sans" w:cs="DejaVu Sans"/>
-                      <w:i w:val="false"/>
-                      <w:b w:val="true"/>
-                      <w:u w:val="none"/>
-                      <w:strike w:val="false"/>
-                      <w:sz w:val="22"/>
-                      <w:szCs w:val="22"/>
-                      <w:color w:val="FFFFFF"/>
-                    </w:rPr>
-                    <w:t xml:space="preserve">Solar.R</w:t>
-                  </w:r>
-                </w:p>
-              </w:tc>
-              <w:tc>
-                <w:tcPr>
-                  <w:tcBorders>
-                    <w:bottom w:val="single" w:sz="6" w:space="0" w:color="FFFFFF"/>
-                    <w:top w:val="single" w:sz="6" w:space="0" w:color="FFFFFF"/>
-                    <w:left w:val="single" w:sz="6" w:space="0" w:color="FFFFFF"/>
-                    <w:right w:val="single" w:sz="6" w:space="0" w:color="FFFFFF"/>
-                  </w:tcBorders>
-                  <w:shd w:val="clear" w:color="auto" w:fill="00808B"/>
-                  <w:tcMar>
-                    <w:top w:w="0" w:type="dxa"/>
-                    <w:bottom w:w="0" w:type="dxa"/>
-                    <w:left w:w="0" w:type="dxa"/>
-                    <w:right w:w="0" w:type="dxa"/>
-                  </w:tcMar>
-                  <w:vAlign w:val="center"/>
-                </w:tcPr>
-                <w:p>
-                  <w:pPr>
-                    <w:jc w:val="left"/>
-                    <w:pBdr>
-                      <w:bottom w:val="none" w:sz="0" w:space="0" w:color="000000"/>
-                      <w:top w:val="none" w:sz="0" w:space="0" w:color="000000"/>
-                      <w:left w:val="none" w:sz="0" w:space="0" w:color="000000"/>
-                      <w:right w:val="none" w:sz="0" w:space="0" w:color="000000"/>
-                    </w:pBdr>
-                    <w:spacing w:after="100" w:before="100" w:line="240"/>
-                    <w:ind w:left="100" w:right="100" w:firstLine="0" w:firstLineChars="0"/>
-                    <w:rPr>
-                      <w:rFonts w:ascii="DejaVu Sans" w:hAnsi="DejaVu Sans" w:eastAsia="DejaVu Sans" w:cs="DejaVu Sans"/>
-                      <w:i w:val="false"/>
-                      <w:b w:val="true"/>
-                      <w:u w:val="none"/>
-                      <w:strike w:val="false"/>
-                      <w:sz w:val="22"/>
-                      <w:szCs w:val="22"/>
-                      <w:color w:val="FFFFFF"/>
-                    </w:rPr>
-                  </w:pPr>
-                  <w:r xmlns:w="http://schemas.openxmlformats.org/wordprocessingml/2006/main" xmlns:wp="http://schemas.openxmlformats.org/drawingml/2006/wordprocessingDrawing" xmlns:r="http://schemas.openxmlformats.org/officeDocument/2006/relationships" xmlns:w14="http://schemas.microsoft.com/office/word/2010/wordml">
-                    <w:rPr>
-                      <w:rFonts w:ascii="DejaVu Sans" w:hAnsi="DejaVu Sans" w:eastAsia="DejaVu Sans" w:cs="DejaVu Sans"/>
-                      <w:i w:val="false"/>
-                      <w:b w:val="true"/>
-                      <w:u w:val="none"/>
-                      <w:strike w:val="false"/>
-                      <w:sz w:val="22"/>
-                      <w:szCs w:val="22"/>
-                      <w:color w:val="FFFFFF"/>
-                    </w:rPr>
-                    <w:t xml:space="preserve">Wind</w:t>
-                  </w:r>
-                </w:p>
-              </w:tc>
-              <w:tc>
-                <w:tcPr>
-                  <w:tcBorders>
-                    <w:bottom w:val="single" w:sz="6" w:space="0" w:color="FFFFFF"/>
-                    <w:top w:val="single" w:sz="6" w:space="0" w:color="FFFFFF"/>
-                    <w:left w:val="single" w:sz="6" w:space="0" w:color="FFFFFF"/>
-                    <w:right w:val="single" w:sz="6" w:space="0" w:color="FFFFFF"/>
-                  </w:tcBorders>
-                  <w:shd w:val="clear" w:color="auto" w:fill="00808B"/>
-                  <w:tcMar>
-                    <w:top w:w="0" w:type="dxa"/>
-                    <w:bottom w:w="0" w:type="dxa"/>
-                    <w:left w:w="0" w:type="dxa"/>
-                    <w:right w:w="0" w:type="dxa"/>
-                  </w:tcMar>
-                  <w:vAlign w:val="center"/>
-                </w:tcPr>
-                <w:p>
-                  <w:pPr>
-                    <w:jc w:val="left"/>
-                    <w:pBdr>
-                      <w:bottom w:val="none" w:sz="0" w:space="0" w:color="000000"/>
-                      <w:top w:val="none" w:sz="0" w:space="0" w:color="000000"/>
-                      <w:left w:val="none" w:sz="0" w:space="0" w:color="000000"/>
-                      <w:right w:val="none" w:sz="0" w:space="0" w:color="000000"/>
-                    </w:pBdr>
-                    <w:spacing w:after="100" w:before="100" w:line="240"/>
-                    <w:ind w:left="100" w:right="100" w:firstLine="0" w:firstLineChars="0"/>
-                    <w:rPr>
-                      <w:rFonts w:ascii="DejaVu Sans" w:hAnsi="DejaVu Sans" w:eastAsia="DejaVu Sans" w:cs="DejaVu Sans"/>
-                      <w:i w:val="false"/>
-                      <w:b w:val="true"/>
-                      <w:u w:val="none"/>
-                      <w:strike w:val="false"/>
-                      <w:sz w:val="22"/>
-                      <w:szCs w:val="22"/>
-                      <w:color w:val="FFFFFF"/>
-                    </w:rPr>
-                  </w:pPr>
-                  <w:r xmlns:w="http://schemas.openxmlformats.org/wordprocessingml/2006/main" xmlns:wp="http://schemas.openxmlformats.org/drawingml/2006/wordprocessingDrawing" xmlns:r="http://schemas.openxmlformats.org/officeDocument/2006/relationships" xmlns:w14="http://schemas.microsoft.com/office/word/2010/wordml">
-                    <w:rPr>
-                      <w:rFonts w:ascii="DejaVu Sans" w:hAnsi="DejaVu Sans" w:eastAsia="DejaVu Sans" w:cs="DejaVu Sans"/>
-                      <w:i w:val="false"/>
-                      <w:b w:val="true"/>
-                      <w:u w:val="none"/>
-                      <w:strike w:val="false"/>
-                      <w:sz w:val="22"/>
-                      <w:szCs w:val="22"/>
-                      <w:color w:val="FFFFFF"/>
-                    </w:rPr>
-                    <w:t xml:space="preserve">Temp</w:t>
-                  </w:r>
-                </w:p>
-              </w:tc>
-              <w:tc>
-                <w:tcPr>
-                  <w:tcBorders>
-                    <w:bottom w:val="single" w:sz="6" w:space="0" w:color="FFFFFF"/>
-                    <w:top w:val="single" w:sz="6" w:space="0" w:color="FFFFFF"/>
-                    <w:left w:val="single" w:sz="6" w:space="0" w:color="FFFFFF"/>
-                    <w:right w:val="single" w:sz="6" w:space="0" w:color="FFFFFF"/>
-                  </w:tcBorders>
-                  <w:shd w:val="clear" w:color="auto" w:fill="00808B"/>
-                  <w:tcMar>
-                    <w:top w:w="0" w:type="dxa"/>
-                    <w:bottom w:w="0" w:type="dxa"/>
-                    <w:left w:w="0" w:type="dxa"/>
-                    <w:right w:w="0" w:type="dxa"/>
-                  </w:tcMar>
-                  <w:vAlign w:val="center"/>
-                </w:tcPr>
-                <w:p>
-                  <w:pPr>
-                    <w:jc w:val="left"/>
-                    <w:pBdr>
-                      <w:bottom w:val="none" w:sz="0" w:space="0" w:color="000000"/>
-                      <w:top w:val="none" w:sz="0" w:space="0" w:color="000000"/>
-                      <w:left w:val="none" w:sz="0" w:space="0" w:color="000000"/>
-                      <w:right w:val="none" w:sz="0" w:space="0" w:color="000000"/>
-                    </w:pBdr>
-                    <w:spacing w:after="100" w:before="100" w:line="240"/>
-                    <w:ind w:left="100" w:right="100" w:firstLine="0" w:firstLineChars="0"/>
-                    <w:rPr>
-                      <w:rFonts w:ascii="DejaVu Sans" w:hAnsi="DejaVu Sans" w:eastAsia="DejaVu Sans" w:cs="DejaVu Sans"/>
-                      <w:i w:val="false"/>
-                      <w:b w:val="true"/>
-                      <w:u w:val="none"/>
-                      <w:strike w:val="false"/>
-                      <w:sz w:val="22"/>
-                      <w:szCs w:val="22"/>
-                      <w:color w:val="FFFFFF"/>
-                    </w:rPr>
-                  </w:pPr>
-                  <w:r xmlns:w="http://schemas.openxmlformats.org/wordprocessingml/2006/main" xmlns:wp="http://schemas.openxmlformats.org/drawingml/2006/wordprocessingDrawing" xmlns:r="http://schemas.openxmlformats.org/officeDocument/2006/relationships" xmlns:w14="http://schemas.microsoft.com/office/word/2010/wordml">
-                    <w:rPr>
-                      <w:rFonts w:ascii="DejaVu Sans" w:hAnsi="DejaVu Sans" w:eastAsia="DejaVu Sans" w:cs="DejaVu Sans"/>
-                      <w:i w:val="false"/>
-                      <w:b w:val="true"/>
-                      <w:u w:val="none"/>
-                      <w:strike w:val="false"/>
-                      <w:sz w:val="22"/>
-                      <w:szCs w:val="22"/>
-                      <w:color w:val="FFFFFF"/>
-                    </w:rPr>
-                    <w:t xml:space="preserve">Month</w:t>
-                  </w:r>
-                </w:p>
-              </w:tc>
-              <w:tc>
-                <w:tcPr>
-                  <w:tcBorders>
-                    <w:bottom w:val="single" w:sz="6" w:space="0" w:color="FFFFFF"/>
-                    <w:top w:val="single" w:sz="6" w:space="0" w:color="FFFFFF"/>
-                    <w:left w:val="single" w:sz="6" w:space="0" w:color="FFFFFF"/>
-                    <w:right w:val="single" w:sz="6" w:space="0" w:color="FFFFFF"/>
-                  </w:tcBorders>
-                  <w:shd w:val="clear" w:color="auto" w:fill="00808B"/>
-                  <w:tcMar>
-                    <w:top w:w="0" w:type="dxa"/>
-                    <w:bottom w:w="0" w:type="dxa"/>
-                    <w:left w:w="0" w:type="dxa"/>
-                    <w:right w:w="0" w:type="dxa"/>
-                  </w:tcMar>
-                  <w:vAlign w:val="center"/>
-                </w:tcPr>
-                <w:p>
-                  <w:pPr>
-                    <w:jc w:val="left"/>
-                    <w:pBdr>
-                      <w:bottom w:val="none" w:sz="0" w:space="0" w:color="000000"/>
-                      <w:top w:val="none" w:sz="0" w:space="0" w:color="000000"/>
-                      <w:left w:val="none" w:sz="0" w:space="0" w:color="000000"/>
-                      <w:right w:val="none" w:sz="0" w:space="0" w:color="000000"/>
-                    </w:pBdr>
-                    <w:spacing w:after="100" w:before="100" w:line="240"/>
-                    <w:ind w:left="100" w:right="100" w:firstLine="0" w:firstLineChars="0"/>
-                    <w:rPr>
-                      <w:rFonts w:ascii="DejaVu Sans" w:hAnsi="DejaVu Sans" w:eastAsia="DejaVu Sans" w:cs="DejaVu Sans"/>
-                      <w:i w:val="false"/>
-                      <w:b w:val="true"/>
-                      <w:u w:val="none"/>
-                      <w:strike w:val="false"/>
-                      <w:sz w:val="22"/>
-                      <w:szCs w:val="22"/>
-                      <w:color w:val="FFFFFF"/>
-                    </w:rPr>
-                  </w:pPr>
-                  <w:r xmlns:w="http://schemas.openxmlformats.org/wordprocessingml/2006/main" xmlns:wp="http://schemas.openxmlformats.org/drawingml/2006/wordprocessingDrawing" xmlns:r="http://schemas.openxmlformats.org/officeDocument/2006/relationships" xmlns:w14="http://schemas.microsoft.com/office/word/2010/wordml">
-                    <w:rPr>
-                      <w:rFonts w:ascii="DejaVu Sans" w:hAnsi="DejaVu Sans" w:eastAsia="DejaVu Sans" w:cs="DejaVu Sans"/>
-                      <w:i w:val="false"/>
-                      <w:b w:val="true"/>
-                      <w:u w:val="none"/>
-                      <w:strike w:val="false"/>
-                      <w:sz w:val="22"/>
-                      <w:szCs w:val="22"/>
-                      <w:color w:val="FFFFFF"/>
-                    </w:rPr>
-                    <w:t xml:space="preserve">Day</w:t>
-                  </w:r>
-                </w:p>
-              </w:tc>
-            </w:tr>
-            <w:tr>
-              <w:trPr>
-                <w:trHeight w:val="623" w:hRule="auto"/>
-              </w:trPr>
-              <w:tc>
-                <w:tcPr>
-                  <w:tcBorders>
-                    <w:bottom w:val="single" w:sz="6" w:space="0" w:color="FFFFFF"/>
-                    <w:top w:val="single" w:sz="6" w:space="0" w:color="FFFFFF"/>
-                    <w:left w:val="single" w:sz="6" w:space="0" w:color="FFFFFF"/>
-                    <w:right w:val="single" w:sz="6" w:space="0" w:color="FFFFFF"/>
-                  </w:tcBorders>
-                  <w:shd w:val="clear" w:color="auto" w:fill="F2F2F2"/>
-                  <w:tcMar>
-                    <w:top w:w="0" w:type="dxa"/>
-                    <w:bottom w:w="0" w:type="dxa"/>
-                    <w:left w:w="0" w:type="dxa"/>
-                    <w:right w:w="0" w:type="dxa"/>
-                  </w:tcMar>
-                  <w:vAlign w:val="center"/>
-                </w:tcPr>
-                <w:p>
-                  <w:pPr>
-                    <w:jc w:val="right"/>
-                    <w:pBdr>
-                      <w:bottom w:val="none" w:sz="0" w:space="0" w:color="000000"/>
-                      <w:top w:val="none" w:sz="0" w:space="0" w:color="000000"/>
-                      <w:left w:val="none" w:sz="0" w:space="0" w:color="000000"/>
-                      <w:right w:val="none" w:sz="0" w:space="0" w:color="000000"/>
-                    </w:pBdr>
-                    <w:spacing w:after="100" w:before="100" w:line="240"/>
-                    <w:ind w:left="100" w:right="100" w:firstLine="0" w:firstLineChars="0"/>
-                    <w:rPr>
-                      <w:rFonts w:ascii="DejaVu Sans" w:hAnsi="DejaVu Sans" w:eastAsia="DejaVu Sans" w:cs="DejaVu Sans"/>
-                      <w:i w:val="false"/>
-                      <w:b w:val="false"/>
-                      <w:u w:val="none"/>
-                      <w:strike w:val="false"/>
-                      <w:sz w:val="22"/>
-                      <w:szCs w:val="22"/>
-                      <w:color w:val="414042"/>
-                    </w:rPr>
-                  </w:pPr>
-                  <w:r xmlns:w="http://schemas.openxmlformats.org/wordprocessingml/2006/main" xmlns:wp="http://schemas.openxmlformats.org/drawingml/2006/wordprocessingDrawing" xmlns:r="http://schemas.openxmlformats.org/officeDocument/2006/relationships" xmlns:w14="http://schemas.microsoft.com/office/word/2010/wordml">
-                    <w:rPr>
-                      <w:rFonts w:ascii="DejaVu Sans" w:hAnsi="DejaVu Sans" w:eastAsia="DejaVu Sans" w:cs="DejaVu Sans"/>
-                      <w:i w:val="false"/>
-                      <w:b w:val="false"/>
-                      <w:u w:val="none"/>
-                      <w:strike w:val="false"/>
-                      <w:sz w:val="22"/>
-                      <w:szCs w:val="22"/>
-                      <w:color w:val="414042"/>
-                    </w:rPr>
-                    <w:t xml:space="preserve">41</w:t>
-                  </w:r>
-                </w:p>
-              </w:tc>
-              <w:tc>
-                <w:tcPr>
-                  <w:tcBorders>
-                    <w:bottom w:val="single" w:sz="6" w:space="0" w:color="FFFFFF"/>
-                    <w:top w:val="single" w:sz="6" w:space="0" w:color="FFFFFF"/>
-                    <w:left w:val="single" w:sz="6" w:space="0" w:color="FFFFFF"/>
-                    <w:right w:val="single" w:sz="6" w:space="0" w:color="FFFFFF"/>
-                  </w:tcBorders>
-                  <w:shd w:val="clear" w:color="auto" w:fill="F2F2F2"/>
-                  <w:tcMar>
-                    <w:top w:w="0" w:type="dxa"/>
-                    <w:bottom w:w="0" w:type="dxa"/>
-                    <w:left w:w="0" w:type="dxa"/>
-                    <w:right w:w="0" w:type="dxa"/>
-                  </w:tcMar>
-                  <w:vAlign w:val="center"/>
-                </w:tcPr>
-                <w:p>
-                  <w:pPr>
-                    <w:jc w:val="right"/>
-                    <w:pBdr>
-                      <w:bottom w:val="none" w:sz="0" w:space="0" w:color="000000"/>
-                      <w:top w:val="none" w:sz="0" w:space="0" w:color="000000"/>
-                      <w:left w:val="none" w:sz="0" w:space="0" w:color="000000"/>
-                      <w:right w:val="none" w:sz="0" w:space="0" w:color="000000"/>
-                    </w:pBdr>
-                    <w:spacing w:after="100" w:before="100" w:line="240"/>
-                    <w:ind w:left="100" w:right="100" w:firstLine="0" w:firstLineChars="0"/>
-                    <w:rPr>
-                      <w:rFonts w:ascii="DejaVu Sans" w:hAnsi="DejaVu Sans" w:eastAsia="DejaVu Sans" w:cs="DejaVu Sans"/>
-                      <w:i w:val="false"/>
-                      <w:b w:val="false"/>
-                      <w:u w:val="none"/>
-                      <w:strike w:val="false"/>
-                      <w:sz w:val="22"/>
-                      <w:szCs w:val="22"/>
-                      <w:color w:val="414042"/>
-                    </w:rPr>
-                  </w:pPr>
-                  <w:r xmlns:w="http://schemas.openxmlformats.org/wordprocessingml/2006/main" xmlns:wp="http://schemas.openxmlformats.org/drawingml/2006/wordprocessingDrawing" xmlns:r="http://schemas.openxmlformats.org/officeDocument/2006/relationships" xmlns:w14="http://schemas.microsoft.com/office/word/2010/wordml">
-                    <w:rPr>
-                      <w:rFonts w:ascii="DejaVu Sans" w:hAnsi="DejaVu Sans" w:eastAsia="DejaVu Sans" w:cs="DejaVu Sans"/>
-                      <w:i w:val="false"/>
-                      <w:b w:val="false"/>
-                      <w:u w:val="none"/>
-                      <w:strike w:val="false"/>
-                      <w:sz w:val="22"/>
-                      <w:szCs w:val="22"/>
-                      <w:color w:val="414042"/>
-                    </w:rPr>
-                    <w:t xml:space="preserve">190</w:t>
-                  </w:r>
-                </w:p>
-              </w:tc>
-              <w:tc>
-                <w:tcPr>
-                  <w:tcBorders>
-                    <w:bottom w:val="single" w:sz="6" w:space="0" w:color="FFFFFF"/>
-                    <w:top w:val="single" w:sz="6" w:space="0" w:color="FFFFFF"/>
-                    <w:left w:val="single" w:sz="6" w:space="0" w:color="FFFFFF"/>
-                    <w:right w:val="single" w:sz="6" w:space="0" w:color="FFFFFF"/>
-                  </w:tcBorders>
-                  <w:shd w:val="clear" w:color="auto" w:fill="F2F2F2"/>
-                  <w:tcMar>
-                    <w:top w:w="0" w:type="dxa"/>
-                    <w:bottom w:w="0" w:type="dxa"/>
-                    <w:left w:w="0" w:type="dxa"/>
-                    <w:right w:w="0" w:type="dxa"/>
-                  </w:tcMar>
-                  <w:vAlign w:val="center"/>
-                </w:tcPr>
-                <w:p>
-                  <w:pPr>
-                    <w:jc w:val="right"/>
-                    <w:pBdr>
-                      <w:bottom w:val="none" w:sz="0" w:space="0" w:color="000000"/>
-                      <w:top w:val="none" w:sz="0" w:space="0" w:color="000000"/>
-                      <w:left w:val="none" w:sz="0" w:space="0" w:color="000000"/>
-                      <w:right w:val="none" w:sz="0" w:space="0" w:color="000000"/>
-                    </w:pBdr>
-                    <w:spacing w:after="100" w:before="100" w:line="240"/>
-                    <w:ind w:left="100" w:right="100" w:firstLine="0" w:firstLineChars="0"/>
-                    <w:rPr>
-                      <w:rFonts w:ascii="DejaVu Sans" w:hAnsi="DejaVu Sans" w:eastAsia="DejaVu Sans" w:cs="DejaVu Sans"/>
-                      <w:i w:val="false"/>
-                      <w:b w:val="false"/>
-                      <w:u w:val="none"/>
-                      <w:strike w:val="false"/>
-                      <w:sz w:val="22"/>
-                      <w:szCs w:val="22"/>
-                      <w:color w:val="414042"/>
-                    </w:rPr>
-                  </w:pPr>
-                  <w:r xmlns:w="http://schemas.openxmlformats.org/wordprocessingml/2006/main" xmlns:wp="http://schemas.openxmlformats.org/drawingml/2006/wordprocessingDrawing" xmlns:r="http://schemas.openxmlformats.org/officeDocument/2006/relationships" xmlns:w14="http://schemas.microsoft.com/office/word/2010/wordml">
-                    <w:rPr>
-                      <w:rFonts w:ascii="DejaVu Sans" w:hAnsi="DejaVu Sans" w:eastAsia="DejaVu Sans" w:cs="DejaVu Sans"/>
-                      <w:i w:val="false"/>
-                      <w:b w:val="false"/>
-                      <w:u w:val="none"/>
-                      <w:strike w:val="false"/>
-                      <w:sz w:val="22"/>
-                      <w:szCs w:val="22"/>
-                      <w:color w:val="414042"/>
-                    </w:rPr>
-                    <w:t xml:space="preserve">7.4</w:t>
-                  </w:r>
-                </w:p>
-              </w:tc>
-              <w:tc>
-                <w:tcPr>
-                  <w:tcBorders>
-                    <w:bottom w:val="single" w:sz="6" w:space="0" w:color="FFFFFF"/>
-                    <w:top w:val="single" w:sz="6" w:space="0" w:color="FFFFFF"/>
-                    <w:left w:val="single" w:sz="6" w:space="0" w:color="FFFFFF"/>
-                    <w:right w:val="single" w:sz="6" w:space="0" w:color="FFFFFF"/>
-                  </w:tcBorders>
-                  <w:shd w:val="clear" w:color="auto" w:fill="F2F2F2"/>
-                  <w:tcMar>
-                    <w:top w:w="0" w:type="dxa"/>
-                    <w:bottom w:w="0" w:type="dxa"/>
-                    <w:left w:w="0" w:type="dxa"/>
-                    <w:right w:w="0" w:type="dxa"/>
-                  </w:tcMar>
-                  <w:vAlign w:val="center"/>
-                </w:tcPr>
-                <w:p>
-                  <w:pPr>
-                    <w:jc w:val="right"/>
-                    <w:pBdr>
-                      <w:bottom w:val="none" w:sz="0" w:space="0" w:color="000000"/>
-                      <w:top w:val="none" w:sz="0" w:space="0" w:color="000000"/>
-                      <w:left w:val="none" w:sz="0" w:space="0" w:color="000000"/>
-                      <w:right w:val="none" w:sz="0" w:space="0" w:color="000000"/>
-                    </w:pBdr>
-                    <w:spacing w:after="100" w:before="100" w:line="240"/>
-                    <w:ind w:left="100" w:right="100" w:firstLine="0" w:firstLineChars="0"/>
-                    <w:rPr>
-                      <w:rFonts w:ascii="DejaVu Sans" w:hAnsi="DejaVu Sans" w:eastAsia="DejaVu Sans" w:cs="DejaVu Sans"/>
-                      <w:i w:val="false"/>
-                      <w:b w:val="false"/>
-                      <w:u w:val="none"/>
-                      <w:strike w:val="false"/>
-                      <w:sz w:val="22"/>
-                      <w:szCs w:val="22"/>
-                      <w:color w:val="414042"/>
-                    </w:rPr>
-                  </w:pPr>
-                  <w:r xmlns:w="http://schemas.openxmlformats.org/wordprocessingml/2006/main" xmlns:wp="http://schemas.openxmlformats.org/drawingml/2006/wordprocessingDrawing" xmlns:r="http://schemas.openxmlformats.org/officeDocument/2006/relationships" xmlns:w14="http://schemas.microsoft.com/office/word/2010/wordml">
-                    <w:rPr>
-                      <w:rFonts w:ascii="DejaVu Sans" w:hAnsi="DejaVu Sans" w:eastAsia="DejaVu Sans" w:cs="DejaVu Sans"/>
-                      <w:i w:val="false"/>
-                      <w:b w:val="false"/>
-                      <w:u w:val="none"/>
-                      <w:strike w:val="false"/>
-                      <w:sz w:val="22"/>
-                      <w:szCs w:val="22"/>
-                      <w:color w:val="414042"/>
-                    </w:rPr>
-                    <w:t xml:space="preserve">67</w:t>
-                  </w:r>
-                </w:p>
-              </w:tc>
-              <w:tc>
-                <w:tcPr>
-                  <w:tcBorders>
-                    <w:bottom w:val="single" w:sz="6" w:space="0" w:color="FFFFFF"/>
-                    <w:top w:val="single" w:sz="6" w:space="0" w:color="FFFFFF"/>
-                    <w:left w:val="single" w:sz="6" w:space="0" w:color="FFFFFF"/>
-                    <w:right w:val="single" w:sz="6" w:space="0" w:color="FFFFFF"/>
-                  </w:tcBorders>
-                  <w:shd w:val="clear" w:color="auto" w:fill="F2F2F2"/>
-                  <w:tcMar>
-                    <w:top w:w="0" w:type="dxa"/>
-                    <w:bottom w:w="0" w:type="dxa"/>
-                    <w:left w:w="0" w:type="dxa"/>
-                    <w:right w:w="0" w:type="dxa"/>
-                  </w:tcMar>
-                  <w:vAlign w:val="center"/>
-                </w:tcPr>
-                <w:p>
-                  <w:pPr>
-                    <w:jc w:val="right"/>
-                    <w:pBdr>
-                      <w:bottom w:val="none" w:sz="0" w:space="0" w:color="000000"/>
-                      <w:top w:val="none" w:sz="0" w:space="0" w:color="000000"/>
-                      <w:left w:val="none" w:sz="0" w:space="0" w:color="000000"/>
-                      <w:right w:val="none" w:sz="0" w:space="0" w:color="000000"/>
-                    </w:pBdr>
-                    <w:spacing w:after="100" w:before="100" w:line="240"/>
-                    <w:ind w:left="100" w:right="100" w:firstLine="0" w:firstLineChars="0"/>
-                    <w:rPr>
-                      <w:rFonts w:ascii="DejaVu Sans" w:hAnsi="DejaVu Sans" w:eastAsia="DejaVu Sans" w:cs="DejaVu Sans"/>
-                      <w:i w:val="false"/>
-                      <w:b w:val="false"/>
-                      <w:u w:val="none"/>
-                      <w:strike w:val="false"/>
-                      <w:sz w:val="22"/>
-                      <w:szCs w:val="22"/>
-                      <w:color w:val="414042"/>
-                    </w:rPr>
-                  </w:pPr>
-                  <w:r xmlns:w="http://schemas.openxmlformats.org/wordprocessingml/2006/main" xmlns:wp="http://schemas.openxmlformats.org/drawingml/2006/wordprocessingDrawing" xmlns:r="http://schemas.openxmlformats.org/officeDocument/2006/relationships" xmlns:w14="http://schemas.microsoft.com/office/word/2010/wordml">
-                    <w:rPr>
-                      <w:rFonts w:ascii="DejaVu Sans" w:hAnsi="DejaVu Sans" w:eastAsia="DejaVu Sans" w:cs="DejaVu Sans"/>
-                      <w:i w:val="false"/>
-                      <w:b w:val="false"/>
-                      <w:u w:val="none"/>
-                      <w:strike w:val="false"/>
-                      <w:sz w:val="22"/>
-                      <w:szCs w:val="22"/>
-                      <w:color w:val="414042"/>
-                    </w:rPr>
-                    <w:t xml:space="preserve">5</w:t>
-                  </w:r>
-                </w:p>
-              </w:tc>
-              <w:tc>
-                <w:tcPr>
-                  <w:tcBorders>
-                    <w:bottom w:val="single" w:sz="6" w:space="0" w:color="FFFFFF"/>
-                    <w:top w:val="single" w:sz="6" w:space="0" w:color="FFFFFF"/>
-                    <w:left w:val="single" w:sz="6" w:space="0" w:color="FFFFFF"/>
-                    <w:right w:val="single" w:sz="6" w:space="0" w:color="FFFFFF"/>
-                  </w:tcBorders>
-                  <w:shd w:val="clear" w:color="auto" w:fill="F2F2F2"/>
-                  <w:tcMar>
-                    <w:top w:w="0" w:type="dxa"/>
-                    <w:bottom w:w="0" w:type="dxa"/>
-                    <w:left w:w="0" w:type="dxa"/>
-                    <w:right w:w="0" w:type="dxa"/>
-                  </w:tcMar>
-                  <w:vAlign w:val="center"/>
-                </w:tcPr>
-                <w:p>
-                  <w:pPr>
-                    <w:jc w:val="right"/>
-                    <w:pBdr>
-                      <w:bottom w:val="none" w:sz="0" w:space="0" w:color="000000"/>
-                      <w:top w:val="none" w:sz="0" w:space="0" w:color="000000"/>
-                      <w:left w:val="none" w:sz="0" w:space="0" w:color="000000"/>
-                      <w:right w:val="none" w:sz="0" w:space="0" w:color="000000"/>
-                    </w:pBdr>
-                    <w:spacing w:after="100" w:before="100" w:line="240"/>
-                    <w:ind w:left="100" w:right="100" w:firstLine="0" w:firstLineChars="0"/>
-                    <w:rPr>
-                      <w:rFonts w:ascii="DejaVu Sans" w:hAnsi="DejaVu Sans" w:eastAsia="DejaVu Sans" w:cs="DejaVu Sans"/>
-                      <w:i w:val="false"/>
-                      <w:b w:val="false"/>
-                      <w:u w:val="none"/>
-                      <w:strike w:val="false"/>
-                      <w:sz w:val="22"/>
-                      <w:szCs w:val="22"/>
-                      <w:color w:val="414042"/>
-                    </w:rPr>
-                  </w:pPr>
-                  <w:r xmlns:w="http://schemas.openxmlformats.org/wordprocessingml/2006/main" xmlns:wp="http://schemas.openxmlformats.org/drawingml/2006/wordprocessingDrawing" xmlns:r="http://schemas.openxmlformats.org/officeDocument/2006/relationships" xmlns:w14="http://schemas.microsoft.com/office/word/2010/wordml">
-                    <w:rPr>
-                      <w:rFonts w:ascii="DejaVu Sans" w:hAnsi="DejaVu Sans" w:eastAsia="DejaVu Sans" w:cs="DejaVu Sans"/>
-                      <w:i w:val="false"/>
-                      <w:b w:val="false"/>
-                      <w:u w:val="none"/>
-                      <w:strike w:val="false"/>
-                      <w:sz w:val="22"/>
-                      <w:szCs w:val="22"/>
-                      <w:color w:val="414042"/>
-                    </w:rPr>
-                    <w:t xml:space="preserve">1</w:t>
-                  </w:r>
-                </w:p>
-              </w:tc>
-            </w:tr>
-            <w:tr>
-              <w:trPr>
-                <w:trHeight w:val="623" w:hRule="auto"/>
-              </w:trPr>
-              <w:tc>
-                <w:tcPr>
-                  <w:tcBorders>
-                    <w:bottom w:val="single" w:sz="6" w:space="0" w:color="FFFFFF"/>
-                    <w:top w:val="single" w:sz="6" w:space="0" w:color="FFFFFF"/>
-                    <w:left w:val="single" w:sz="6" w:space="0" w:color="FFFFFF"/>
-                    <w:right w:val="single" w:sz="6" w:space="0" w:color="FFFFFF"/>
-                  </w:tcBorders>
-                  <w:shd w:val="clear" w:color="auto" w:fill="F2F2F2"/>
-                  <w:tcMar>
-                    <w:top w:w="0" w:type="dxa"/>
-                    <w:bottom w:w="0" w:type="dxa"/>
-                    <w:left w:w="0" w:type="dxa"/>
-                    <w:right w:w="0" w:type="dxa"/>
-                  </w:tcMar>
-                  <w:vAlign w:val="center"/>
-                </w:tcPr>
-                <w:p>
-                  <w:pPr>
-                    <w:jc w:val="right"/>
-                    <w:pBdr>
-                      <w:bottom w:val="none" w:sz="0" w:space="0" w:color="000000"/>
-                      <w:top w:val="none" w:sz="0" w:space="0" w:color="000000"/>
-                      <w:left w:val="none" w:sz="0" w:space="0" w:color="000000"/>
-                      <w:right w:val="none" w:sz="0" w:space="0" w:color="000000"/>
-                    </w:pBdr>
-                    <w:spacing w:after="100" w:before="100" w:line="240"/>
-                    <w:ind w:left="100" w:right="100" w:firstLine="0" w:firstLineChars="0"/>
-                    <w:rPr>
-                      <w:rFonts w:ascii="DejaVu Sans" w:hAnsi="DejaVu Sans" w:eastAsia="DejaVu Sans" w:cs="DejaVu Sans"/>
-                      <w:i w:val="false"/>
-                      <w:b w:val="false"/>
-                      <w:u w:val="none"/>
-                      <w:strike w:val="false"/>
-                      <w:sz w:val="22"/>
-                      <w:szCs w:val="22"/>
-                      <w:color w:val="414042"/>
-                    </w:rPr>
-                  </w:pPr>
-                  <w:r xmlns:w="http://schemas.openxmlformats.org/wordprocessingml/2006/main" xmlns:wp="http://schemas.openxmlformats.org/drawingml/2006/wordprocessingDrawing" xmlns:r="http://schemas.openxmlformats.org/officeDocument/2006/relationships" xmlns:w14="http://schemas.microsoft.com/office/word/2010/wordml">
-                    <w:rPr>
-                      <w:rFonts w:ascii="DejaVu Sans" w:hAnsi="DejaVu Sans" w:eastAsia="DejaVu Sans" w:cs="DejaVu Sans"/>
-                      <w:i w:val="false"/>
-                      <w:b w:val="false"/>
-                      <w:u w:val="none"/>
-                      <w:strike w:val="false"/>
-                      <w:sz w:val="22"/>
-                      <w:szCs w:val="22"/>
-                      <w:color w:val="414042"/>
-                    </w:rPr>
-                    <w:t xml:space="preserve">36</w:t>
-                  </w:r>
-                </w:p>
-              </w:tc>
-              <w:tc>
-                <w:tcPr>
-                  <w:tcBorders>
-                    <w:bottom w:val="single" w:sz="6" w:space="0" w:color="FFFFFF"/>
-                    <w:top w:val="single" w:sz="6" w:space="0" w:color="FFFFFF"/>
-                    <w:left w:val="single" w:sz="6" w:space="0" w:color="FFFFFF"/>
-                    <w:right w:val="single" w:sz="6" w:space="0" w:color="FFFFFF"/>
-                  </w:tcBorders>
-                  <w:shd w:val="clear" w:color="auto" w:fill="F2F2F2"/>
-                  <w:tcMar>
-                    <w:top w:w="0" w:type="dxa"/>
-                    <w:bottom w:w="0" w:type="dxa"/>
-                    <w:left w:w="0" w:type="dxa"/>
-                    <w:right w:w="0" w:type="dxa"/>
-                  </w:tcMar>
-                  <w:vAlign w:val="center"/>
-                </w:tcPr>
-                <w:p>
-                  <w:pPr>
-                    <w:jc w:val="right"/>
-                    <w:pBdr>
-                      <w:bottom w:val="none" w:sz="0" w:space="0" w:color="000000"/>
-                      <w:top w:val="none" w:sz="0" w:space="0" w:color="000000"/>
-                      <w:left w:val="none" w:sz="0" w:space="0" w:color="000000"/>
-                      <w:right w:val="none" w:sz="0" w:space="0" w:color="000000"/>
-                    </w:pBdr>
-                    <w:spacing w:after="100" w:before="100" w:line="240"/>
-                    <w:ind w:left="100" w:right="100" w:firstLine="0" w:firstLineChars="0"/>
-                    <w:rPr>
-                      <w:rFonts w:ascii="DejaVu Sans" w:hAnsi="DejaVu Sans" w:eastAsia="DejaVu Sans" w:cs="DejaVu Sans"/>
-                      <w:i w:val="false"/>
-                      <w:b w:val="false"/>
-                      <w:u w:val="none"/>
-                      <w:strike w:val="false"/>
-                      <w:sz w:val="22"/>
-                      <w:szCs w:val="22"/>
-                      <w:color w:val="414042"/>
-                    </w:rPr>
-                  </w:pPr>
-                  <w:r xmlns:w="http://schemas.openxmlformats.org/wordprocessingml/2006/main" xmlns:wp="http://schemas.openxmlformats.org/drawingml/2006/wordprocessingDrawing" xmlns:r="http://schemas.openxmlformats.org/officeDocument/2006/relationships" xmlns:w14="http://schemas.microsoft.com/office/word/2010/wordml">
-                    <w:rPr>
-                      <w:rFonts w:ascii="DejaVu Sans" w:hAnsi="DejaVu Sans" w:eastAsia="DejaVu Sans" w:cs="DejaVu Sans"/>
-                      <w:i w:val="false"/>
-                      <w:b w:val="false"/>
-                      <w:u w:val="none"/>
-                      <w:strike w:val="false"/>
-                      <w:sz w:val="22"/>
-                      <w:szCs w:val="22"/>
-                      <w:color w:val="414042"/>
-                    </w:rPr>
-                    <w:t xml:space="preserve">118</w:t>
-                  </w:r>
-                </w:p>
-              </w:tc>
-              <w:tc>
-                <w:tcPr>
-                  <w:tcBorders>
-                    <w:bottom w:val="single" w:sz="6" w:space="0" w:color="FFFFFF"/>
-                    <w:top w:val="single" w:sz="6" w:space="0" w:color="FFFFFF"/>
-                    <w:left w:val="single" w:sz="6" w:space="0" w:color="FFFFFF"/>
-                    <w:right w:val="single" w:sz="6" w:space="0" w:color="FFFFFF"/>
-                  </w:tcBorders>
-                  <w:shd w:val="clear" w:color="auto" w:fill="F2F2F2"/>
-                  <w:tcMar>
-                    <w:top w:w="0" w:type="dxa"/>
-                    <w:bottom w:w="0" w:type="dxa"/>
-                    <w:left w:w="0" w:type="dxa"/>
-                    <w:right w:w="0" w:type="dxa"/>
-                  </w:tcMar>
-                  <w:vAlign w:val="center"/>
-                </w:tcPr>
-                <w:p>
-                  <w:pPr>
-                    <w:jc w:val="right"/>
-                    <w:pBdr>
-                      <w:bottom w:val="none" w:sz="0" w:space="0" w:color="000000"/>
-                      <w:top w:val="none" w:sz="0" w:space="0" w:color="000000"/>
-                      <w:left w:val="none" w:sz="0" w:space="0" w:color="000000"/>
-                      <w:right w:val="none" w:sz="0" w:space="0" w:color="000000"/>
-                    </w:pBdr>
-                    <w:spacing w:after="100" w:before="100" w:line="240"/>
-                    <w:ind w:left="100" w:right="100" w:firstLine="0" w:firstLineChars="0"/>
-                    <w:rPr>
-                      <w:rFonts w:ascii="DejaVu Sans" w:hAnsi="DejaVu Sans" w:eastAsia="DejaVu Sans" w:cs="DejaVu Sans"/>
-                      <w:i w:val="false"/>
-                      <w:b w:val="false"/>
-                      <w:u w:val="none"/>
-                      <w:strike w:val="false"/>
-                      <w:sz w:val="22"/>
-                      <w:szCs w:val="22"/>
-                      <w:color w:val="414042"/>
-                    </w:rPr>
-                  </w:pPr>
-                  <w:r xmlns:w="http://schemas.openxmlformats.org/wordprocessingml/2006/main" xmlns:wp="http://schemas.openxmlformats.org/drawingml/2006/wordprocessingDrawing" xmlns:r="http://schemas.openxmlformats.org/officeDocument/2006/relationships" xmlns:w14="http://schemas.microsoft.com/office/word/2010/wordml">
-                    <w:rPr>
-                      <w:rFonts w:ascii="DejaVu Sans" w:hAnsi="DejaVu Sans" w:eastAsia="DejaVu Sans" w:cs="DejaVu Sans"/>
-                      <w:i w:val="false"/>
-                      <w:b w:val="false"/>
-                      <w:u w:val="none"/>
-                      <w:strike w:val="false"/>
-                      <w:sz w:val="22"/>
-                      <w:szCs w:val="22"/>
-                      <w:color w:val="414042"/>
-                    </w:rPr>
-                    <w:t xml:space="preserve">8.0</w:t>
-                  </w:r>
-                </w:p>
-              </w:tc>
-              <w:tc>
-                <w:tcPr>
-                  <w:tcBorders>
-                    <w:bottom w:val="single" w:sz="6" w:space="0" w:color="FFFFFF"/>
-                    <w:top w:val="single" w:sz="6" w:space="0" w:color="FFFFFF"/>
-                    <w:left w:val="single" w:sz="6" w:space="0" w:color="FFFFFF"/>
-                    <w:right w:val="single" w:sz="6" w:space="0" w:color="FFFFFF"/>
-                  </w:tcBorders>
-                  <w:shd w:val="clear" w:color="auto" w:fill="F2F2F2"/>
-                  <w:tcMar>
-                    <w:top w:w="0" w:type="dxa"/>
-                    <w:bottom w:w="0" w:type="dxa"/>
-                    <w:left w:w="0" w:type="dxa"/>
-                    <w:right w:w="0" w:type="dxa"/>
-                  </w:tcMar>
-                  <w:vAlign w:val="center"/>
-                </w:tcPr>
-                <w:p>
-                  <w:pPr>
-                    <w:jc w:val="right"/>
-                    <w:pBdr>
-                      <w:bottom w:val="none" w:sz="0" w:space="0" w:color="000000"/>
-                      <w:top w:val="none" w:sz="0" w:space="0" w:color="000000"/>
-                      <w:left w:val="none" w:sz="0" w:space="0" w:color="000000"/>
-                      <w:right w:val="none" w:sz="0" w:space="0" w:color="000000"/>
-                    </w:pBdr>
-                    <w:spacing w:after="100" w:before="100" w:line="240"/>
-                    <w:ind w:left="100" w:right="100" w:firstLine="0" w:firstLineChars="0"/>
-                    <w:rPr>
-                      <w:rFonts w:ascii="DejaVu Sans" w:hAnsi="DejaVu Sans" w:eastAsia="DejaVu Sans" w:cs="DejaVu Sans"/>
-                      <w:i w:val="false"/>
-                      <w:b w:val="false"/>
-                      <w:u w:val="none"/>
-                      <w:strike w:val="false"/>
-                      <w:sz w:val="22"/>
-                      <w:szCs w:val="22"/>
-                      <w:color w:val="414042"/>
-                    </w:rPr>
-                  </w:pPr>
-                  <w:r xmlns:w="http://schemas.openxmlformats.org/wordprocessingml/2006/main" xmlns:wp="http://schemas.openxmlformats.org/drawingml/2006/wordprocessingDrawing" xmlns:r="http://schemas.openxmlformats.org/officeDocument/2006/relationships" xmlns:w14="http://schemas.microsoft.com/office/word/2010/wordml">
-                    <w:rPr>
-                      <w:rFonts w:ascii="DejaVu Sans" w:hAnsi="DejaVu Sans" w:eastAsia="DejaVu Sans" w:cs="DejaVu Sans"/>
-                      <w:i w:val="false"/>
-                      <w:b w:val="false"/>
-                      <w:u w:val="none"/>
-                      <w:strike w:val="false"/>
-                      <w:sz w:val="22"/>
-                      <w:szCs w:val="22"/>
-                      <w:color w:val="414042"/>
-                    </w:rPr>
-                    <w:t xml:space="preserve">72</w:t>
-                  </w:r>
-                </w:p>
-              </w:tc>
-              <w:tc>
-                <w:tcPr>
-                  <w:tcBorders>
-                    <w:bottom w:val="single" w:sz="6" w:space="0" w:color="FFFFFF"/>
-                    <w:top w:val="single" w:sz="6" w:space="0" w:color="FFFFFF"/>
-                    <w:left w:val="single" w:sz="6" w:space="0" w:color="FFFFFF"/>
-                    <w:right w:val="single" w:sz="6" w:space="0" w:color="FFFFFF"/>
-                  </w:tcBorders>
-                  <w:shd w:val="clear" w:color="auto" w:fill="F2F2F2"/>
-                  <w:tcMar>
-                    <w:top w:w="0" w:type="dxa"/>
-                    <w:bottom w:w="0" w:type="dxa"/>
-                    <w:left w:w="0" w:type="dxa"/>
-                    <w:right w:w="0" w:type="dxa"/>
-                  </w:tcMar>
-                  <w:vAlign w:val="center"/>
-                </w:tcPr>
-                <w:p>
-                  <w:pPr>
-                    <w:jc w:val="right"/>
-                    <w:pBdr>
-                      <w:bottom w:val="none" w:sz="0" w:space="0" w:color="000000"/>
-                      <w:top w:val="none" w:sz="0" w:space="0" w:color="000000"/>
-                      <w:left w:val="none" w:sz="0" w:space="0" w:color="000000"/>
-                      <w:right w:val="none" w:sz="0" w:space="0" w:color="000000"/>
-                    </w:pBdr>
-                    <w:spacing w:after="100" w:before="100" w:line="240"/>
-                    <w:ind w:left="100" w:right="100" w:firstLine="0" w:firstLineChars="0"/>
-                    <w:rPr>
-                      <w:rFonts w:ascii="DejaVu Sans" w:hAnsi="DejaVu Sans" w:eastAsia="DejaVu Sans" w:cs="DejaVu Sans"/>
-                      <w:i w:val="false"/>
-                      <w:b w:val="false"/>
-                      <w:u w:val="none"/>
-                      <w:strike w:val="false"/>
-                      <w:sz w:val="22"/>
-                      <w:szCs w:val="22"/>
-                      <w:color w:val="414042"/>
-                    </w:rPr>
-                  </w:pPr>
-                  <w:r xmlns:w="http://schemas.openxmlformats.org/wordprocessingml/2006/main" xmlns:wp="http://schemas.openxmlformats.org/drawingml/2006/wordprocessingDrawing" xmlns:r="http://schemas.openxmlformats.org/officeDocument/2006/relationships" xmlns:w14="http://schemas.microsoft.com/office/word/2010/wordml">
-                    <w:rPr>
-                      <w:rFonts w:ascii="DejaVu Sans" w:hAnsi="DejaVu Sans" w:eastAsia="DejaVu Sans" w:cs="DejaVu Sans"/>
-                      <w:i w:val="false"/>
-                      <w:b w:val="false"/>
-                      <w:u w:val="none"/>
-                      <w:strike w:val="false"/>
-                      <w:sz w:val="22"/>
-                      <w:szCs w:val="22"/>
-                      <w:color w:val="414042"/>
-                    </w:rPr>
-                    <w:t xml:space="preserve">5</w:t>
-                  </w:r>
-                </w:p>
-              </w:tc>
-              <w:tc>
-                <w:tcPr>
-                  <w:tcBorders>
-                    <w:bottom w:val="single" w:sz="6" w:space="0" w:color="FFFFFF"/>
-                    <w:top w:val="single" w:sz="6" w:space="0" w:color="FFFFFF"/>
-                    <w:left w:val="single" w:sz="6" w:space="0" w:color="FFFFFF"/>
-                    <w:right w:val="single" w:sz="6" w:space="0" w:color="FFFFFF"/>
-                  </w:tcBorders>
-                  <w:shd w:val="clear" w:color="auto" w:fill="F2F2F2"/>
-                  <w:tcMar>
-                    <w:top w:w="0" w:type="dxa"/>
-                    <w:bottom w:w="0" w:type="dxa"/>
-                    <w:left w:w="0" w:type="dxa"/>
-                    <w:right w:w="0" w:type="dxa"/>
-                  </w:tcMar>
-                  <w:vAlign w:val="center"/>
-                </w:tcPr>
-                <w:p>
-                  <w:pPr>
-                    <w:jc w:val="right"/>
-                    <w:pBdr>
-                      <w:bottom w:val="none" w:sz="0" w:space="0" w:color="000000"/>
-                      <w:top w:val="none" w:sz="0" w:space="0" w:color="000000"/>
-                      <w:left w:val="none" w:sz="0" w:space="0" w:color="000000"/>
-                      <w:right w:val="none" w:sz="0" w:space="0" w:color="000000"/>
-                    </w:pBdr>
-                    <w:spacing w:after="100" w:before="100" w:line="240"/>
-                    <w:ind w:left="100" w:right="100" w:firstLine="0" w:firstLineChars="0"/>
-                    <w:rPr>
-                      <w:rFonts w:ascii="DejaVu Sans" w:hAnsi="DejaVu Sans" w:eastAsia="DejaVu Sans" w:cs="DejaVu Sans"/>
-                      <w:i w:val="false"/>
-                      <w:b w:val="false"/>
-                      <w:u w:val="none"/>
-                      <w:strike w:val="false"/>
-                      <w:sz w:val="22"/>
-                      <w:szCs w:val="22"/>
-                      <w:color w:val="414042"/>
-                    </w:rPr>
-                  </w:pPr>
-                  <w:r xmlns:w="http://schemas.openxmlformats.org/wordprocessingml/2006/main" xmlns:wp="http://schemas.openxmlformats.org/drawingml/2006/wordprocessingDrawing" xmlns:r="http://schemas.openxmlformats.org/officeDocument/2006/relationships" xmlns:w14="http://schemas.microsoft.com/office/word/2010/wordml">
-                    <w:rPr>
-                      <w:rFonts w:ascii="DejaVu Sans" w:hAnsi="DejaVu Sans" w:eastAsia="DejaVu Sans" w:cs="DejaVu Sans"/>
-                      <w:i w:val="false"/>
-                      <w:b w:val="false"/>
-                      <w:u w:val="none"/>
-                      <w:strike w:val="false"/>
-                      <w:sz w:val="22"/>
-                      <w:szCs w:val="22"/>
-                      <w:color w:val="414042"/>
-                    </w:rPr>
-                    <w:t xml:space="preserve">2</w:t>
-                  </w:r>
-                </w:p>
-              </w:tc>
-            </w:tr>
-            <w:tr>
-              <w:trPr>
-                <w:trHeight w:val="623" w:hRule="auto"/>
-              </w:trPr>
-              <w:tc>
-                <w:tcPr>
-                  <w:tcBorders>
-                    <w:bottom w:val="single" w:sz="6" w:space="0" w:color="FFFFFF"/>
-                    <w:top w:val="single" w:sz="6" w:space="0" w:color="FFFFFF"/>
-                    <w:left w:val="single" w:sz="6" w:space="0" w:color="FFFFFF"/>
-                    <w:right w:val="single" w:sz="6" w:space="0" w:color="FFFFFF"/>
-                  </w:tcBorders>
-                  <w:shd w:val="clear" w:color="auto" w:fill="F2F2F2"/>
-                  <w:tcMar>
-                    <w:top w:w="0" w:type="dxa"/>
-                    <w:bottom w:w="0" w:type="dxa"/>
-                    <w:left w:w="0" w:type="dxa"/>
-                    <w:right w:w="0" w:type="dxa"/>
-                  </w:tcMar>
-                  <w:vAlign w:val="center"/>
-                </w:tcPr>
-                <w:p>
-                  <w:pPr>
-                    <w:jc w:val="right"/>
-                    <w:pBdr>
-                      <w:bottom w:val="none" w:sz="0" w:space="0" w:color="000000"/>
-                      <w:top w:val="none" w:sz="0" w:space="0" w:color="000000"/>
-                      <w:left w:val="none" w:sz="0" w:space="0" w:color="000000"/>
-                      <w:right w:val="none" w:sz="0" w:space="0" w:color="000000"/>
-                    </w:pBdr>
-                    <w:spacing w:after="100" w:before="100" w:line="240"/>
-                    <w:ind w:left="100" w:right="100" w:firstLine="0" w:firstLineChars="0"/>
-                    <w:rPr>
-                      <w:rFonts w:ascii="DejaVu Sans" w:hAnsi="DejaVu Sans" w:eastAsia="DejaVu Sans" w:cs="DejaVu Sans"/>
-                      <w:i w:val="false"/>
-                      <w:b w:val="false"/>
-                      <w:u w:val="none"/>
-                      <w:strike w:val="false"/>
-                      <w:sz w:val="22"/>
-                      <w:szCs w:val="22"/>
-                      <w:color w:val="414042"/>
-                    </w:rPr>
-                  </w:pPr>
-                  <w:r xmlns:w="http://schemas.openxmlformats.org/wordprocessingml/2006/main" xmlns:wp="http://schemas.openxmlformats.org/drawingml/2006/wordprocessingDrawing" xmlns:r="http://schemas.openxmlformats.org/officeDocument/2006/relationships" xmlns:w14="http://schemas.microsoft.com/office/word/2010/wordml">
-                    <w:rPr>
-                      <w:rFonts w:ascii="DejaVu Sans" w:hAnsi="DejaVu Sans" w:eastAsia="DejaVu Sans" w:cs="DejaVu Sans"/>
-                      <w:i w:val="false"/>
-                      <w:b w:val="false"/>
-                      <w:u w:val="none"/>
-                      <w:strike w:val="false"/>
-                      <w:sz w:val="22"/>
-                      <w:szCs w:val="22"/>
-                      <w:color w:val="414042"/>
-                    </w:rPr>
-                    <w:t xml:space="preserve">12</w:t>
-                  </w:r>
-                </w:p>
-              </w:tc>
-              <w:tc>
-                <w:tcPr>
-                  <w:tcBorders>
-                    <w:bottom w:val="single" w:sz="6" w:space="0" w:color="FFFFFF"/>
-                    <w:top w:val="single" w:sz="6" w:space="0" w:color="FFFFFF"/>
-                    <w:left w:val="single" w:sz="6" w:space="0" w:color="FFFFFF"/>
-                    <w:right w:val="single" w:sz="6" w:space="0" w:color="FFFFFF"/>
-                  </w:tcBorders>
-                  <w:shd w:val="clear" w:color="auto" w:fill="F2F2F2"/>
-                  <w:tcMar>
-                    <w:top w:w="0" w:type="dxa"/>
-                    <w:bottom w:w="0" w:type="dxa"/>
-                    <w:left w:w="0" w:type="dxa"/>
-                    <w:right w:w="0" w:type="dxa"/>
-                  </w:tcMar>
-                  <w:vAlign w:val="center"/>
-                </w:tcPr>
-                <w:p>
-                  <w:pPr>
-                    <w:jc w:val="right"/>
-                    <w:pBdr>
-                      <w:bottom w:val="none" w:sz="0" w:space="0" w:color="000000"/>
-                      <w:top w:val="none" w:sz="0" w:space="0" w:color="000000"/>
-                      <w:left w:val="none" w:sz="0" w:space="0" w:color="000000"/>
-                      <w:right w:val="none" w:sz="0" w:space="0" w:color="000000"/>
-                    </w:pBdr>
-                    <w:spacing w:after="100" w:before="100" w:line="240"/>
-                    <w:ind w:left="100" w:right="100" w:firstLine="0" w:firstLineChars="0"/>
-                    <w:rPr>
-                      <w:rFonts w:ascii="DejaVu Sans" w:hAnsi="DejaVu Sans" w:eastAsia="DejaVu Sans" w:cs="DejaVu Sans"/>
-                      <w:i w:val="false"/>
-                      <w:b w:val="false"/>
-                      <w:u w:val="none"/>
-                      <w:strike w:val="false"/>
-                      <w:sz w:val="22"/>
-                      <w:szCs w:val="22"/>
-                      <w:color w:val="414042"/>
-                    </w:rPr>
-                  </w:pPr>
-                  <w:r xmlns:w="http://schemas.openxmlformats.org/wordprocessingml/2006/main" xmlns:wp="http://schemas.openxmlformats.org/drawingml/2006/wordprocessingDrawing" xmlns:r="http://schemas.openxmlformats.org/officeDocument/2006/relationships" xmlns:w14="http://schemas.microsoft.com/office/word/2010/wordml">
-                    <w:rPr>
-                      <w:rFonts w:ascii="DejaVu Sans" w:hAnsi="DejaVu Sans" w:eastAsia="DejaVu Sans" w:cs="DejaVu Sans"/>
-                      <w:i w:val="false"/>
-                      <w:b w:val="false"/>
-                      <w:u w:val="none"/>
-                      <w:strike w:val="false"/>
-                      <w:sz w:val="22"/>
-                      <w:szCs w:val="22"/>
-                      <w:color w:val="414042"/>
-                    </w:rPr>
-                    <w:t xml:space="preserve">149</w:t>
-                  </w:r>
-                </w:p>
-              </w:tc>
-              <w:tc>
-                <w:tcPr>
-                  <w:tcBorders>
-                    <w:bottom w:val="single" w:sz="6" w:space="0" w:color="FFFFFF"/>
-                    <w:top w:val="single" w:sz="6" w:space="0" w:color="FFFFFF"/>
-                    <w:left w:val="single" w:sz="6" w:space="0" w:color="FFFFFF"/>
-                    <w:right w:val="single" w:sz="6" w:space="0" w:color="FFFFFF"/>
-                  </w:tcBorders>
-                  <w:shd w:val="clear" w:color="auto" w:fill="F2F2F2"/>
-                  <w:tcMar>
-                    <w:top w:w="0" w:type="dxa"/>
-                    <w:bottom w:w="0" w:type="dxa"/>
-                    <w:left w:w="0" w:type="dxa"/>
-                    <w:right w:w="0" w:type="dxa"/>
-                  </w:tcMar>
-                  <w:vAlign w:val="center"/>
-                </w:tcPr>
-                <w:p>
-                  <w:pPr>
-                    <w:jc w:val="right"/>
-                    <w:pBdr>
-                      <w:bottom w:val="none" w:sz="0" w:space="0" w:color="000000"/>
-                      <w:top w:val="none" w:sz="0" w:space="0" w:color="000000"/>
-                      <w:left w:val="none" w:sz="0" w:space="0" w:color="000000"/>
-                      <w:right w:val="none" w:sz="0" w:space="0" w:color="000000"/>
-                    </w:pBdr>
-                    <w:spacing w:after="100" w:before="100" w:line="240"/>
-                    <w:ind w:left="100" w:right="100" w:firstLine="0" w:firstLineChars="0"/>
-                    <w:rPr>
-                      <w:rFonts w:ascii="DejaVu Sans" w:hAnsi="DejaVu Sans" w:eastAsia="DejaVu Sans" w:cs="DejaVu Sans"/>
-                      <w:i w:val="false"/>
-                      <w:b w:val="false"/>
-                      <w:u w:val="none"/>
-                      <w:strike w:val="false"/>
-                      <w:sz w:val="22"/>
-                      <w:szCs w:val="22"/>
-                      <w:color w:val="414042"/>
-                    </w:rPr>
-                  </w:pPr>
-                  <w:r xmlns:w="http://schemas.openxmlformats.org/wordprocessingml/2006/main" xmlns:wp="http://schemas.openxmlformats.org/drawingml/2006/wordprocessingDrawing" xmlns:r="http://schemas.openxmlformats.org/officeDocument/2006/relationships" xmlns:w14="http://schemas.microsoft.com/office/word/2010/wordml">
-                    <w:rPr>
-                      <w:rFonts w:ascii="DejaVu Sans" w:hAnsi="DejaVu Sans" w:eastAsia="DejaVu Sans" w:cs="DejaVu Sans"/>
-                      <w:i w:val="false"/>
-                      <w:b w:val="false"/>
-                      <w:u w:val="none"/>
-                      <w:strike w:val="false"/>
-                      <w:sz w:val="22"/>
-                      <w:szCs w:val="22"/>
-                      <w:color w:val="414042"/>
-                    </w:rPr>
-                    <w:t xml:space="preserve">12.6</w:t>
-                  </w:r>
-                </w:p>
-              </w:tc>
-              <w:tc>
-                <w:tcPr>
-                  <w:tcBorders>
-                    <w:bottom w:val="single" w:sz="6" w:space="0" w:color="FFFFFF"/>
-                    <w:top w:val="single" w:sz="6" w:space="0" w:color="FFFFFF"/>
-                    <w:left w:val="single" w:sz="6" w:space="0" w:color="FFFFFF"/>
-                    <w:right w:val="single" w:sz="6" w:space="0" w:color="FFFFFF"/>
-                  </w:tcBorders>
-                  <w:shd w:val="clear" w:color="auto" w:fill="F2F2F2"/>
-                  <w:tcMar>
-                    <w:top w:w="0" w:type="dxa"/>
-                    <w:bottom w:w="0" w:type="dxa"/>
-                    <w:left w:w="0" w:type="dxa"/>
-                    <w:right w:w="0" w:type="dxa"/>
-                  </w:tcMar>
-                  <w:vAlign w:val="center"/>
-                </w:tcPr>
-                <w:p>
-                  <w:pPr>
-                    <w:jc w:val="right"/>
-                    <w:pBdr>
-                      <w:bottom w:val="none" w:sz="0" w:space="0" w:color="000000"/>
-                      <w:top w:val="none" w:sz="0" w:space="0" w:color="000000"/>
-                      <w:left w:val="none" w:sz="0" w:space="0" w:color="000000"/>
-                      <w:right w:val="none" w:sz="0" w:space="0" w:color="000000"/>
-                    </w:pBdr>
-                    <w:spacing w:after="100" w:before="100" w:line="240"/>
-                    <w:ind w:left="100" w:right="100" w:firstLine="0" w:firstLineChars="0"/>
-                    <w:rPr>
-                      <w:rFonts w:ascii="DejaVu Sans" w:hAnsi="DejaVu Sans" w:eastAsia="DejaVu Sans" w:cs="DejaVu Sans"/>
-                      <w:i w:val="false"/>
-                      <w:b w:val="false"/>
-                      <w:u w:val="none"/>
-                      <w:strike w:val="false"/>
-                      <w:sz w:val="22"/>
-                      <w:szCs w:val="22"/>
-                      <w:color w:val="414042"/>
-                    </w:rPr>
-                  </w:pPr>
-                  <w:r xmlns:w="http://schemas.openxmlformats.org/wordprocessingml/2006/main" xmlns:wp="http://schemas.openxmlformats.org/drawingml/2006/wordprocessingDrawing" xmlns:r="http://schemas.openxmlformats.org/officeDocument/2006/relationships" xmlns:w14="http://schemas.microsoft.com/office/word/2010/wordml">
-                    <w:rPr>
-                      <w:rFonts w:ascii="DejaVu Sans" w:hAnsi="DejaVu Sans" w:eastAsia="DejaVu Sans" w:cs="DejaVu Sans"/>
-                      <w:i w:val="false"/>
-                      <w:b w:val="false"/>
-                      <w:u w:val="none"/>
-                      <w:strike w:val="false"/>
-                      <w:sz w:val="22"/>
-                      <w:szCs w:val="22"/>
-                      <w:color w:val="414042"/>
-                    </w:rPr>
-                    <w:t xml:space="preserve">74</w:t>
-                  </w:r>
-                </w:p>
-              </w:tc>
-              <w:tc>
-                <w:tcPr>
-                  <w:tcBorders>
-                    <w:bottom w:val="single" w:sz="6" w:space="0" w:color="FFFFFF"/>
-                    <w:top w:val="single" w:sz="6" w:space="0" w:color="FFFFFF"/>
-                    <w:left w:val="single" w:sz="6" w:space="0" w:color="FFFFFF"/>
-                    <w:right w:val="single" w:sz="6" w:space="0" w:color="FFFFFF"/>
-                  </w:tcBorders>
-                  <w:shd w:val="clear" w:color="auto" w:fill="F2F2F2"/>
-                  <w:tcMar>
-                    <w:top w:w="0" w:type="dxa"/>
-                    <w:bottom w:w="0" w:type="dxa"/>
-                    <w:left w:w="0" w:type="dxa"/>
-                    <w:right w:w="0" w:type="dxa"/>
-                  </w:tcMar>
-                  <w:vAlign w:val="center"/>
-                </w:tcPr>
-                <w:p>
-                  <w:pPr>
-                    <w:jc w:val="right"/>
-                    <w:pBdr>
-                      <w:bottom w:val="none" w:sz="0" w:space="0" w:color="000000"/>
-                      <w:top w:val="none" w:sz="0" w:space="0" w:color="000000"/>
-                      <w:left w:val="none" w:sz="0" w:space="0" w:color="000000"/>
-                      <w:right w:val="none" w:sz="0" w:space="0" w:color="000000"/>
-                    </w:pBdr>
-                    <w:spacing w:after="100" w:before="100" w:line="240"/>
-                    <w:ind w:left="100" w:right="100" w:firstLine="0" w:firstLineChars="0"/>
-                    <w:rPr>
-                      <w:rFonts w:ascii="DejaVu Sans" w:hAnsi="DejaVu Sans" w:eastAsia="DejaVu Sans" w:cs="DejaVu Sans"/>
-                      <w:i w:val="false"/>
-                      <w:b w:val="false"/>
-                      <w:u w:val="none"/>
-                      <w:strike w:val="false"/>
-                      <w:sz w:val="22"/>
-                      <w:szCs w:val="22"/>
-                      <w:color w:val="414042"/>
-                    </w:rPr>
-                  </w:pPr>
-                  <w:r xmlns:w="http://schemas.openxmlformats.org/wordprocessingml/2006/main" xmlns:wp="http://schemas.openxmlformats.org/drawingml/2006/wordprocessingDrawing" xmlns:r="http://schemas.openxmlformats.org/officeDocument/2006/relationships" xmlns:w14="http://schemas.microsoft.com/office/word/2010/wordml">
-                    <w:rPr>
-                      <w:rFonts w:ascii="DejaVu Sans" w:hAnsi="DejaVu Sans" w:eastAsia="DejaVu Sans" w:cs="DejaVu Sans"/>
-                      <w:i w:val="false"/>
-                      <w:b w:val="false"/>
-                      <w:u w:val="none"/>
-                      <w:strike w:val="false"/>
-                      <w:sz w:val="22"/>
-                      <w:szCs w:val="22"/>
-                      <w:color w:val="414042"/>
-                    </w:rPr>
-                    <w:t xml:space="preserve">5</w:t>
-                  </w:r>
-                </w:p>
-              </w:tc>
-              <w:tc>
-                <w:tcPr>
-                  <w:tcBorders>
-                    <w:bottom w:val="single" w:sz="6" w:space="0" w:color="FFFFFF"/>
-                    <w:top w:val="single" w:sz="6" w:space="0" w:color="FFFFFF"/>
-                    <w:left w:val="single" w:sz="6" w:space="0" w:color="FFFFFF"/>
-                    <w:right w:val="single" w:sz="6" w:space="0" w:color="FFFFFF"/>
-                  </w:tcBorders>
-                  <w:shd w:val="clear" w:color="auto" w:fill="F2F2F2"/>
-                  <w:tcMar>
-                    <w:top w:w="0" w:type="dxa"/>
-                    <w:bottom w:w="0" w:type="dxa"/>
-                    <w:left w:w="0" w:type="dxa"/>
-                    <w:right w:w="0" w:type="dxa"/>
-                  </w:tcMar>
-                  <w:vAlign w:val="center"/>
-                </w:tcPr>
-                <w:p>
-                  <w:pPr>
-                    <w:jc w:val="right"/>
-                    <w:pBdr>
-                      <w:bottom w:val="none" w:sz="0" w:space="0" w:color="000000"/>
-                      <w:top w:val="none" w:sz="0" w:space="0" w:color="000000"/>
-                      <w:left w:val="none" w:sz="0" w:space="0" w:color="000000"/>
-                      <w:right w:val="none" w:sz="0" w:space="0" w:color="000000"/>
-                    </w:pBdr>
-                    <w:spacing w:after="100" w:before="100" w:line="240"/>
-                    <w:ind w:left="100" w:right="100" w:firstLine="0" w:firstLineChars="0"/>
-                    <w:rPr>
-                      <w:rFonts w:ascii="DejaVu Sans" w:hAnsi="DejaVu Sans" w:eastAsia="DejaVu Sans" w:cs="DejaVu Sans"/>
-                      <w:i w:val="false"/>
-                      <w:b w:val="false"/>
-                      <w:u w:val="none"/>
-                      <w:strike w:val="false"/>
-                      <w:sz w:val="22"/>
-                      <w:szCs w:val="22"/>
-                      <w:color w:val="414042"/>
-                    </w:rPr>
-                  </w:pPr>
-                  <w:r xmlns:w="http://schemas.openxmlformats.org/wordprocessingml/2006/main" xmlns:wp="http://schemas.openxmlformats.org/drawingml/2006/wordprocessingDrawing" xmlns:r="http://schemas.openxmlformats.org/officeDocument/2006/relationships" xmlns:w14="http://schemas.microsoft.com/office/word/2010/wordml">
-                    <w:rPr>
-                      <w:rFonts w:ascii="DejaVu Sans" w:hAnsi="DejaVu Sans" w:eastAsia="DejaVu Sans" w:cs="DejaVu Sans"/>
-                      <w:i w:val="false"/>
-                      <w:b w:val="false"/>
-                      <w:u w:val="none"/>
-                      <w:strike w:val="false"/>
-                      <w:sz w:val="22"/>
-                      <w:szCs w:val="22"/>
-                      <w:color w:val="414042"/>
-                    </w:rPr>
-                    <w:t xml:space="preserve">3</w:t>
-                  </w:r>
-                </w:p>
-              </w:tc>
-            </w:tr>
-            <w:tr>
-              <w:trPr>
-                <w:trHeight w:val="623" w:hRule="auto"/>
-              </w:trPr>
-              <w:tc>
-                <w:tcPr>
-                  <w:tcBorders>
-                    <w:bottom w:val="single" w:sz="6" w:space="0" w:color="FFFFFF"/>
-                    <w:top w:val="single" w:sz="6" w:space="0" w:color="FFFFFF"/>
-                    <w:left w:val="single" w:sz="6" w:space="0" w:color="FFFFFF"/>
-                    <w:right w:val="single" w:sz="6" w:space="0" w:color="FFFFFF"/>
-                  </w:tcBorders>
-                  <w:shd w:val="clear" w:color="auto" w:fill="F2F2F2"/>
-                  <w:tcMar>
-                    <w:top w:w="0" w:type="dxa"/>
-                    <w:bottom w:w="0" w:type="dxa"/>
-                    <w:left w:w="0" w:type="dxa"/>
-                    <w:right w:w="0" w:type="dxa"/>
-                  </w:tcMar>
-                  <w:vAlign w:val="center"/>
-                </w:tcPr>
-                <w:p>
-                  <w:pPr>
-                    <w:jc w:val="right"/>
-                    <w:pBdr>
-                      <w:bottom w:val="none" w:sz="0" w:space="0" w:color="000000"/>
-                      <w:top w:val="none" w:sz="0" w:space="0" w:color="000000"/>
-                      <w:left w:val="none" w:sz="0" w:space="0" w:color="000000"/>
-                      <w:right w:val="none" w:sz="0" w:space="0" w:color="000000"/>
-                    </w:pBdr>
-                    <w:spacing w:after="100" w:before="100" w:line="240"/>
-                    <w:ind w:left="100" w:right="100" w:firstLine="0" w:firstLineChars="0"/>
-                    <w:rPr>
-                      <w:rFonts w:ascii="DejaVu Sans" w:hAnsi="DejaVu Sans" w:eastAsia="DejaVu Sans" w:cs="DejaVu Sans"/>
-                      <w:i w:val="false"/>
-                      <w:b w:val="false"/>
-                      <w:u w:val="none"/>
-                      <w:strike w:val="false"/>
-                      <w:sz w:val="22"/>
-                      <w:szCs w:val="22"/>
-                      <w:color w:val="414042"/>
-                    </w:rPr>
-                  </w:pPr>
-                  <w:r xmlns:w="http://schemas.openxmlformats.org/wordprocessingml/2006/main" xmlns:wp="http://schemas.openxmlformats.org/drawingml/2006/wordprocessingDrawing" xmlns:r="http://schemas.openxmlformats.org/officeDocument/2006/relationships" xmlns:w14="http://schemas.microsoft.com/office/word/2010/wordml">
-                    <w:rPr>
-                      <w:rFonts w:ascii="DejaVu Sans" w:hAnsi="DejaVu Sans" w:eastAsia="DejaVu Sans" w:cs="DejaVu Sans"/>
-                      <w:i w:val="false"/>
-                      <w:b w:val="false"/>
-                      <w:u w:val="none"/>
-                      <w:strike w:val="false"/>
-                      <w:sz w:val="22"/>
-                      <w:szCs w:val="22"/>
-                      <w:color w:val="414042"/>
-                    </w:rPr>
-                    <w:t xml:space="preserve">18</w:t>
-                  </w:r>
-                </w:p>
-              </w:tc>
-              <w:tc>
-                <w:tcPr>
-                  <w:tcBorders>
-                    <w:bottom w:val="single" w:sz="6" w:space="0" w:color="FFFFFF"/>
-                    <w:top w:val="single" w:sz="6" w:space="0" w:color="FFFFFF"/>
-                    <w:left w:val="single" w:sz="6" w:space="0" w:color="FFFFFF"/>
-                    <w:right w:val="single" w:sz="6" w:space="0" w:color="FFFFFF"/>
-                  </w:tcBorders>
-                  <w:shd w:val="clear" w:color="auto" w:fill="F2F2F2"/>
-                  <w:tcMar>
-                    <w:top w:w="0" w:type="dxa"/>
-                    <w:bottom w:w="0" w:type="dxa"/>
-                    <w:left w:w="0" w:type="dxa"/>
-                    <w:right w:w="0" w:type="dxa"/>
-                  </w:tcMar>
-                  <w:vAlign w:val="center"/>
-                </w:tcPr>
-                <w:p>
-                  <w:pPr>
-                    <w:jc w:val="right"/>
-                    <w:pBdr>
-                      <w:bottom w:val="none" w:sz="0" w:space="0" w:color="000000"/>
-                      <w:top w:val="none" w:sz="0" w:space="0" w:color="000000"/>
-                      <w:left w:val="none" w:sz="0" w:space="0" w:color="000000"/>
-                      <w:right w:val="none" w:sz="0" w:space="0" w:color="000000"/>
-                    </w:pBdr>
-                    <w:spacing w:after="100" w:before="100" w:line="240"/>
-                    <w:ind w:left="100" w:right="100" w:firstLine="0" w:firstLineChars="0"/>
-                    <w:rPr>
-                      <w:rFonts w:ascii="DejaVu Sans" w:hAnsi="DejaVu Sans" w:eastAsia="DejaVu Sans" w:cs="DejaVu Sans"/>
-                      <w:i w:val="false"/>
-                      <w:b w:val="false"/>
-                      <w:u w:val="none"/>
-                      <w:strike w:val="false"/>
-                      <w:sz w:val="22"/>
-                      <w:szCs w:val="22"/>
-                      <w:color w:val="414042"/>
-                    </w:rPr>
-                  </w:pPr>
-                  <w:r xmlns:w="http://schemas.openxmlformats.org/wordprocessingml/2006/main" xmlns:wp="http://schemas.openxmlformats.org/drawingml/2006/wordprocessingDrawing" xmlns:r="http://schemas.openxmlformats.org/officeDocument/2006/relationships" xmlns:w14="http://schemas.microsoft.com/office/word/2010/wordml">
-                    <w:rPr>
-                      <w:rFonts w:ascii="DejaVu Sans" w:hAnsi="DejaVu Sans" w:eastAsia="DejaVu Sans" w:cs="DejaVu Sans"/>
-                      <w:i w:val="false"/>
-                      <w:b w:val="false"/>
-                      <w:u w:val="none"/>
-                      <w:strike w:val="false"/>
-                      <w:sz w:val="22"/>
-                      <w:szCs w:val="22"/>
-                      <w:color w:val="414042"/>
-                    </w:rPr>
-                    <w:t xml:space="preserve">313</w:t>
-                  </w:r>
-                </w:p>
-              </w:tc>
-              <w:tc>
-                <w:tcPr>
-                  <w:tcBorders>
-                    <w:bottom w:val="single" w:sz="6" w:space="0" w:color="FFFFFF"/>
-                    <w:top w:val="single" w:sz="6" w:space="0" w:color="FFFFFF"/>
-                    <w:left w:val="single" w:sz="6" w:space="0" w:color="FFFFFF"/>
-                    <w:right w:val="single" w:sz="6" w:space="0" w:color="FFFFFF"/>
-                  </w:tcBorders>
-                  <w:shd w:val="clear" w:color="auto" w:fill="F2F2F2"/>
-                  <w:tcMar>
-                    <w:top w:w="0" w:type="dxa"/>
-                    <w:bottom w:w="0" w:type="dxa"/>
-                    <w:left w:w="0" w:type="dxa"/>
-                    <w:right w:w="0" w:type="dxa"/>
-                  </w:tcMar>
-                  <w:vAlign w:val="center"/>
-                </w:tcPr>
-                <w:p>
-                  <w:pPr>
-                    <w:jc w:val="right"/>
-                    <w:pBdr>
-                      <w:bottom w:val="none" w:sz="0" w:space="0" w:color="000000"/>
-                      <w:top w:val="none" w:sz="0" w:space="0" w:color="000000"/>
-                      <w:left w:val="none" w:sz="0" w:space="0" w:color="000000"/>
-                      <w:right w:val="none" w:sz="0" w:space="0" w:color="000000"/>
-                    </w:pBdr>
-                    <w:spacing w:after="100" w:before="100" w:line="240"/>
-                    <w:ind w:left="100" w:right="100" w:firstLine="0" w:firstLineChars="0"/>
-                    <w:rPr>
-                      <w:rFonts w:ascii="DejaVu Sans" w:hAnsi="DejaVu Sans" w:eastAsia="DejaVu Sans" w:cs="DejaVu Sans"/>
-                      <w:i w:val="false"/>
-                      <w:b w:val="false"/>
-                      <w:u w:val="none"/>
-                      <w:strike w:val="false"/>
-                      <w:sz w:val="22"/>
-                      <w:szCs w:val="22"/>
-                      <w:color w:val="414042"/>
-                    </w:rPr>
-                  </w:pPr>
-                  <w:r xmlns:w="http://schemas.openxmlformats.org/wordprocessingml/2006/main" xmlns:wp="http://schemas.openxmlformats.org/drawingml/2006/wordprocessingDrawing" xmlns:r="http://schemas.openxmlformats.org/officeDocument/2006/relationships" xmlns:w14="http://schemas.microsoft.com/office/word/2010/wordml">
-                    <w:rPr>
-                      <w:rFonts w:ascii="DejaVu Sans" w:hAnsi="DejaVu Sans" w:eastAsia="DejaVu Sans" w:cs="DejaVu Sans"/>
-                      <w:i w:val="false"/>
-                      <w:b w:val="false"/>
-                      <w:u w:val="none"/>
-                      <w:strike w:val="false"/>
-                      <w:sz w:val="22"/>
-                      <w:szCs w:val="22"/>
-                      <w:color w:val="414042"/>
-                    </w:rPr>
-                    <w:t xml:space="preserve">11.5</w:t>
-                  </w:r>
-                </w:p>
-              </w:tc>
-              <w:tc>
-                <w:tcPr>
-                  <w:tcBorders>
-                    <w:bottom w:val="single" w:sz="6" w:space="0" w:color="FFFFFF"/>
-                    <w:top w:val="single" w:sz="6" w:space="0" w:color="FFFFFF"/>
-                    <w:left w:val="single" w:sz="6" w:space="0" w:color="FFFFFF"/>
-                    <w:right w:val="single" w:sz="6" w:space="0" w:color="FFFFFF"/>
-                  </w:tcBorders>
-                  <w:shd w:val="clear" w:color="auto" w:fill="F2F2F2"/>
-                  <w:tcMar>
-                    <w:top w:w="0" w:type="dxa"/>
-                    <w:bottom w:w="0" w:type="dxa"/>
-                    <w:left w:w="0" w:type="dxa"/>
-                    <w:right w:w="0" w:type="dxa"/>
-                  </w:tcMar>
-                  <w:vAlign w:val="center"/>
-                </w:tcPr>
-                <w:p>
-                  <w:pPr>
-                    <w:jc w:val="right"/>
-                    <w:pBdr>
-                      <w:bottom w:val="none" w:sz="0" w:space="0" w:color="000000"/>
-                      <w:top w:val="none" w:sz="0" w:space="0" w:color="000000"/>
-                      <w:left w:val="none" w:sz="0" w:space="0" w:color="000000"/>
-                      <w:right w:val="none" w:sz="0" w:space="0" w:color="000000"/>
-                    </w:pBdr>
-                    <w:spacing w:after="100" w:before="100" w:line="240"/>
-                    <w:ind w:left="100" w:right="100" w:firstLine="0" w:firstLineChars="0"/>
-                    <w:rPr>
-                      <w:rFonts w:ascii="DejaVu Sans" w:hAnsi="DejaVu Sans" w:eastAsia="DejaVu Sans" w:cs="DejaVu Sans"/>
-                      <w:i w:val="false"/>
-                      <w:b w:val="false"/>
-                      <w:u w:val="none"/>
-                      <w:strike w:val="false"/>
-                      <w:sz w:val="22"/>
-                      <w:szCs w:val="22"/>
-                      <w:color w:val="414042"/>
-                    </w:rPr>
-                  </w:pPr>
-                  <w:r xmlns:w="http://schemas.openxmlformats.org/wordprocessingml/2006/main" xmlns:wp="http://schemas.openxmlformats.org/drawingml/2006/wordprocessingDrawing" xmlns:r="http://schemas.openxmlformats.org/officeDocument/2006/relationships" xmlns:w14="http://schemas.microsoft.com/office/word/2010/wordml">
-                    <w:rPr>
-                      <w:rFonts w:ascii="DejaVu Sans" w:hAnsi="DejaVu Sans" w:eastAsia="DejaVu Sans" w:cs="DejaVu Sans"/>
-                      <w:i w:val="false"/>
-                      <w:b w:val="false"/>
-                      <w:u w:val="none"/>
-                      <w:strike w:val="false"/>
-                      <w:sz w:val="22"/>
-                      <w:szCs w:val="22"/>
-                      <w:color w:val="414042"/>
-                    </w:rPr>
-                    <w:t xml:space="preserve">62</w:t>
-                  </w:r>
-                </w:p>
-              </w:tc>
-              <w:tc>
-                <w:tcPr>
-                  <w:tcBorders>
-                    <w:bottom w:val="single" w:sz="6" w:space="0" w:color="FFFFFF"/>
-                    <w:top w:val="single" w:sz="6" w:space="0" w:color="FFFFFF"/>
-                    <w:left w:val="single" w:sz="6" w:space="0" w:color="FFFFFF"/>
-                    <w:right w:val="single" w:sz="6" w:space="0" w:color="FFFFFF"/>
-                  </w:tcBorders>
-                  <w:shd w:val="clear" w:color="auto" w:fill="F2F2F2"/>
-                  <w:tcMar>
-                    <w:top w:w="0" w:type="dxa"/>
-                    <w:bottom w:w="0" w:type="dxa"/>
-                    <w:left w:w="0" w:type="dxa"/>
-                    <w:right w:w="0" w:type="dxa"/>
-                  </w:tcMar>
-                  <w:vAlign w:val="center"/>
-                </w:tcPr>
-                <w:p>
-                  <w:pPr>
-                    <w:jc w:val="right"/>
-                    <w:pBdr>
-                      <w:bottom w:val="none" w:sz="0" w:space="0" w:color="000000"/>
-                      <w:top w:val="none" w:sz="0" w:space="0" w:color="000000"/>
-                      <w:left w:val="none" w:sz="0" w:space="0" w:color="000000"/>
-                      <w:right w:val="none" w:sz="0" w:space="0" w:color="000000"/>
-                    </w:pBdr>
-                    <w:spacing w:after="100" w:before="100" w:line="240"/>
-                    <w:ind w:left="100" w:right="100" w:firstLine="0" w:firstLineChars="0"/>
-                    <w:rPr>
-                      <w:rFonts w:ascii="DejaVu Sans" w:hAnsi="DejaVu Sans" w:eastAsia="DejaVu Sans" w:cs="DejaVu Sans"/>
-                      <w:i w:val="false"/>
-                      <w:b w:val="false"/>
-                      <w:u w:val="none"/>
-                      <w:strike w:val="false"/>
-                      <w:sz w:val="22"/>
-                      <w:szCs w:val="22"/>
-                      <w:color w:val="414042"/>
-                    </w:rPr>
-                  </w:pPr>
-                  <w:r xmlns:w="http://schemas.openxmlformats.org/wordprocessingml/2006/main" xmlns:wp="http://schemas.openxmlformats.org/drawingml/2006/wordprocessingDrawing" xmlns:r="http://schemas.openxmlformats.org/officeDocument/2006/relationships" xmlns:w14="http://schemas.microsoft.com/office/word/2010/wordml">
-                    <w:rPr>
-                      <w:rFonts w:ascii="DejaVu Sans" w:hAnsi="DejaVu Sans" w:eastAsia="DejaVu Sans" w:cs="DejaVu Sans"/>
-                      <w:i w:val="false"/>
-                      <w:b w:val="false"/>
-                      <w:u w:val="none"/>
-                      <w:strike w:val="false"/>
-                      <w:sz w:val="22"/>
-                      <w:szCs w:val="22"/>
-                      <w:color w:val="414042"/>
-                    </w:rPr>
-                    <w:t xml:space="preserve">5</w:t>
-                  </w:r>
-                </w:p>
-              </w:tc>
-              <w:tc>
-                <w:tcPr>
-                  <w:tcBorders>
-                    <w:bottom w:val="single" w:sz="6" w:space="0" w:color="FFFFFF"/>
-                    <w:top w:val="single" w:sz="6" w:space="0" w:color="FFFFFF"/>
-                    <w:left w:val="single" w:sz="6" w:space="0" w:color="FFFFFF"/>
-                    <w:right w:val="single" w:sz="6" w:space="0" w:color="FFFFFF"/>
-                  </w:tcBorders>
-                  <w:shd w:val="clear" w:color="auto" w:fill="F2F2F2"/>
-                  <w:tcMar>
-                    <w:top w:w="0" w:type="dxa"/>
-                    <w:bottom w:w="0" w:type="dxa"/>
-                    <w:left w:w="0" w:type="dxa"/>
-                    <w:right w:w="0" w:type="dxa"/>
-                  </w:tcMar>
-                  <w:vAlign w:val="center"/>
-                </w:tcPr>
-                <w:p>
-                  <w:pPr>
-                    <w:jc w:val="right"/>
-                    <w:pBdr>
-                      <w:bottom w:val="none" w:sz="0" w:space="0" w:color="000000"/>
-                      <w:top w:val="none" w:sz="0" w:space="0" w:color="000000"/>
-                      <w:left w:val="none" w:sz="0" w:space="0" w:color="000000"/>
-                      <w:right w:val="none" w:sz="0" w:space="0" w:color="000000"/>
-                    </w:pBdr>
-                    <w:spacing w:after="100" w:before="100" w:line="240"/>
-                    <w:ind w:left="100" w:right="100" w:firstLine="0" w:firstLineChars="0"/>
-                    <w:rPr>
-                      <w:rFonts w:ascii="DejaVu Sans" w:hAnsi="DejaVu Sans" w:eastAsia="DejaVu Sans" w:cs="DejaVu Sans"/>
-                      <w:i w:val="false"/>
-                      <w:b w:val="false"/>
-                      <w:u w:val="none"/>
-                      <w:strike w:val="false"/>
-                      <w:sz w:val="22"/>
-                      <w:szCs w:val="22"/>
-                      <w:color w:val="414042"/>
-                    </w:rPr>
-                  </w:pPr>
-                  <w:r xmlns:w="http://schemas.openxmlformats.org/wordprocessingml/2006/main" xmlns:wp="http://schemas.openxmlformats.org/drawingml/2006/wordprocessingDrawing" xmlns:r="http://schemas.openxmlformats.org/officeDocument/2006/relationships" xmlns:w14="http://schemas.microsoft.com/office/word/2010/wordml">
-                    <w:rPr>
-                      <w:rFonts w:ascii="DejaVu Sans" w:hAnsi="DejaVu Sans" w:eastAsia="DejaVu Sans" w:cs="DejaVu Sans"/>
-                      <w:i w:val="false"/>
-                      <w:b w:val="false"/>
-                      <w:u w:val="none"/>
-                      <w:strike w:val="false"/>
-                      <w:sz w:val="22"/>
-                      <w:szCs w:val="22"/>
-                      <w:color w:val="414042"/>
-                    </w:rPr>
-                    <w:t xml:space="preserve">4</w:t>
-                  </w:r>
-                </w:p>
-              </w:tc>
-            </w:tr>
-            <w:tr>
-              <w:trPr>
-                <w:trHeight w:val="623" w:hRule="auto"/>
-              </w:trPr>
-              <w:tc>
-                <w:tcPr>
-                  <w:tcBorders>
-                    <w:bottom w:val="single" w:sz="6" w:space="0" w:color="FFFFFF"/>
-                    <w:top w:val="single" w:sz="6" w:space="0" w:color="FFFFFF"/>
-                    <w:left w:val="single" w:sz="6" w:space="0" w:color="FFFFFF"/>
-                    <w:right w:val="single" w:sz="6" w:space="0" w:color="FFFFFF"/>
-                  </w:tcBorders>
-                  <w:shd w:val="clear" w:color="auto" w:fill="F2F2F2"/>
-                  <w:tcMar>
-                    <w:top w:w="0" w:type="dxa"/>
-                    <w:bottom w:w="0" w:type="dxa"/>
-                    <w:left w:w="0" w:type="dxa"/>
-                    <w:right w:w="0" w:type="dxa"/>
-                  </w:tcMar>
-                  <w:vAlign w:val="center"/>
-                </w:tcPr>
-                <w:p>
-                  <w:pPr>
-                    <w:jc w:val="right"/>
-                    <w:pBdr>
-                      <w:bottom w:val="none" w:sz="0" w:space="0" w:color="000000"/>
-                      <w:top w:val="none" w:sz="0" w:space="0" w:color="000000"/>
-                      <w:left w:val="none" w:sz="0" w:space="0" w:color="000000"/>
-                      <w:right w:val="none" w:sz="0" w:space="0" w:color="000000"/>
-                    </w:pBdr>
-                    <w:spacing w:after="100" w:before="100" w:line="240"/>
-                    <w:ind w:left="100" w:right="100" w:firstLine="0" w:firstLineChars="0"/>
-                    <w:rPr>
-                      <w:rFonts w:ascii="DejaVu Sans" w:hAnsi="DejaVu Sans" w:eastAsia="DejaVu Sans" w:cs="DejaVu Sans"/>
-                      <w:i w:val="false"/>
-                      <w:b w:val="false"/>
-                      <w:u w:val="none"/>
-                      <w:strike w:val="false"/>
-                      <w:sz w:val="22"/>
-                      <w:szCs w:val="22"/>
-                      <w:color w:val="414042"/>
-                    </w:rPr>
-                  </w:pPr>
-                  <w:r xmlns:w="http://schemas.openxmlformats.org/wordprocessingml/2006/main" xmlns:wp="http://schemas.openxmlformats.org/drawingml/2006/wordprocessingDrawing" xmlns:r="http://schemas.openxmlformats.org/officeDocument/2006/relationships" xmlns:w14="http://schemas.microsoft.com/office/word/2010/wordml">
-                    <w:rPr>
-                      <w:rFonts w:ascii="DejaVu Sans" w:hAnsi="DejaVu Sans" w:eastAsia="DejaVu Sans" w:cs="DejaVu Sans"/>
-                      <w:i w:val="false"/>
-                      <w:b w:val="false"/>
-                      <w:u w:val="none"/>
-                      <w:strike w:val="false"/>
-                      <w:sz w:val="22"/>
-                      <w:szCs w:val="22"/>
-                      <w:color w:val="414042"/>
-                    </w:rPr>
-                    <w:t xml:space="preserve"/>
-                  </w:r>
-                </w:p>
-              </w:tc>
-              <w:tc>
-                <w:tcPr>
-                  <w:tcBorders>
-                    <w:bottom w:val="single" w:sz="6" w:space="0" w:color="FFFFFF"/>
-                    <w:top w:val="single" w:sz="6" w:space="0" w:color="FFFFFF"/>
-                    <w:left w:val="single" w:sz="6" w:space="0" w:color="FFFFFF"/>
-                    <w:right w:val="single" w:sz="6" w:space="0" w:color="FFFFFF"/>
-                  </w:tcBorders>
-                  <w:shd w:val="clear" w:color="auto" w:fill="F2F2F2"/>
-                  <w:tcMar>
-                    <w:top w:w="0" w:type="dxa"/>
-                    <w:bottom w:w="0" w:type="dxa"/>
-                    <w:left w:w="0" w:type="dxa"/>
-                    <w:right w:w="0" w:type="dxa"/>
-                  </w:tcMar>
-                  <w:vAlign w:val="center"/>
-                </w:tcPr>
-                <w:p>
-                  <w:pPr>
-                    <w:jc w:val="right"/>
-                    <w:pBdr>
-                      <w:bottom w:val="none" w:sz="0" w:space="0" w:color="000000"/>
-                      <w:top w:val="none" w:sz="0" w:space="0" w:color="000000"/>
-                      <w:left w:val="none" w:sz="0" w:space="0" w:color="000000"/>
-                      <w:right w:val="none" w:sz="0" w:space="0" w:color="000000"/>
-                    </w:pBdr>
-                    <w:spacing w:after="100" w:before="100" w:line="240"/>
-                    <w:ind w:left="100" w:right="100" w:firstLine="0" w:firstLineChars="0"/>
-                    <w:rPr>
-                      <w:rFonts w:ascii="DejaVu Sans" w:hAnsi="DejaVu Sans" w:eastAsia="DejaVu Sans" w:cs="DejaVu Sans"/>
-                      <w:i w:val="false"/>
-                      <w:b w:val="false"/>
-                      <w:u w:val="none"/>
-                      <w:strike w:val="false"/>
-                      <w:sz w:val="22"/>
-                      <w:szCs w:val="22"/>
-                      <w:color w:val="414042"/>
-                    </w:rPr>
-                  </w:pPr>
-                  <w:r xmlns:w="http://schemas.openxmlformats.org/wordprocessingml/2006/main" xmlns:wp="http://schemas.openxmlformats.org/drawingml/2006/wordprocessingDrawing" xmlns:r="http://schemas.openxmlformats.org/officeDocument/2006/relationships" xmlns:w14="http://schemas.microsoft.com/office/word/2010/wordml">
-                    <w:rPr>
-                      <w:rFonts w:ascii="DejaVu Sans" w:hAnsi="DejaVu Sans" w:eastAsia="DejaVu Sans" w:cs="DejaVu Sans"/>
-                      <w:i w:val="false"/>
-                      <w:b w:val="false"/>
-                      <w:u w:val="none"/>
-                      <w:strike w:val="false"/>
-                      <w:sz w:val="22"/>
-                      <w:szCs w:val="22"/>
-                      <w:color w:val="414042"/>
-                    </w:rPr>
-                    <w:t xml:space="preserve"/>
-                  </w:r>
-                </w:p>
-              </w:tc>
-              <w:tc>
-                <w:tcPr>
-                  <w:tcBorders>
-                    <w:bottom w:val="single" w:sz="6" w:space="0" w:color="FFFFFF"/>
-                    <w:top w:val="single" w:sz="6" w:space="0" w:color="FFFFFF"/>
-                    <w:left w:val="single" w:sz="6" w:space="0" w:color="FFFFFF"/>
-                    <w:right w:val="single" w:sz="6" w:space="0" w:color="FFFFFF"/>
-                  </w:tcBorders>
-                  <w:shd w:val="clear" w:color="auto" w:fill="F2F2F2"/>
-                  <w:tcMar>
-                    <w:top w:w="0" w:type="dxa"/>
-                    <w:bottom w:w="0" w:type="dxa"/>
-                    <w:left w:w="0" w:type="dxa"/>
-                    <w:right w:w="0" w:type="dxa"/>
-                  </w:tcMar>
-                  <w:vAlign w:val="center"/>
-                </w:tcPr>
-                <w:p>
-                  <w:pPr>
-                    <w:jc w:val="right"/>
-                    <w:pBdr>
-                      <w:bottom w:val="none" w:sz="0" w:space="0" w:color="000000"/>
-                      <w:top w:val="none" w:sz="0" w:space="0" w:color="000000"/>
-                      <w:left w:val="none" w:sz="0" w:space="0" w:color="000000"/>
-                      <w:right w:val="none" w:sz="0" w:space="0" w:color="000000"/>
-                    </w:pBdr>
-                    <w:spacing w:after="100" w:before="100" w:line="240"/>
-                    <w:ind w:left="100" w:right="100" w:firstLine="0" w:firstLineChars="0"/>
-                    <w:rPr>
-                      <w:rFonts w:ascii="DejaVu Sans" w:hAnsi="DejaVu Sans" w:eastAsia="DejaVu Sans" w:cs="DejaVu Sans"/>
-                      <w:i w:val="false"/>
-                      <w:b w:val="false"/>
-                      <w:u w:val="none"/>
-                      <w:strike w:val="false"/>
-                      <w:sz w:val="22"/>
-                      <w:szCs w:val="22"/>
-                      <w:color w:val="414042"/>
-                    </w:rPr>
-                  </w:pPr>
-                  <w:r xmlns:w="http://schemas.openxmlformats.org/wordprocessingml/2006/main" xmlns:wp="http://schemas.openxmlformats.org/drawingml/2006/wordprocessingDrawing" xmlns:r="http://schemas.openxmlformats.org/officeDocument/2006/relationships" xmlns:w14="http://schemas.microsoft.com/office/word/2010/wordml">
-                    <w:rPr>
-                      <w:rFonts w:ascii="DejaVu Sans" w:hAnsi="DejaVu Sans" w:eastAsia="DejaVu Sans" w:cs="DejaVu Sans"/>
-                      <w:i w:val="false"/>
-                      <w:b w:val="false"/>
-                      <w:u w:val="none"/>
-                      <w:strike w:val="false"/>
-                      <w:sz w:val="22"/>
-                      <w:szCs w:val="22"/>
-                      <w:color w:val="414042"/>
-                    </w:rPr>
-                    <w:t xml:space="preserve">14.3</w:t>
-                  </w:r>
-                </w:p>
-              </w:tc>
-              <w:tc>
-                <w:tcPr>
-                  <w:tcBorders>
-                    <w:bottom w:val="single" w:sz="6" w:space="0" w:color="FFFFFF"/>
-                    <w:top w:val="single" w:sz="6" w:space="0" w:color="FFFFFF"/>
-                    <w:left w:val="single" w:sz="6" w:space="0" w:color="FFFFFF"/>
-                    <w:right w:val="single" w:sz="6" w:space="0" w:color="FFFFFF"/>
-                  </w:tcBorders>
-                  <w:shd w:val="clear" w:color="auto" w:fill="F2F2F2"/>
-                  <w:tcMar>
-                    <w:top w:w="0" w:type="dxa"/>
-                    <w:bottom w:w="0" w:type="dxa"/>
-                    <w:left w:w="0" w:type="dxa"/>
-                    <w:right w:w="0" w:type="dxa"/>
-                  </w:tcMar>
-                  <w:vAlign w:val="center"/>
-                </w:tcPr>
-                <w:p>
-                  <w:pPr>
-                    <w:jc w:val="right"/>
-                    <w:pBdr>
-                      <w:bottom w:val="none" w:sz="0" w:space="0" w:color="000000"/>
-                      <w:top w:val="none" w:sz="0" w:space="0" w:color="000000"/>
-                      <w:left w:val="none" w:sz="0" w:space="0" w:color="000000"/>
-                      <w:right w:val="none" w:sz="0" w:space="0" w:color="000000"/>
-                    </w:pBdr>
-                    <w:spacing w:after="100" w:before="100" w:line="240"/>
-                    <w:ind w:left="100" w:right="100" w:firstLine="0" w:firstLineChars="0"/>
-                    <w:rPr>
-                      <w:rFonts w:ascii="DejaVu Sans" w:hAnsi="DejaVu Sans" w:eastAsia="DejaVu Sans" w:cs="DejaVu Sans"/>
-                      <w:i w:val="false"/>
-                      <w:b w:val="false"/>
-                      <w:u w:val="none"/>
-                      <w:strike w:val="false"/>
-                      <w:sz w:val="22"/>
-                      <w:szCs w:val="22"/>
-                      <w:color w:val="414042"/>
-                    </w:rPr>
-                  </w:pPr>
-                  <w:r xmlns:w="http://schemas.openxmlformats.org/wordprocessingml/2006/main" xmlns:wp="http://schemas.openxmlformats.org/drawingml/2006/wordprocessingDrawing" xmlns:r="http://schemas.openxmlformats.org/officeDocument/2006/relationships" xmlns:w14="http://schemas.microsoft.com/office/word/2010/wordml">
-                    <w:rPr>
-                      <w:rFonts w:ascii="DejaVu Sans" w:hAnsi="DejaVu Sans" w:eastAsia="DejaVu Sans" w:cs="DejaVu Sans"/>
-                      <w:i w:val="false"/>
-                      <w:b w:val="false"/>
-                      <w:u w:val="none"/>
-                      <w:strike w:val="false"/>
-                      <w:sz w:val="22"/>
-                      <w:szCs w:val="22"/>
-                      <w:color w:val="414042"/>
-                    </w:rPr>
-                    <w:t xml:space="preserve">56</w:t>
-                  </w:r>
-                </w:p>
-              </w:tc>
-              <w:tc>
-                <w:tcPr>
-                  <w:tcBorders>
-                    <w:bottom w:val="single" w:sz="6" w:space="0" w:color="FFFFFF"/>
-                    <w:top w:val="single" w:sz="6" w:space="0" w:color="FFFFFF"/>
-                    <w:left w:val="single" w:sz="6" w:space="0" w:color="FFFFFF"/>
-                    <w:right w:val="single" w:sz="6" w:space="0" w:color="FFFFFF"/>
-                  </w:tcBorders>
-                  <w:shd w:val="clear" w:color="auto" w:fill="F2F2F2"/>
-                  <w:tcMar>
-                    <w:top w:w="0" w:type="dxa"/>
-                    <w:bottom w:w="0" w:type="dxa"/>
-                    <w:left w:w="0" w:type="dxa"/>
-                    <w:right w:w="0" w:type="dxa"/>
-                  </w:tcMar>
-                  <w:vAlign w:val="center"/>
-                </w:tcPr>
-                <w:p>
-                  <w:pPr>
-                    <w:jc w:val="right"/>
-                    <w:pBdr>
-                      <w:bottom w:val="none" w:sz="0" w:space="0" w:color="000000"/>
-                      <w:top w:val="none" w:sz="0" w:space="0" w:color="000000"/>
-                      <w:left w:val="none" w:sz="0" w:space="0" w:color="000000"/>
-                      <w:right w:val="none" w:sz="0" w:space="0" w:color="000000"/>
-                    </w:pBdr>
-                    <w:spacing w:after="100" w:before="100" w:line="240"/>
-                    <w:ind w:left="100" w:right="100" w:firstLine="0" w:firstLineChars="0"/>
-                    <w:rPr>
-                      <w:rFonts w:ascii="DejaVu Sans" w:hAnsi="DejaVu Sans" w:eastAsia="DejaVu Sans" w:cs="DejaVu Sans"/>
-                      <w:i w:val="false"/>
-                      <w:b w:val="false"/>
-                      <w:u w:val="none"/>
-                      <w:strike w:val="false"/>
-                      <w:sz w:val="22"/>
-                      <w:szCs w:val="22"/>
-                      <w:color w:val="414042"/>
-                    </w:rPr>
-                  </w:pPr>
-                  <w:r xmlns:w="http://schemas.openxmlformats.org/wordprocessingml/2006/main" xmlns:wp="http://schemas.openxmlformats.org/drawingml/2006/wordprocessingDrawing" xmlns:r="http://schemas.openxmlformats.org/officeDocument/2006/relationships" xmlns:w14="http://schemas.microsoft.com/office/word/2010/wordml">
-                    <w:rPr>
-                      <w:rFonts w:ascii="DejaVu Sans" w:hAnsi="DejaVu Sans" w:eastAsia="DejaVu Sans" w:cs="DejaVu Sans"/>
-                      <w:i w:val="false"/>
-                      <w:b w:val="false"/>
-                      <w:u w:val="none"/>
-                      <w:strike w:val="false"/>
-                      <w:sz w:val="22"/>
-                      <w:szCs w:val="22"/>
-                      <w:color w:val="414042"/>
-                    </w:rPr>
-                    <w:t xml:space="preserve">5</w:t>
-                  </w:r>
-                </w:p>
-              </w:tc>
-              <w:tc>
-                <w:tcPr>
-                  <w:tcBorders>
-                    <w:bottom w:val="single" w:sz="6" w:space="0" w:color="FFFFFF"/>
-                    <w:top w:val="single" w:sz="6" w:space="0" w:color="FFFFFF"/>
-                    <w:left w:val="single" w:sz="6" w:space="0" w:color="FFFFFF"/>
-                    <w:right w:val="single" w:sz="6" w:space="0" w:color="FFFFFF"/>
-                  </w:tcBorders>
-                  <w:shd w:val="clear" w:color="auto" w:fill="F2F2F2"/>
-                  <w:tcMar>
-                    <w:top w:w="0" w:type="dxa"/>
-                    <w:bottom w:w="0" w:type="dxa"/>
-                    <w:left w:w="0" w:type="dxa"/>
-                    <w:right w:w="0" w:type="dxa"/>
-                  </w:tcMar>
-                  <w:vAlign w:val="center"/>
-                </w:tcPr>
-                <w:p>
-                  <w:pPr>
-                    <w:jc w:val="right"/>
-                    <w:pBdr>
-                      <w:bottom w:val="none" w:sz="0" w:space="0" w:color="000000"/>
-                      <w:top w:val="none" w:sz="0" w:space="0" w:color="000000"/>
-                      <w:left w:val="none" w:sz="0" w:space="0" w:color="000000"/>
-                      <w:right w:val="none" w:sz="0" w:space="0" w:color="000000"/>
-                    </w:pBdr>
-                    <w:spacing w:after="100" w:before="100" w:line="240"/>
-                    <w:ind w:left="100" w:right="100" w:firstLine="0" w:firstLineChars="0"/>
-                    <w:rPr>
-                      <w:rFonts w:ascii="DejaVu Sans" w:hAnsi="DejaVu Sans" w:eastAsia="DejaVu Sans" w:cs="DejaVu Sans"/>
-                      <w:i w:val="false"/>
-                      <w:b w:val="false"/>
-                      <w:u w:val="none"/>
-                      <w:strike w:val="false"/>
-                      <w:sz w:val="22"/>
-                      <w:szCs w:val="22"/>
-                      <w:color w:val="414042"/>
-                    </w:rPr>
-                  </w:pPr>
-                  <w:r xmlns:w="http://schemas.openxmlformats.org/wordprocessingml/2006/main" xmlns:wp="http://schemas.openxmlformats.org/drawingml/2006/wordprocessingDrawing" xmlns:r="http://schemas.openxmlformats.org/officeDocument/2006/relationships" xmlns:w14="http://schemas.microsoft.com/office/word/2010/wordml">
-                    <w:rPr>
-                      <w:rFonts w:ascii="DejaVu Sans" w:hAnsi="DejaVu Sans" w:eastAsia="DejaVu Sans" w:cs="DejaVu Sans"/>
-                      <w:i w:val="false"/>
-                      <w:b w:val="false"/>
-                      <w:u w:val="none"/>
-                      <w:strike w:val="false"/>
-                      <w:sz w:val="22"/>
-                      <w:szCs w:val="22"/>
-                      <w:color w:val="414042"/>
-                    </w:rPr>
-                    <w:t xml:space="preserve">5</w:t>
-                  </w:r>
-                </w:p>
-              </w:tc>
-            </w:tr>
-            <w:tr>
-              <w:trPr>
-                <w:trHeight w:val="623" w:hRule="auto"/>
-              </w:trPr>
-              <w:tc>
-                <w:tcPr>
-                  <w:tcBorders>
-                    <w:bottom w:val="single" w:sz="6" w:space="0" w:color="FFFFFF"/>
-                    <w:top w:val="single" w:sz="6" w:space="0" w:color="FFFFFF"/>
-                    <w:left w:val="single" w:sz="6" w:space="0" w:color="FFFFFF"/>
-                    <w:right w:val="single" w:sz="6" w:space="0" w:color="FFFFFF"/>
-                  </w:tcBorders>
-                  <w:shd w:val="clear" w:color="auto" w:fill="F2F2F2"/>
-                  <w:tcMar>
-                    <w:top w:w="0" w:type="dxa"/>
-                    <w:bottom w:w="0" w:type="dxa"/>
-                    <w:left w:w="0" w:type="dxa"/>
-                    <w:right w:w="0" w:type="dxa"/>
-                  </w:tcMar>
-                  <w:vAlign w:val="center"/>
-                </w:tcPr>
-                <w:p>
-                  <w:pPr>
-                    <w:jc w:val="right"/>
-                    <w:pBdr>
-                      <w:bottom w:val="none" w:sz="0" w:space="0" w:color="000000"/>
-                      <w:top w:val="none" w:sz="0" w:space="0" w:color="000000"/>
-                      <w:left w:val="none" w:sz="0" w:space="0" w:color="000000"/>
-                      <w:right w:val="none" w:sz="0" w:space="0" w:color="000000"/>
-                    </w:pBdr>
-                    <w:spacing w:after="100" w:before="100" w:line="240"/>
-                    <w:ind w:left="100" w:right="100" w:firstLine="0" w:firstLineChars="0"/>
-                    <w:rPr>
-                      <w:rFonts w:ascii="DejaVu Sans" w:hAnsi="DejaVu Sans" w:eastAsia="DejaVu Sans" w:cs="DejaVu Sans"/>
-                      <w:i w:val="false"/>
-                      <w:b w:val="false"/>
-                      <w:u w:val="none"/>
-                      <w:strike w:val="false"/>
-                      <w:sz w:val="22"/>
-                      <w:szCs w:val="22"/>
-                      <w:color w:val="414042"/>
-                    </w:rPr>
-                  </w:pPr>
-                  <w:r xmlns:w="http://schemas.openxmlformats.org/wordprocessingml/2006/main" xmlns:wp="http://schemas.openxmlformats.org/drawingml/2006/wordprocessingDrawing" xmlns:r="http://schemas.openxmlformats.org/officeDocument/2006/relationships" xmlns:w14="http://schemas.microsoft.com/office/word/2010/wordml">
-                    <w:rPr>
-                      <w:rFonts w:ascii="DejaVu Sans" w:hAnsi="DejaVu Sans" w:eastAsia="DejaVu Sans" w:cs="DejaVu Sans"/>
-                      <w:i w:val="false"/>
-                      <w:b w:val="false"/>
-                      <w:u w:val="none"/>
-                      <w:strike w:val="false"/>
-                      <w:sz w:val="22"/>
-                      <w:szCs w:val="22"/>
-                      <w:color w:val="414042"/>
-                    </w:rPr>
-                    <w:t xml:space="preserve">28</w:t>
-                  </w:r>
-                </w:p>
-              </w:tc>
-              <w:tc>
-                <w:tcPr>
-                  <w:tcBorders>
-                    <w:bottom w:val="single" w:sz="6" w:space="0" w:color="FFFFFF"/>
-                    <w:top w:val="single" w:sz="6" w:space="0" w:color="FFFFFF"/>
-                    <w:left w:val="single" w:sz="6" w:space="0" w:color="FFFFFF"/>
-                    <w:right w:val="single" w:sz="6" w:space="0" w:color="FFFFFF"/>
-                  </w:tcBorders>
-                  <w:shd w:val="clear" w:color="auto" w:fill="F2F2F2"/>
-                  <w:tcMar>
-                    <w:top w:w="0" w:type="dxa"/>
-                    <w:bottom w:w="0" w:type="dxa"/>
-                    <w:left w:w="0" w:type="dxa"/>
-                    <w:right w:w="0" w:type="dxa"/>
-                  </w:tcMar>
-                  <w:vAlign w:val="center"/>
-                </w:tcPr>
-                <w:p>
-                  <w:pPr>
-                    <w:jc w:val="right"/>
-                    <w:pBdr>
-                      <w:bottom w:val="none" w:sz="0" w:space="0" w:color="000000"/>
-                      <w:top w:val="none" w:sz="0" w:space="0" w:color="000000"/>
-                      <w:left w:val="none" w:sz="0" w:space="0" w:color="000000"/>
-                      <w:right w:val="none" w:sz="0" w:space="0" w:color="000000"/>
-                    </w:pBdr>
-                    <w:spacing w:after="100" w:before="100" w:line="240"/>
-                    <w:ind w:left="100" w:right="100" w:firstLine="0" w:firstLineChars="0"/>
-                    <w:rPr>
-                      <w:rFonts w:ascii="DejaVu Sans" w:hAnsi="DejaVu Sans" w:eastAsia="DejaVu Sans" w:cs="DejaVu Sans"/>
-                      <w:i w:val="false"/>
-                      <w:b w:val="false"/>
-                      <w:u w:val="none"/>
-                      <w:strike w:val="false"/>
-                      <w:sz w:val="22"/>
-                      <w:szCs w:val="22"/>
-                      <w:color w:val="414042"/>
-                    </w:rPr>
-                  </w:pPr>
-                  <w:r xmlns:w="http://schemas.openxmlformats.org/wordprocessingml/2006/main" xmlns:wp="http://schemas.openxmlformats.org/drawingml/2006/wordprocessingDrawing" xmlns:r="http://schemas.openxmlformats.org/officeDocument/2006/relationships" xmlns:w14="http://schemas.microsoft.com/office/word/2010/wordml">
-                    <w:rPr>
-                      <w:rFonts w:ascii="DejaVu Sans" w:hAnsi="DejaVu Sans" w:eastAsia="DejaVu Sans" w:cs="DejaVu Sans"/>
-                      <w:i w:val="false"/>
-                      <w:b w:val="false"/>
-                      <w:u w:val="none"/>
-                      <w:strike w:val="false"/>
-                      <w:sz w:val="22"/>
-                      <w:szCs w:val="22"/>
-                      <w:color w:val="414042"/>
-                    </w:rPr>
-                    <w:t xml:space="preserve"/>
-                  </w:r>
-                </w:p>
-              </w:tc>
-              <w:tc>
-                <w:tcPr>
-                  <w:tcBorders>
-                    <w:bottom w:val="single" w:sz="6" w:space="0" w:color="FFFFFF"/>
-                    <w:top w:val="single" w:sz="6" w:space="0" w:color="FFFFFF"/>
-                    <w:left w:val="single" w:sz="6" w:space="0" w:color="FFFFFF"/>
-                    <w:right w:val="single" w:sz="6" w:space="0" w:color="FFFFFF"/>
-                  </w:tcBorders>
-                  <w:shd w:val="clear" w:color="auto" w:fill="F2F2F2"/>
-                  <w:tcMar>
-                    <w:top w:w="0" w:type="dxa"/>
-                    <w:bottom w:w="0" w:type="dxa"/>
-                    <w:left w:w="0" w:type="dxa"/>
-                    <w:right w:w="0" w:type="dxa"/>
-                  </w:tcMar>
-                  <w:vAlign w:val="center"/>
-                </w:tcPr>
-                <w:p>
-                  <w:pPr>
-                    <w:jc w:val="right"/>
-                    <w:pBdr>
-                      <w:bottom w:val="none" w:sz="0" w:space="0" w:color="000000"/>
-                      <w:top w:val="none" w:sz="0" w:space="0" w:color="000000"/>
-                      <w:left w:val="none" w:sz="0" w:space="0" w:color="000000"/>
-                      <w:right w:val="none" w:sz="0" w:space="0" w:color="000000"/>
-                    </w:pBdr>
-                    <w:spacing w:after="100" w:before="100" w:line="240"/>
-                    <w:ind w:left="100" w:right="100" w:firstLine="0" w:firstLineChars="0"/>
-                    <w:rPr>
-                      <w:rFonts w:ascii="DejaVu Sans" w:hAnsi="DejaVu Sans" w:eastAsia="DejaVu Sans" w:cs="DejaVu Sans"/>
-                      <w:i w:val="false"/>
-                      <w:b w:val="false"/>
-                      <w:u w:val="none"/>
-                      <w:strike w:val="false"/>
-                      <w:sz w:val="22"/>
-                      <w:szCs w:val="22"/>
-                      <w:color w:val="414042"/>
-                    </w:rPr>
-                  </w:pPr>
-                  <w:r xmlns:w="http://schemas.openxmlformats.org/wordprocessingml/2006/main" xmlns:wp="http://schemas.openxmlformats.org/drawingml/2006/wordprocessingDrawing" xmlns:r="http://schemas.openxmlformats.org/officeDocument/2006/relationships" xmlns:w14="http://schemas.microsoft.com/office/word/2010/wordml">
-                    <w:rPr>
-                      <w:rFonts w:ascii="DejaVu Sans" w:hAnsi="DejaVu Sans" w:eastAsia="DejaVu Sans" w:cs="DejaVu Sans"/>
-                      <w:i w:val="false"/>
-                      <w:b w:val="false"/>
-                      <w:u w:val="none"/>
-                      <w:strike w:val="false"/>
-                      <w:sz w:val="22"/>
-                      <w:szCs w:val="22"/>
-                      <w:color w:val="414042"/>
-                    </w:rPr>
-                    <w:t xml:space="preserve">14.9</w:t>
-                  </w:r>
-                </w:p>
-              </w:tc>
-              <w:tc>
-                <w:tcPr>
-                  <w:tcBorders>
-                    <w:bottom w:val="single" w:sz="6" w:space="0" w:color="FFFFFF"/>
-                    <w:top w:val="single" w:sz="6" w:space="0" w:color="FFFFFF"/>
-                    <w:left w:val="single" w:sz="6" w:space="0" w:color="FFFFFF"/>
-                    <w:right w:val="single" w:sz="6" w:space="0" w:color="FFFFFF"/>
-                  </w:tcBorders>
-                  <w:shd w:val="clear" w:color="auto" w:fill="F2F2F2"/>
-                  <w:tcMar>
-                    <w:top w:w="0" w:type="dxa"/>
-                    <w:bottom w:w="0" w:type="dxa"/>
-                    <w:left w:w="0" w:type="dxa"/>
-                    <w:right w:w="0" w:type="dxa"/>
-                  </w:tcMar>
-                  <w:vAlign w:val="center"/>
-                </w:tcPr>
-                <w:p>
-                  <w:pPr>
-                    <w:jc w:val="right"/>
-                    <w:pBdr>
-                      <w:bottom w:val="none" w:sz="0" w:space="0" w:color="000000"/>
-                      <w:top w:val="none" w:sz="0" w:space="0" w:color="000000"/>
-                      <w:left w:val="none" w:sz="0" w:space="0" w:color="000000"/>
-                      <w:right w:val="none" w:sz="0" w:space="0" w:color="000000"/>
-                    </w:pBdr>
-                    <w:spacing w:after="100" w:before="100" w:line="240"/>
-                    <w:ind w:left="100" w:right="100" w:firstLine="0" w:firstLineChars="0"/>
-                    <w:rPr>
-                      <w:rFonts w:ascii="DejaVu Sans" w:hAnsi="DejaVu Sans" w:eastAsia="DejaVu Sans" w:cs="DejaVu Sans"/>
-                      <w:i w:val="false"/>
-                      <w:b w:val="false"/>
-                      <w:u w:val="none"/>
-                      <w:strike w:val="false"/>
-                      <w:sz w:val="22"/>
-                      <w:szCs w:val="22"/>
-                      <w:color w:val="414042"/>
-                    </w:rPr>
-                  </w:pPr>
-                  <w:r xmlns:w="http://schemas.openxmlformats.org/wordprocessingml/2006/main" xmlns:wp="http://schemas.openxmlformats.org/drawingml/2006/wordprocessingDrawing" xmlns:r="http://schemas.openxmlformats.org/officeDocument/2006/relationships" xmlns:w14="http://schemas.microsoft.com/office/word/2010/wordml">
-                    <w:rPr>
-                      <w:rFonts w:ascii="DejaVu Sans" w:hAnsi="DejaVu Sans" w:eastAsia="DejaVu Sans" w:cs="DejaVu Sans"/>
-                      <w:i w:val="false"/>
-                      <w:b w:val="false"/>
-                      <w:u w:val="none"/>
-                      <w:strike w:val="false"/>
-                      <w:sz w:val="22"/>
-                      <w:szCs w:val="22"/>
-                      <w:color w:val="414042"/>
-                    </w:rPr>
-                    <w:t xml:space="preserve">66</w:t>
-                  </w:r>
-                </w:p>
-              </w:tc>
-              <w:tc>
-                <w:tcPr>
-                  <w:tcBorders>
-                    <w:bottom w:val="single" w:sz="6" w:space="0" w:color="FFFFFF"/>
-                    <w:top w:val="single" w:sz="6" w:space="0" w:color="FFFFFF"/>
-                    <w:left w:val="single" w:sz="6" w:space="0" w:color="FFFFFF"/>
-                    <w:right w:val="single" w:sz="6" w:space="0" w:color="FFFFFF"/>
-                  </w:tcBorders>
-                  <w:shd w:val="clear" w:color="auto" w:fill="F2F2F2"/>
-                  <w:tcMar>
-                    <w:top w:w="0" w:type="dxa"/>
-                    <w:bottom w:w="0" w:type="dxa"/>
-                    <w:left w:w="0" w:type="dxa"/>
-                    <w:right w:w="0" w:type="dxa"/>
-                  </w:tcMar>
-                  <w:vAlign w:val="center"/>
-                </w:tcPr>
-                <w:p>
-                  <w:pPr>
-                    <w:jc w:val="right"/>
-                    <w:pBdr>
-                      <w:bottom w:val="none" w:sz="0" w:space="0" w:color="000000"/>
-                      <w:top w:val="none" w:sz="0" w:space="0" w:color="000000"/>
-                      <w:left w:val="none" w:sz="0" w:space="0" w:color="000000"/>
-                      <w:right w:val="none" w:sz="0" w:space="0" w:color="000000"/>
-                    </w:pBdr>
-                    <w:spacing w:after="100" w:before="100" w:line="240"/>
-                    <w:ind w:left="100" w:right="100" w:firstLine="0" w:firstLineChars="0"/>
-                    <w:rPr>
-                      <w:rFonts w:ascii="DejaVu Sans" w:hAnsi="DejaVu Sans" w:eastAsia="DejaVu Sans" w:cs="DejaVu Sans"/>
-                      <w:i w:val="false"/>
-                      <w:b w:val="false"/>
-                      <w:u w:val="none"/>
-                      <w:strike w:val="false"/>
-                      <w:sz w:val="22"/>
-                      <w:szCs w:val="22"/>
-                      <w:color w:val="414042"/>
-                    </w:rPr>
-                  </w:pPr>
-                  <w:r xmlns:w="http://schemas.openxmlformats.org/wordprocessingml/2006/main" xmlns:wp="http://schemas.openxmlformats.org/drawingml/2006/wordprocessingDrawing" xmlns:r="http://schemas.openxmlformats.org/officeDocument/2006/relationships" xmlns:w14="http://schemas.microsoft.com/office/word/2010/wordml">
-                    <w:rPr>
-                      <w:rFonts w:ascii="DejaVu Sans" w:hAnsi="DejaVu Sans" w:eastAsia="DejaVu Sans" w:cs="DejaVu Sans"/>
-                      <w:i w:val="false"/>
-                      <w:b w:val="false"/>
-                      <w:u w:val="none"/>
-                      <w:strike w:val="false"/>
-                      <w:sz w:val="22"/>
-                      <w:szCs w:val="22"/>
-                      <w:color w:val="414042"/>
-                    </w:rPr>
-                    <w:t xml:space="preserve">5</w:t>
-                  </w:r>
-                </w:p>
-              </w:tc>
-              <w:tc>
-                <w:tcPr>
-                  <w:tcBorders>
-                    <w:bottom w:val="single" w:sz="6" w:space="0" w:color="FFFFFF"/>
-                    <w:top w:val="single" w:sz="6" w:space="0" w:color="FFFFFF"/>
-                    <w:left w:val="single" w:sz="6" w:space="0" w:color="FFFFFF"/>
-                    <w:right w:val="single" w:sz="6" w:space="0" w:color="FFFFFF"/>
-                  </w:tcBorders>
-                  <w:shd w:val="clear" w:color="auto" w:fill="F2F2F2"/>
-                  <w:tcMar>
-                    <w:top w:w="0" w:type="dxa"/>
-                    <w:bottom w:w="0" w:type="dxa"/>
-                    <w:left w:w="0" w:type="dxa"/>
-                    <w:right w:w="0" w:type="dxa"/>
-                  </w:tcMar>
-                  <w:vAlign w:val="center"/>
-                </w:tcPr>
-                <w:p>
-                  <w:pPr>
-                    <w:jc w:val="right"/>
-                    <w:pBdr>
-                      <w:bottom w:val="none" w:sz="0" w:space="0" w:color="000000"/>
-                      <w:top w:val="none" w:sz="0" w:space="0" w:color="000000"/>
-                      <w:left w:val="none" w:sz="0" w:space="0" w:color="000000"/>
-                      <w:right w:val="none" w:sz="0" w:space="0" w:color="000000"/>
-                    </w:pBdr>
-                    <w:spacing w:after="100" w:before="100" w:line="240"/>
-                    <w:ind w:left="100" w:right="100" w:firstLine="0" w:firstLineChars="0"/>
-                    <w:rPr>
-                      <w:rFonts w:ascii="DejaVu Sans" w:hAnsi="DejaVu Sans" w:eastAsia="DejaVu Sans" w:cs="DejaVu Sans"/>
-                      <w:i w:val="false"/>
-                      <w:b w:val="false"/>
-                      <w:u w:val="none"/>
-                      <w:strike w:val="false"/>
-                      <w:sz w:val="22"/>
-                      <w:szCs w:val="22"/>
-                      <w:color w:val="414042"/>
-                    </w:rPr>
-                  </w:pPr>
-                  <w:r xmlns:w="http://schemas.openxmlformats.org/wordprocessingml/2006/main" xmlns:wp="http://schemas.openxmlformats.org/drawingml/2006/wordprocessingDrawing" xmlns:r="http://schemas.openxmlformats.org/officeDocument/2006/relationships" xmlns:w14="http://schemas.microsoft.com/office/word/2010/wordml">
-                    <w:rPr>
-                      <w:rFonts w:ascii="DejaVu Sans" w:hAnsi="DejaVu Sans" w:eastAsia="DejaVu Sans" w:cs="DejaVu Sans"/>
-                      <w:i w:val="false"/>
-                      <w:b w:val="false"/>
-                      <w:u w:val="none"/>
-                      <w:strike w:val="false"/>
-                      <w:sz w:val="22"/>
-                      <w:szCs w:val="22"/>
-                      <w:color w:val="414042"/>
-                    </w:rPr>
-                    <w:t xml:space="preserve">6</w:t>
-                  </w:r>
-                </w:p>
-              </w:tc>
-            </w:tr>
-          </w:tbl>
-          <w:bookmarkEnd w:id="57"/>
-        </w:tc>
-      </w:tr>
-    </w:tbl>
-    <w:bookmarkEnd w:id="58"/>
-    <w:bookmarkStart w:id="59" w:name="metadata-datasets-optional"/>
-    <w:p>
-      <w:pPr>
-        <w:pStyle w:val="Heading1"/>
-      </w:pPr>
-      <w:r>
-        <w:t xml:space="preserve">Metadata &amp; Datasets (Optional)</w:t>
-      </w:r>
-    </w:p>
-    <w:p>
-      <w:pPr>
-        <w:pStyle w:val="Compact"/>
-        <w:numPr>
-          <w:ilvl w:val="0"/>
-          <w:numId w:val="1007"/>
-        </w:numPr>
-      </w:pPr>
-      <w:r>
-        <w:t xml:space="preserve">md5sums or checksums for inputs/outputs.</w:t>
-      </w:r>
-    </w:p>
-    <w:p>
-      <w:pPr>
-        <w:pStyle w:val="Compact"/>
-        <w:numPr>
-          <w:ilvl w:val="0"/>
-          <w:numId w:val="1007"/>
-        </w:numPr>
-      </w:pPr>
-      <w:r>
-        <w:t xml:space="preserve">Git commit hashes and tags.</w:t>
-      </w:r>
-    </w:p>
-    <w:p>
-      <w:pPr>
-        <w:pStyle w:val="Compact"/>
-        <w:numPr>
-          <w:ilvl w:val="0"/>
-          <w:numId w:val="1007"/>
-        </w:numPr>
-      </w:pPr>
-      <w:r>
-        <w:t xml:space="preserve">Output locations (FAIR Data) and DOIs.</w:t>
-      </w:r>
-    </w:p>
-    <w:bookmarkEnd w:id="59"/>
-    <w:bookmarkStart w:id="60" w:name="map-optional"/>
-    <w:p>
-      <w:pPr>
-        <w:pStyle w:val="Heading1"/>
-      </w:pPr>
-      <w:r>
-        <w:t xml:space="preserve">Map (Optional)</w:t>
-      </w:r>
-    </w:p>
-    <w:p>
-      <w:pPr>
-        <w:pStyle w:val="FirstParagraph"/>
-      </w:pPr>
-      <w:r>
-        <w:t xml:space="preserve">Include maps or geospatial outputs if relevant.</w:t>
-      </w:r>
-    </w:p>
-    <w:bookmarkEnd w:id="60"/>
-    <w:bookmarkStart w:id="62" w:name="references"/>
-    <w:p>
-      <w:pPr>
-        <w:pStyle w:val="Heading1"/>
-      </w:pPr>
-      <w:r>
         <w:t xml:space="preserve">References</w:t>
       </w:r>
     </w:p>
-    <w:bookmarkStart w:id="61" w:name="refs"/>
-    <w:bookmarkEnd w:id="61"/>
-    <w:bookmarkEnd w:id="62"/>
-    <w:bookmarkStart w:id="63" w:name="appendix-optional"/>
-    <w:p>
-      <w:pPr>
-        <w:pStyle w:val="Heading1"/>
-      </w:pPr>
-      <w:r>
-        <w:t xml:space="preserve">Appendix (Optional)</w:t>
-      </w:r>
-    </w:p>
-    <w:p>
-      <w:pPr>
-        <w:pStyle w:val="FirstParagraph"/>
-      </w:pPr>
-      <w:r>
-        <w:t xml:space="preserve">Supplementary information, extended tables, code snippets.</w:t>
-      </w:r>
-    </w:p>
-    <w:bookmarkEnd w:id="63"/>
+    <w:bookmarkStart w:id="52" w:name="refs"/>
+    <w:bookmarkEnd w:id="52"/>
+    <w:bookmarkEnd w:id="53"/>
     <w:sectPr>
       <w:footerReference r:id="rId10" w:type="even"/>
       <w:footerReference r:id="rId11" w:type="default"/>
@@ -3845,9 +1266,6 @@
     <w:abstractNumId w:val="991"/>
   </w:num>
   <w:num w:numId="1006">
-    <w:abstractNumId w:val="991"/>
-  </w:num>
-  <w:num w:numId="1007">
     <w:abstractNumId w:val="991"/>
   </w:num>
 </w:numbering>

--- a/template-docx-report.docx
+++ b/template-docx-report.docx
@@ -276,13 +276,64 @@
       <w:pPr>
         <w:pStyle w:val="BodyText"/>
       </w:pPr>
+      <w:r>
+        <w:drawing>
+          <wp:inline>
+            <wp:extent cx="5727700" cy="815151"/>
+            <wp:effectExtent b="0" l="0" r="0" t="0"/>
+            <wp:docPr descr="" title="" id="46" name="Picture"/>
+            <a:graphic>
+              <a:graphicData uri="http://schemas.openxmlformats.org/drawingml/2006/picture">
+                <pic:pic>
+                  <pic:nvPicPr>
+                    <pic:cNvPr descr="_extensions/AAGI-AUS/aagi/assets/AAGI_SP_Logo_Block-Portrait.svg" id="47" name="Picture"/>
+                    <pic:cNvPicPr>
+                      <a:picLocks noChangeArrowheads="1" noChangeAspect="1"/>
+                    </pic:cNvPicPr>
+                  </pic:nvPicPr>
+                  <pic:blipFill>
+                    <a:blip r:embed="rId48">
+                      <a:extLst>
+                        <a:ext uri="{28A0092B-C50C-407E-A947-70E740481C1C}">
+                          <a14:useLocalDpi xmlns:a14="http://schemas.microsoft.com/office/drawing/2010/main" val="0"/>
+                        </a:ext>
+                        <a:ext uri="{96DAC541-7B7A-43D3-8B79-37D633B846F1}">
+                          <asvg:svgBlip xmlns:asvg="http://schemas.microsoft.com/office/drawing/2016/SVG/main" r:embed="rId45"/>
+                        </a:ext>
+                      </a:extLst>
+                    </a:blip>
+                    <a:stretch>
+                      <a:fillRect/>
+                    </a:stretch>
+                  </pic:blipFill>
+                  <pic:spPr bwMode="auto">
+                    <a:xfrm>
+                      <a:off x="0" y="0"/>
+                      <a:ext cx="5727700" cy="815151"/>
+                    </a:xfrm>
+                    <a:prstGeom prst="rect">
+                      <a:avLst/>
+                    </a:prstGeom>
+                    <a:noFill/>
+                    <a:ln w="9525">
+                      <a:noFill/>
+                      <a:headEnd/>
+                      <a:tailEnd/>
+                    </a:ln>
+                  </pic:spPr>
+                </pic:pic>
+              </a:graphicData>
+            </a:graphic>
+          </wp:inline>
+        </w:drawing>
+      </w:r>
     </w:p>
     <w:p>
       <w:r>
         <w:br w:type="page"/>
       </w:r>
     </w:p>
-    <w:bookmarkStart w:id="45" w:name="executive-summary"/>
+    <w:bookmarkStart w:id="49" w:name="executive-summary"/>
     <w:p>
       <w:pPr>
         <w:pStyle w:val="Heading1"/>
@@ -299,8 +350,8 @@
         <w:t xml:space="preserve">Concise summary of the work provided by AAGI and the primary findings.</w:t>
       </w:r>
     </w:p>
-    <w:bookmarkEnd w:id="45"/>
-    <w:bookmarkStart w:id="46" w:name="introduction"/>
+    <w:bookmarkEnd w:id="49"/>
+    <w:bookmarkStart w:id="50" w:name="introduction"/>
     <w:p>
       <w:pPr>
         <w:pStyle w:val="Heading1"/>
@@ -333,8 +384,8 @@
         <w:t xml:space="preserve">Background, context and rationale.</w:t>
       </w:r>
     </w:p>
-    <w:bookmarkEnd w:id="46"/>
-    <w:bookmarkStart w:id="47" w:name="experimental-trial-design"/>
+    <w:bookmarkEnd w:id="50"/>
+    <w:bookmarkStart w:id="51" w:name="experimental-trial-design"/>
     <w:p>
       <w:pPr>
         <w:pStyle w:val="Heading1"/>
@@ -367,8 +418,8 @@
         <w:t xml:space="preserve">Treatments, replicates, blocking, randomisation.</w:t>
       </w:r>
     </w:p>
-    <w:bookmarkEnd w:id="47"/>
-    <w:bookmarkStart w:id="48" w:name="exploratory-data-analysis-visualisation"/>
+    <w:bookmarkEnd w:id="51"/>
+    <w:bookmarkStart w:id="52" w:name="exploratory-data-analysis-visualisation"/>
     <w:p>
       <w:pPr>
         <w:pStyle w:val="Heading1"/>
@@ -389,8 +440,8 @@
         <w:t xml:space="preserve">Interpretation of key plots.</w:t>
       </w:r>
     </w:p>
-    <w:bookmarkEnd w:id="48"/>
-    <w:bookmarkStart w:id="49" w:name="methods"/>
+    <w:bookmarkEnd w:id="52"/>
+    <w:bookmarkStart w:id="53" w:name="methods"/>
     <w:p>
       <w:pPr>
         <w:pStyle w:val="Heading1"/>
@@ -411,8 +462,8 @@
         <w:t xml:space="preserve">Detailed procedures, software versions, pipeline commits.</w:t>
       </w:r>
     </w:p>
-    <w:bookmarkEnd w:id="49"/>
-    <w:bookmarkStart w:id="50" w:name="analysis"/>
+    <w:bookmarkEnd w:id="53"/>
+    <w:bookmarkStart w:id="54" w:name="analysis"/>
     <w:p>
       <w:pPr>
         <w:pStyle w:val="Heading1"/>
@@ -433,8 +484,8 @@
         <w:t xml:space="preserve">Statistical approaches and workflow.</w:t>
       </w:r>
     </w:p>
-    <w:bookmarkEnd w:id="50"/>
-    <w:bookmarkStart w:id="51" w:name="results-and-discussion"/>
+    <w:bookmarkEnd w:id="54"/>
+    <w:bookmarkStart w:id="55" w:name="results-and-discussion"/>
     <w:p>
       <w:pPr>
         <w:pStyle w:val="Heading1"/>
@@ -455,8 +506,8 @@
         <w:t xml:space="preserve">Main findings and implications.</w:t>
       </w:r>
     </w:p>
-    <w:bookmarkEnd w:id="51"/>
-    <w:bookmarkStart w:id="53" w:name="references"/>
+    <w:bookmarkEnd w:id="55"/>
+    <w:bookmarkStart w:id="57" w:name="references"/>
     <w:p>
       <w:pPr>
         <w:pStyle w:val="Heading1"/>
@@ -465,9 +516,9 @@
         <w:t xml:space="preserve">References</w:t>
       </w:r>
     </w:p>
-    <w:bookmarkStart w:id="52" w:name="refs"/>
-    <w:bookmarkEnd w:id="52"/>
-    <w:bookmarkEnd w:id="53"/>
+    <w:bookmarkStart w:id="56" w:name="refs"/>
+    <w:bookmarkEnd w:id="56"/>
+    <w:bookmarkEnd w:id="57"/>
     <w:sectPr>
       <w:footerReference r:id="rId10" w:type="even"/>
       <w:footerReference r:id="rId11" w:type="default"/>

--- a/template-docx-report.docx
+++ b/template-docx-report.docx
@@ -31,7 +31,7 @@
         <w:pStyle w:val="Date"/>
       </w:pPr>
       <w:r>
-        <w:t xml:space="preserve">June 16, 2026</w:t>
+        <w:t xml:space="preserve">June 17, 2026</w:t>
       </w:r>
     </w:p>
     <w:sdt>
